--- a/Manual_de_Usuario_VORTEX.docx
+++ b/Manual_de_Usuario_VORTEX.docx
@@ -2,7 +2,6 @@
 <file path=word/document.xml><?xml version="1.0" encoding="utf-8"?>
 <w:document xmlns:wpc="http://schemas.microsoft.com/office/word/2010/wordprocessingCanvas" xmlns:mo="http://schemas.microsoft.com/office/mac/office/2008/main" xmlns:mc="http://schemas.openxmlformats.org/markup-compatibility/2006" xmlns:mv="urn:schemas-microsoft-com:mac:vml" xmlns:o="urn:schemas-microsoft-com:office:office" xmlns:r="http://schemas.openxmlformats.org/officeDocument/2006/relationships" xmlns:m="http://schemas.openxmlformats.org/officeDocument/2006/math" xmlns:v="urn:schemas-microsoft-com:vml" xmlns:wp14="http://schemas.microsoft.com/office/word/2010/wordprocessingDrawing" xmlns:wp="http://schemas.openxmlformats.org/drawingml/2006/wordprocessingDrawing" xmlns:w10="urn:schemas-microsoft-com:office:word" xmlns:w="http://schemas.openxmlformats.org/wordprocessingml/2006/main" xmlns:w14="http://schemas.microsoft.com/office/word/2010/wordml" xmlns:wpg="http://schemas.microsoft.com/office/word/2010/wordprocessingGroup" xmlns:wpi="http://schemas.microsoft.com/office/word/2010/wordprocessingInk" xmlns:wne="http://schemas.microsoft.com/office/word/2006/wordml" xmlns:wps="http://schemas.microsoft.com/office/word/2010/wordprocessingShape" mc:Ignorable="w14 wp14">
   <w:body>
-    <w:p/>
     <w:p/>
     <w:p/>
     <w:p/>
@@ -59,6 +58,7 @@
     </w:p>
     <w:p>
       <w:pPr>
+        <w:spacing w:after="200"/>
         <w:jc w:val="center"/>
       </w:pPr>
       <w:r>
@@ -70,8 +70,18 @@
         <w:t>Guia de funcionamiento de los modulos Cliente y Administrador</w:t>
       </w:r>
     </w:p>
-    <w:p/>
-    <w:p/>
+    <w:p>
+      <w:pPr>
+        <w:jc w:val="center"/>
+      </w:pPr>
+      <w:r>
+        <w:rPr>
+          <w:color w:val="1584D8"/>
+          <w:sz w:val="19"/>
+        </w:rPr>
+        <w:t>Version en espanol  ·  English version included</w:t>
+      </w:r>
+    </w:p>
     <w:p/>
     <w:p/>
     <w:p/>
@@ -216,9 +226,9 @@
           <w:sz w:val="20"/>
         </w:rPr>
         <w:fldChar w:fldCharType="begin" w:dirty="true"/>
-        <w:instrText xml:space="preserve">TOC \o "1-2" \h \z \u</w:instrText>
+        <w:instrText xml:space="preserve">TOC \o "1-2" \h \z \u \b VERSION_ES</w:instrText>
         <w:fldChar w:fldCharType="separate"/>
-        <w:t>Seleccione esta tabla y presione F9 para generar el indice con numeros de pagina.</w:t>
+        <w:t>Seleccione esta tabla y presione F9 para generar el indice. / Select this table and press F9 to build the index.</w:t>
         <w:fldChar w:fldCharType="end"/>
       </w:r>
     </w:p>
@@ -226,6 +236,12 @@
       <w:r>
         <w:br w:type="page"/>
       </w:r>
+    </w:p>
+    <w:p>
+      <w:bookmarkStart w:id="101" w:name="VERSION_ES"/>
+      <w:pPr>
+        <w:spacing w:after="0"/>
+      </w:pPr>
     </w:p>
     <w:p>
       <w:pPr>
@@ -303,7 +319,7 @@
     </w:p>
     <w:p>
       <w:pPr>
-        <w:spacing w:after="200" w:before="0"/>
+        <w:spacing w:after="120" w:before="0"/>
       </w:pPr>
       <w:r>
         <w:rPr>
@@ -344,7 +360,7 @@
           </w:tcPr>
           <w:p>
             <w:pPr>
-              <w:spacing w:after="40" w:before="40"/>
+              <w:spacing w:before="40" w:after="40"/>
             </w:pPr>
             <w:r/>
             <w:r>
@@ -365,7 +381,7 @@
           </w:tcPr>
           <w:p>
             <w:pPr>
-              <w:spacing w:after="40" w:before="40"/>
+              <w:spacing w:before="40" w:after="40"/>
             </w:pPr>
             <w:r/>
             <w:r>
@@ -386,7 +402,7 @@
           </w:tcPr>
           <w:p>
             <w:pPr>
-              <w:spacing w:after="40" w:before="40"/>
+              <w:spacing w:before="40" w:after="40"/>
             </w:pPr>
             <w:r/>
             <w:r>
@@ -408,7 +424,7 @@
           </w:tcPr>
           <w:p>
             <w:pPr>
-              <w:spacing w:after="40" w:before="40"/>
+              <w:spacing w:before="40" w:after="40"/>
             </w:pPr>
             <w:r/>
             <w:r>
@@ -426,7 +442,7 @@
           </w:tcPr>
           <w:p>
             <w:pPr>
-              <w:spacing w:after="40" w:before="40"/>
+              <w:spacing w:before="40" w:after="40"/>
             </w:pPr>
             <w:r/>
             <w:r>
@@ -444,7 +460,7 @@
           </w:tcPr>
           <w:p>
             <w:pPr>
-              <w:spacing w:after="40" w:before="40"/>
+              <w:spacing w:before="40" w:after="40"/>
             </w:pPr>
             <w:r/>
             <w:r>
@@ -465,7 +481,7 @@
           </w:tcPr>
           <w:p>
             <w:pPr>
-              <w:spacing w:after="40" w:before="40"/>
+              <w:spacing w:before="40" w:after="40"/>
             </w:pPr>
             <w:r/>
             <w:r>
@@ -484,7 +500,7 @@
           </w:tcPr>
           <w:p>
             <w:pPr>
-              <w:spacing w:after="40" w:before="40"/>
+              <w:spacing w:before="40" w:after="40"/>
             </w:pPr>
             <w:r/>
             <w:r>
@@ -503,7 +519,7 @@
           </w:tcPr>
           <w:p>
             <w:pPr>
-              <w:spacing w:after="40" w:before="40"/>
+              <w:spacing w:before="40" w:after="40"/>
             </w:pPr>
             <w:r/>
             <w:r>
@@ -518,7 +534,7 @@
     </w:tbl>
     <w:p>
       <w:pPr>
-        <w:spacing w:after="80"/>
+        <w:spacing w:after="40" w:before="0"/>
       </w:pPr>
     </w:p>
     <w:p>
@@ -746,7 +762,7 @@
           </w:tcPr>
           <w:p>
             <w:pPr>
-              <w:spacing w:after="40" w:before="40"/>
+              <w:spacing w:before="40" w:after="40"/>
             </w:pPr>
             <w:r/>
             <w:r>
@@ -767,7 +783,7 @@
           </w:tcPr>
           <w:p>
             <w:pPr>
-              <w:spacing w:after="40" w:before="40"/>
+              <w:spacing w:before="40" w:after="40"/>
             </w:pPr>
             <w:r/>
             <w:r>
@@ -788,7 +804,7 @@
           </w:tcPr>
           <w:p>
             <w:pPr>
-              <w:spacing w:after="40" w:before="40"/>
+              <w:spacing w:before="40" w:after="40"/>
             </w:pPr>
             <w:r/>
             <w:r>
@@ -810,7 +826,7 @@
           </w:tcPr>
           <w:p>
             <w:pPr>
-              <w:spacing w:after="40" w:before="40"/>
+              <w:spacing w:before="40" w:after="40"/>
             </w:pPr>
             <w:r/>
             <w:r>
@@ -828,7 +844,7 @@
           </w:tcPr>
           <w:p>
             <w:pPr>
-              <w:spacing w:after="40" w:before="40"/>
+              <w:spacing w:before="40" w:after="40"/>
             </w:pPr>
             <w:r/>
             <w:r>
@@ -846,7 +862,7 @@
           </w:tcPr>
           <w:p>
             <w:pPr>
-              <w:spacing w:after="40" w:before="40"/>
+              <w:spacing w:before="40" w:after="40"/>
             </w:pPr>
             <w:r/>
             <w:r>
@@ -867,7 +883,7 @@
           </w:tcPr>
           <w:p>
             <w:pPr>
-              <w:spacing w:after="40" w:before="40"/>
+              <w:spacing w:before="40" w:after="40"/>
             </w:pPr>
             <w:r/>
             <w:r>
@@ -886,7 +902,7 @@
           </w:tcPr>
           <w:p>
             <w:pPr>
-              <w:spacing w:after="40" w:before="40"/>
+              <w:spacing w:before="40" w:after="40"/>
             </w:pPr>
             <w:r/>
             <w:r>
@@ -905,7 +921,7 @@
           </w:tcPr>
           <w:p>
             <w:pPr>
-              <w:spacing w:after="40" w:before="40"/>
+              <w:spacing w:before="40" w:after="40"/>
             </w:pPr>
             <w:r/>
             <w:r>
@@ -925,7 +941,7 @@
           </w:tcPr>
           <w:p>
             <w:pPr>
-              <w:spacing w:after="40" w:before="40"/>
+              <w:spacing w:before="40" w:after="40"/>
             </w:pPr>
             <w:r/>
             <w:r>
@@ -943,7 +959,7 @@
           </w:tcPr>
           <w:p>
             <w:pPr>
-              <w:spacing w:after="40" w:before="40"/>
+              <w:spacing w:before="40" w:after="40"/>
             </w:pPr>
             <w:r/>
             <w:r>
@@ -961,7 +977,7 @@
           </w:tcPr>
           <w:p>
             <w:pPr>
-              <w:spacing w:after="40" w:before="40"/>
+              <w:spacing w:before="40" w:after="40"/>
             </w:pPr>
             <w:r/>
             <w:r>
@@ -982,7 +998,7 @@
           </w:tcPr>
           <w:p>
             <w:pPr>
-              <w:spacing w:after="40" w:before="40"/>
+              <w:spacing w:before="40" w:after="40"/>
             </w:pPr>
             <w:r/>
             <w:r>
@@ -1001,7 +1017,7 @@
           </w:tcPr>
           <w:p>
             <w:pPr>
-              <w:spacing w:after="40" w:before="40"/>
+              <w:spacing w:before="40" w:after="40"/>
             </w:pPr>
             <w:r/>
             <w:r>
@@ -1020,7 +1036,7 @@
           </w:tcPr>
           <w:p>
             <w:pPr>
-              <w:spacing w:after="40" w:before="40"/>
+              <w:spacing w:before="40" w:after="40"/>
             </w:pPr>
             <w:r/>
             <w:r>
@@ -1035,7 +1051,7 @@
     </w:tbl>
     <w:p>
       <w:pPr>
-        <w:spacing w:after="80"/>
+        <w:spacing w:after="40" w:before="0"/>
       </w:pPr>
     </w:p>
     <w:p>
@@ -1122,7 +1138,7 @@
     </w:p>
     <w:p>
       <w:pPr>
-        <w:spacing w:after="120" w:before="120"/>
+        <w:spacing w:after="120" w:before="0"/>
       </w:pPr>
       <w:r>
         <w:rPr>
@@ -1157,7 +1173,7 @@
           </w:tcPr>
           <w:p>
             <w:pPr>
-              <w:spacing w:after="40" w:before="40"/>
+              <w:spacing w:before="40" w:after="40"/>
             </w:pPr>
             <w:r>
               <w:rPr>
@@ -1252,7 +1268,7 @@
           </w:tcPr>
           <w:p>
             <w:pPr>
-              <w:spacing w:after="40" w:before="40"/>
+              <w:spacing w:before="40" w:after="40"/>
             </w:pPr>
             <w:r/>
             <w:r>
@@ -1273,7 +1289,7 @@
           </w:tcPr>
           <w:p>
             <w:pPr>
-              <w:spacing w:after="40" w:before="40"/>
+              <w:spacing w:before="40" w:after="40"/>
             </w:pPr>
             <w:r/>
             <w:r>
@@ -1295,7 +1311,7 @@
           </w:tcPr>
           <w:p>
             <w:pPr>
-              <w:spacing w:after="40" w:before="40"/>
+              <w:spacing w:before="40" w:after="40"/>
             </w:pPr>
             <w:r/>
             <w:r>
@@ -1313,7 +1329,7 @@
           </w:tcPr>
           <w:p>
             <w:pPr>
-              <w:spacing w:after="40" w:before="40"/>
+              <w:spacing w:before="40" w:after="40"/>
             </w:pPr>
             <w:r/>
             <w:r>
@@ -1334,7 +1350,7 @@
           </w:tcPr>
           <w:p>
             <w:pPr>
-              <w:spacing w:after="40" w:before="40"/>
+              <w:spacing w:before="40" w:after="40"/>
             </w:pPr>
             <w:r/>
             <w:r>
@@ -1353,7 +1369,7 @@
           </w:tcPr>
           <w:p>
             <w:pPr>
-              <w:spacing w:after="40" w:before="40"/>
+              <w:spacing w:before="40" w:after="40"/>
             </w:pPr>
             <w:r/>
             <w:r>
@@ -1373,7 +1389,7 @@
           </w:tcPr>
           <w:p>
             <w:pPr>
-              <w:spacing w:after="40" w:before="40"/>
+              <w:spacing w:before="40" w:after="40"/>
             </w:pPr>
             <w:r/>
             <w:r>
@@ -1391,7 +1407,7 @@
           </w:tcPr>
           <w:p>
             <w:pPr>
-              <w:spacing w:after="40" w:before="40"/>
+              <w:spacing w:before="40" w:after="40"/>
             </w:pPr>
             <w:r/>
             <w:r>
@@ -1412,7 +1428,7 @@
           </w:tcPr>
           <w:p>
             <w:pPr>
-              <w:spacing w:after="40" w:before="40"/>
+              <w:spacing w:before="40" w:after="40"/>
             </w:pPr>
             <w:r/>
             <w:r>
@@ -1431,7 +1447,7 @@
           </w:tcPr>
           <w:p>
             <w:pPr>
-              <w:spacing w:after="40" w:before="40"/>
+              <w:spacing w:before="40" w:after="40"/>
             </w:pPr>
             <w:r/>
             <w:r>
@@ -1451,7 +1467,7 @@
     </w:p>
     <w:p>
       <w:pPr>
-        <w:spacing w:after="120" w:before="80"/>
+        <w:spacing w:after="120" w:before="0"/>
       </w:pPr>
       <w:r>
         <w:rPr>
@@ -1609,7 +1625,7 @@
           </w:tcPr>
           <w:p>
             <w:pPr>
-              <w:spacing w:after="40" w:before="40"/>
+              <w:spacing w:before="40" w:after="40"/>
             </w:pPr>
             <w:r/>
             <w:r>
@@ -1630,7 +1646,7 @@
           </w:tcPr>
           <w:p>
             <w:pPr>
-              <w:spacing w:after="40" w:before="40"/>
+              <w:spacing w:before="40" w:after="40"/>
             </w:pPr>
             <w:r/>
             <w:r>
@@ -1651,7 +1667,7 @@
           </w:tcPr>
           <w:p>
             <w:pPr>
-              <w:spacing w:after="40" w:before="40"/>
+              <w:spacing w:before="40" w:after="40"/>
             </w:pPr>
             <w:r/>
             <w:r>
@@ -1673,7 +1689,7 @@
           </w:tcPr>
           <w:p>
             <w:pPr>
-              <w:spacing w:after="40" w:before="40"/>
+              <w:spacing w:before="40" w:after="40"/>
             </w:pPr>
             <w:r/>
             <w:r>
@@ -1691,7 +1707,7 @@
           </w:tcPr>
           <w:p>
             <w:pPr>
-              <w:spacing w:after="40" w:before="40"/>
+              <w:spacing w:before="40" w:after="40"/>
             </w:pPr>
             <w:r/>
             <w:r>
@@ -1709,7 +1725,7 @@
           </w:tcPr>
           <w:p>
             <w:pPr>
-              <w:spacing w:after="40" w:before="40"/>
+              <w:spacing w:before="40" w:after="40"/>
             </w:pPr>
             <w:r/>
             <w:r>
@@ -1730,7 +1746,7 @@
           </w:tcPr>
           <w:p>
             <w:pPr>
-              <w:spacing w:after="40" w:before="40"/>
+              <w:spacing w:before="40" w:after="40"/>
             </w:pPr>
             <w:r/>
             <w:r>
@@ -1749,7 +1765,7 @@
           </w:tcPr>
           <w:p>
             <w:pPr>
-              <w:spacing w:after="40" w:before="40"/>
+              <w:spacing w:before="40" w:after="40"/>
             </w:pPr>
             <w:r/>
             <w:r>
@@ -1768,7 +1784,7 @@
           </w:tcPr>
           <w:p>
             <w:pPr>
-              <w:spacing w:after="40" w:before="40"/>
+              <w:spacing w:before="40" w:after="40"/>
             </w:pPr>
             <w:r/>
             <w:r>
@@ -1788,7 +1804,7 @@
           </w:tcPr>
           <w:p>
             <w:pPr>
-              <w:spacing w:after="40" w:before="40"/>
+              <w:spacing w:before="40" w:after="40"/>
             </w:pPr>
             <w:r/>
             <w:r>
@@ -1806,7 +1822,7 @@
           </w:tcPr>
           <w:p>
             <w:pPr>
-              <w:spacing w:after="40" w:before="40"/>
+              <w:spacing w:before="40" w:after="40"/>
             </w:pPr>
             <w:r/>
             <w:r>
@@ -1824,7 +1840,7 @@
           </w:tcPr>
           <w:p>
             <w:pPr>
-              <w:spacing w:after="40" w:before="40"/>
+              <w:spacing w:before="40" w:after="40"/>
             </w:pPr>
             <w:r/>
             <w:r>
@@ -1845,7 +1861,7 @@
           </w:tcPr>
           <w:p>
             <w:pPr>
-              <w:spacing w:after="40" w:before="40"/>
+              <w:spacing w:before="40" w:after="40"/>
             </w:pPr>
             <w:r/>
             <w:r>
@@ -1864,7 +1880,7 @@
           </w:tcPr>
           <w:p>
             <w:pPr>
-              <w:spacing w:after="40" w:before="40"/>
+              <w:spacing w:before="40" w:after="40"/>
             </w:pPr>
             <w:r/>
             <w:r>
@@ -1883,7 +1899,7 @@
           </w:tcPr>
           <w:p>
             <w:pPr>
-              <w:spacing w:after="40" w:before="40"/>
+              <w:spacing w:before="40" w:after="40"/>
             </w:pPr>
             <w:r/>
             <w:r>
@@ -1903,7 +1919,7 @@
     </w:p>
     <w:p>
       <w:pPr>
-        <w:spacing w:after="120" w:before="80"/>
+        <w:spacing w:after="120" w:before="0"/>
       </w:pPr>
       <w:r>
         <w:rPr>
@@ -1957,7 +1973,7 @@
           </w:tcPr>
           <w:p>
             <w:pPr>
-              <w:spacing w:after="40" w:before="40"/>
+              <w:spacing w:before="40" w:after="40"/>
             </w:pPr>
             <w:r/>
             <w:r>
@@ -1978,7 +1994,7 @@
           </w:tcPr>
           <w:p>
             <w:pPr>
-              <w:spacing w:after="40" w:before="40"/>
+              <w:spacing w:before="40" w:after="40"/>
             </w:pPr>
             <w:r/>
             <w:r>
@@ -2000,7 +2016,7 @@
           </w:tcPr>
           <w:p>
             <w:pPr>
-              <w:spacing w:after="40" w:before="40"/>
+              <w:spacing w:before="40" w:after="40"/>
             </w:pPr>
             <w:r/>
             <w:r>
@@ -2018,7 +2034,7 @@
           </w:tcPr>
           <w:p>
             <w:pPr>
-              <w:spacing w:after="40" w:before="40"/>
+              <w:spacing w:before="40" w:after="40"/>
             </w:pPr>
             <w:r/>
             <w:r>
@@ -2039,7 +2055,7 @@
           </w:tcPr>
           <w:p>
             <w:pPr>
-              <w:spacing w:after="40" w:before="40"/>
+              <w:spacing w:before="40" w:after="40"/>
             </w:pPr>
             <w:r/>
             <w:r>
@@ -2058,7 +2074,7 @@
           </w:tcPr>
           <w:p>
             <w:pPr>
-              <w:spacing w:after="40" w:before="40"/>
+              <w:spacing w:before="40" w:after="40"/>
             </w:pPr>
             <w:r/>
             <w:r>
@@ -2078,7 +2094,7 @@
           </w:tcPr>
           <w:p>
             <w:pPr>
-              <w:spacing w:after="40" w:before="40"/>
+              <w:spacing w:before="40" w:after="40"/>
             </w:pPr>
             <w:r/>
             <w:r>
@@ -2096,7 +2112,7 @@
           </w:tcPr>
           <w:p>
             <w:pPr>
-              <w:spacing w:after="40" w:before="40"/>
+              <w:spacing w:before="40" w:after="40"/>
             </w:pPr>
             <w:r/>
             <w:r>
@@ -2117,7 +2133,7 @@
           </w:tcPr>
           <w:p>
             <w:pPr>
-              <w:spacing w:after="40" w:before="40"/>
+              <w:spacing w:before="40" w:after="40"/>
             </w:pPr>
             <w:r/>
             <w:r>
@@ -2136,7 +2152,7 @@
           </w:tcPr>
           <w:p>
             <w:pPr>
-              <w:spacing w:after="40" w:before="40"/>
+              <w:spacing w:before="40" w:after="40"/>
             </w:pPr>
             <w:r/>
             <w:r>
@@ -2156,7 +2172,7 @@
           </w:tcPr>
           <w:p>
             <w:pPr>
-              <w:spacing w:after="40" w:before="40"/>
+              <w:spacing w:before="40" w:after="40"/>
             </w:pPr>
             <w:r/>
             <w:r>
@@ -2174,7 +2190,7 @@
           </w:tcPr>
           <w:p>
             <w:pPr>
-              <w:spacing w:after="40" w:before="40"/>
+              <w:spacing w:before="40" w:after="40"/>
             </w:pPr>
             <w:r/>
             <w:r>
@@ -2195,7 +2211,7 @@
           </w:tcPr>
           <w:p>
             <w:pPr>
-              <w:spacing w:after="40" w:before="40"/>
+              <w:spacing w:before="40" w:after="40"/>
             </w:pPr>
             <w:r/>
             <w:r>
@@ -2214,7 +2230,7 @@
           </w:tcPr>
           <w:p>
             <w:pPr>
-              <w:spacing w:after="40" w:before="40"/>
+              <w:spacing w:before="40" w:after="40"/>
             </w:pPr>
             <w:r/>
             <w:r>
@@ -2234,7 +2250,7 @@
     </w:p>
     <w:p>
       <w:pPr>
-        <w:spacing w:after="120" w:before="80"/>
+        <w:spacing w:after="120" w:before="0"/>
       </w:pPr>
       <w:r>
         <w:rPr>
@@ -2377,7 +2393,7 @@
           </w:tcPr>
           <w:p>
             <w:pPr>
-              <w:spacing w:after="40" w:before="40"/>
+              <w:spacing w:before="40" w:after="40"/>
             </w:pPr>
             <w:r/>
             <w:r>
@@ -2398,7 +2414,7 @@
           </w:tcPr>
           <w:p>
             <w:pPr>
-              <w:spacing w:after="40" w:before="40"/>
+              <w:spacing w:before="40" w:after="40"/>
             </w:pPr>
             <w:r/>
             <w:r>
@@ -2420,7 +2436,7 @@
           </w:tcPr>
           <w:p>
             <w:pPr>
-              <w:spacing w:after="40" w:before="40"/>
+              <w:spacing w:before="40" w:after="40"/>
             </w:pPr>
             <w:r/>
             <w:r>
@@ -2438,7 +2454,7 @@
           </w:tcPr>
           <w:p>
             <w:pPr>
-              <w:spacing w:after="40" w:before="40"/>
+              <w:spacing w:before="40" w:after="40"/>
             </w:pPr>
             <w:r/>
             <w:r>
@@ -2459,7 +2475,7 @@
           </w:tcPr>
           <w:p>
             <w:pPr>
-              <w:spacing w:after="40" w:before="40"/>
+              <w:spacing w:before="40" w:after="40"/>
             </w:pPr>
             <w:r/>
             <w:r>
@@ -2478,7 +2494,7 @@
           </w:tcPr>
           <w:p>
             <w:pPr>
-              <w:spacing w:after="40" w:before="40"/>
+              <w:spacing w:before="40" w:after="40"/>
             </w:pPr>
             <w:r/>
             <w:r>
@@ -2498,7 +2514,7 @@
           </w:tcPr>
           <w:p>
             <w:pPr>
-              <w:spacing w:after="40" w:before="40"/>
+              <w:spacing w:before="40" w:after="40"/>
             </w:pPr>
             <w:r/>
             <w:r>
@@ -2516,7 +2532,7 @@
           </w:tcPr>
           <w:p>
             <w:pPr>
-              <w:spacing w:after="40" w:before="40"/>
+              <w:spacing w:before="40" w:after="40"/>
             </w:pPr>
             <w:r/>
             <w:r>
@@ -2537,7 +2553,7 @@
           </w:tcPr>
           <w:p>
             <w:pPr>
-              <w:spacing w:after="40" w:before="40"/>
+              <w:spacing w:before="40" w:after="40"/>
             </w:pPr>
             <w:r/>
             <w:r>
@@ -2556,7 +2572,7 @@
           </w:tcPr>
           <w:p>
             <w:pPr>
-              <w:spacing w:after="40" w:before="40"/>
+              <w:spacing w:before="40" w:after="40"/>
             </w:pPr>
             <w:r/>
             <w:r>
@@ -2576,7 +2592,7 @@
           </w:tcPr>
           <w:p>
             <w:pPr>
-              <w:spacing w:after="40" w:before="40"/>
+              <w:spacing w:before="40" w:after="40"/>
             </w:pPr>
             <w:r/>
             <w:r>
@@ -2594,7 +2610,7 @@
           </w:tcPr>
           <w:p>
             <w:pPr>
-              <w:spacing w:after="40" w:before="40"/>
+              <w:spacing w:before="40" w:after="40"/>
             </w:pPr>
             <w:r/>
             <w:r>
@@ -2615,7 +2631,7 @@
           </w:tcPr>
           <w:p>
             <w:pPr>
-              <w:spacing w:after="40" w:before="40"/>
+              <w:spacing w:before="40" w:after="40"/>
             </w:pPr>
             <w:r/>
             <w:r>
@@ -2634,7 +2650,7 @@
           </w:tcPr>
           <w:p>
             <w:pPr>
-              <w:spacing w:after="40" w:before="40"/>
+              <w:spacing w:before="40" w:after="40"/>
             </w:pPr>
             <w:r/>
             <w:r>
@@ -2654,7 +2670,7 @@
           </w:tcPr>
           <w:p>
             <w:pPr>
-              <w:spacing w:after="40" w:before="40"/>
+              <w:spacing w:before="40" w:after="40"/>
             </w:pPr>
             <w:r/>
             <w:r>
@@ -2672,7 +2688,7 @@
           </w:tcPr>
           <w:p>
             <w:pPr>
-              <w:spacing w:after="40" w:before="40"/>
+              <w:spacing w:before="40" w:after="40"/>
             </w:pPr>
             <w:r/>
             <w:r>
@@ -2692,7 +2708,7 @@
     </w:p>
     <w:p>
       <w:pPr>
-        <w:spacing w:after="120" w:before="80"/>
+        <w:spacing w:after="120" w:before="0"/>
       </w:pPr>
       <w:r>
         <w:rPr>
@@ -2746,7 +2762,7 @@
           </w:tcPr>
           <w:p>
             <w:pPr>
-              <w:spacing w:after="40" w:before="40"/>
+              <w:spacing w:before="40" w:after="40"/>
             </w:pPr>
             <w:r/>
             <w:r>
@@ -2767,7 +2783,7 @@
           </w:tcPr>
           <w:p>
             <w:pPr>
-              <w:spacing w:after="40" w:before="40"/>
+              <w:spacing w:before="40" w:after="40"/>
             </w:pPr>
             <w:r/>
             <w:r>
@@ -2789,7 +2805,7 @@
           </w:tcPr>
           <w:p>
             <w:pPr>
-              <w:spacing w:after="40" w:before="40"/>
+              <w:spacing w:before="40" w:after="40"/>
             </w:pPr>
             <w:r/>
             <w:r>
@@ -2807,7 +2823,7 @@
           </w:tcPr>
           <w:p>
             <w:pPr>
-              <w:spacing w:after="40" w:before="40"/>
+              <w:spacing w:before="40" w:after="40"/>
             </w:pPr>
             <w:r/>
             <w:r>
@@ -2828,7 +2844,7 @@
           </w:tcPr>
           <w:p>
             <w:pPr>
-              <w:spacing w:after="40" w:before="40"/>
+              <w:spacing w:before="40" w:after="40"/>
             </w:pPr>
             <w:r/>
             <w:r>
@@ -2847,7 +2863,7 @@
           </w:tcPr>
           <w:p>
             <w:pPr>
-              <w:spacing w:after="40" w:before="40"/>
+              <w:spacing w:before="40" w:after="40"/>
             </w:pPr>
             <w:r/>
             <w:r>
@@ -2867,7 +2883,7 @@
           </w:tcPr>
           <w:p>
             <w:pPr>
-              <w:spacing w:after="40" w:before="40"/>
+              <w:spacing w:before="40" w:after="40"/>
             </w:pPr>
             <w:r/>
             <w:r>
@@ -2885,7 +2901,7 @@
           </w:tcPr>
           <w:p>
             <w:pPr>
-              <w:spacing w:after="40" w:before="40"/>
+              <w:spacing w:before="40" w:after="40"/>
             </w:pPr>
             <w:r/>
             <w:r>
@@ -2967,7 +2983,7 @@
           </w:tcPr>
           <w:p>
             <w:pPr>
-              <w:spacing w:after="40" w:before="40"/>
+              <w:spacing w:before="40" w:after="40"/>
             </w:pPr>
             <w:r/>
             <w:r>
@@ -2988,7 +3004,7 @@
           </w:tcPr>
           <w:p>
             <w:pPr>
-              <w:spacing w:after="40" w:before="40"/>
+              <w:spacing w:before="40" w:after="40"/>
             </w:pPr>
             <w:r/>
             <w:r>
@@ -3010,7 +3026,7 @@
           </w:tcPr>
           <w:p>
             <w:pPr>
-              <w:spacing w:after="40" w:before="40"/>
+              <w:spacing w:before="40" w:after="40"/>
             </w:pPr>
             <w:r/>
             <w:r>
@@ -3028,7 +3044,7 @@
           </w:tcPr>
           <w:p>
             <w:pPr>
-              <w:spacing w:after="40" w:before="40"/>
+              <w:spacing w:before="40" w:after="40"/>
             </w:pPr>
             <w:r/>
             <w:r>
@@ -3049,7 +3065,7 @@
           </w:tcPr>
           <w:p>
             <w:pPr>
-              <w:spacing w:after="40" w:before="40"/>
+              <w:spacing w:before="40" w:after="40"/>
             </w:pPr>
             <w:r/>
             <w:r>
@@ -3068,7 +3084,7 @@
           </w:tcPr>
           <w:p>
             <w:pPr>
-              <w:spacing w:after="40" w:before="40"/>
+              <w:spacing w:before="40" w:after="40"/>
             </w:pPr>
             <w:r/>
             <w:r>
@@ -3088,7 +3104,7 @@
           </w:tcPr>
           <w:p>
             <w:pPr>
-              <w:spacing w:after="40" w:before="40"/>
+              <w:spacing w:before="40" w:after="40"/>
             </w:pPr>
             <w:r/>
             <w:r>
@@ -3106,7 +3122,7 @@
           </w:tcPr>
           <w:p>
             <w:pPr>
-              <w:spacing w:after="40" w:before="40"/>
+              <w:spacing w:before="40" w:after="40"/>
             </w:pPr>
             <w:r/>
             <w:r>
@@ -3127,7 +3143,7 @@
           </w:tcPr>
           <w:p>
             <w:pPr>
-              <w:spacing w:after="40" w:before="40"/>
+              <w:spacing w:before="40" w:after="40"/>
             </w:pPr>
             <w:r/>
             <w:r>
@@ -3146,7 +3162,7 @@
           </w:tcPr>
           <w:p>
             <w:pPr>
-              <w:spacing w:after="40" w:before="40"/>
+              <w:spacing w:before="40" w:after="40"/>
             </w:pPr>
             <w:r/>
             <w:r>
@@ -3166,7 +3182,7 @@
           </w:tcPr>
           <w:p>
             <w:pPr>
-              <w:spacing w:after="40" w:before="40"/>
+              <w:spacing w:before="40" w:after="40"/>
             </w:pPr>
             <w:r/>
             <w:r>
@@ -3184,7 +3200,7 @@
           </w:tcPr>
           <w:p>
             <w:pPr>
-              <w:spacing w:after="40" w:before="40"/>
+              <w:spacing w:before="40" w:after="40"/>
             </w:pPr>
             <w:r/>
             <w:r>
@@ -3225,7 +3241,7 @@
           </w:tcPr>
           <w:p>
             <w:pPr>
-              <w:spacing w:after="40" w:before="40"/>
+              <w:spacing w:before="40" w:after="40"/>
             </w:pPr>
             <w:r>
               <w:rPr>
@@ -3382,7 +3398,7 @@
           </w:tcPr>
           <w:p>
             <w:pPr>
-              <w:spacing w:after="40" w:before="40"/>
+              <w:spacing w:before="40" w:after="40"/>
             </w:pPr>
             <w:r/>
             <w:r>
@@ -3403,7 +3419,7 @@
           </w:tcPr>
           <w:p>
             <w:pPr>
-              <w:spacing w:after="40" w:before="40"/>
+              <w:spacing w:before="40" w:after="40"/>
             </w:pPr>
             <w:r/>
             <w:r>
@@ -3425,7 +3441,7 @@
           </w:tcPr>
           <w:p>
             <w:pPr>
-              <w:spacing w:after="40" w:before="40"/>
+              <w:spacing w:before="40" w:after="40"/>
             </w:pPr>
             <w:r/>
             <w:r>
@@ -3443,7 +3459,7 @@
           </w:tcPr>
           <w:p>
             <w:pPr>
-              <w:spacing w:after="40" w:before="40"/>
+              <w:spacing w:before="40" w:after="40"/>
             </w:pPr>
             <w:r/>
             <w:r>
@@ -3464,7 +3480,7 @@
           </w:tcPr>
           <w:p>
             <w:pPr>
-              <w:spacing w:after="40" w:before="40"/>
+              <w:spacing w:before="40" w:after="40"/>
             </w:pPr>
             <w:r/>
             <w:r>
@@ -3483,7 +3499,7 @@
           </w:tcPr>
           <w:p>
             <w:pPr>
-              <w:spacing w:after="40" w:before="40"/>
+              <w:spacing w:before="40" w:after="40"/>
             </w:pPr>
             <w:r/>
             <w:r>
@@ -3503,7 +3519,7 @@
           </w:tcPr>
           <w:p>
             <w:pPr>
-              <w:spacing w:after="40" w:before="40"/>
+              <w:spacing w:before="40" w:after="40"/>
             </w:pPr>
             <w:r/>
             <w:r>
@@ -3521,7 +3537,7 @@
           </w:tcPr>
           <w:p>
             <w:pPr>
-              <w:spacing w:after="40" w:before="40"/>
+              <w:spacing w:before="40" w:after="40"/>
             </w:pPr>
             <w:r/>
             <w:r>
@@ -3542,7 +3558,7 @@
           </w:tcPr>
           <w:p>
             <w:pPr>
-              <w:spacing w:after="40" w:before="40"/>
+              <w:spacing w:before="40" w:after="40"/>
             </w:pPr>
             <w:r/>
             <w:r>
@@ -3561,7 +3577,7 @@
           </w:tcPr>
           <w:p>
             <w:pPr>
-              <w:spacing w:after="40" w:before="40"/>
+              <w:spacing w:before="40" w:after="40"/>
             </w:pPr>
             <w:r/>
             <w:r>
@@ -3581,7 +3597,7 @@
           </w:tcPr>
           <w:p>
             <w:pPr>
-              <w:spacing w:after="40" w:before="40"/>
+              <w:spacing w:before="40" w:after="40"/>
             </w:pPr>
             <w:r/>
             <w:r>
@@ -3599,7 +3615,7 @@
           </w:tcPr>
           <w:p>
             <w:pPr>
-              <w:spacing w:after="40" w:before="40"/>
+              <w:spacing w:before="40" w:after="40"/>
             </w:pPr>
             <w:r/>
             <w:r>
@@ -3619,7 +3635,7 @@
     </w:p>
     <w:p>
       <w:pPr>
-        <w:spacing w:after="120" w:before="80"/>
+        <w:spacing w:after="120" w:before="0"/>
       </w:pPr>
       <w:r>
         <w:rPr>
@@ -3647,13 +3663,13 @@
       <w:tr>
         <w:tc>
           <w:tcPr>
-            <w:tcW w:type="dxa" w:w="1728"/>
+            <w:tcW w:type="dxa" w:w="1584"/>
             <w:vAlign w:val="center"/>
             <w:shd w:val="clear" w:color="auto" w:fill="0F2233"/>
           </w:tcPr>
           <w:p>
             <w:pPr>
-              <w:spacing w:after="40" w:before="40"/>
+              <w:spacing w:before="40" w:after="40"/>
             </w:pPr>
             <w:r/>
             <w:r>
@@ -3668,13 +3684,13 @@
         </w:tc>
         <w:tc>
           <w:tcPr>
-            <w:tcW w:type="dxa" w:w="4320"/>
+            <w:tcW w:type="dxa" w:w="4464"/>
             <w:vAlign w:val="center"/>
             <w:shd w:val="clear" w:color="auto" w:fill="0F2233"/>
           </w:tcPr>
           <w:p>
             <w:pPr>
-              <w:spacing w:after="40" w:before="40"/>
+              <w:spacing w:before="40" w:after="40"/>
             </w:pPr>
             <w:r/>
             <w:r>
@@ -3695,7 +3711,7 @@
           </w:tcPr>
           <w:p>
             <w:pPr>
-              <w:spacing w:after="40" w:before="40"/>
+              <w:spacing w:before="40" w:after="40"/>
             </w:pPr>
             <w:r/>
             <w:r>
@@ -3716,7 +3732,7 @@
           </w:tcPr>
           <w:p>
             <w:pPr>
-              <w:spacing w:after="40" w:before="40"/>
+              <w:spacing w:before="40" w:after="40"/>
             </w:pPr>
             <w:r/>
             <w:r>
@@ -3733,48 +3749,48 @@
       <w:tr>
         <w:tc>
           <w:tcPr>
+            <w:tcW w:type="dxa" w:w="1584"/>
+            <w:vAlign w:val="center"/>
+          </w:tcPr>
+          <w:p>
+            <w:pPr>
+              <w:spacing w:before="40" w:after="40"/>
+            </w:pPr>
+            <w:r/>
+            <w:r>
+              <w:rPr>
+                <w:sz w:val="19"/>
+              </w:rPr>
+              <w:t>ABR-MAN</w:t>
+            </w:r>
+          </w:p>
+        </w:tc>
+        <w:tc>
+          <w:tcPr>
+            <w:tcW w:type="dxa" w:w="4464"/>
+            <w:vAlign w:val="center"/>
+          </w:tcPr>
+          <w:p>
+            <w:pPr>
+              <w:spacing w:before="40" w:after="40"/>
+            </w:pPr>
+            <w:r/>
+            <w:r>
+              <w:rPr>
+                <w:sz w:val="19"/>
+              </w:rPr>
+              <w:t>Abrazadera para manguera</w:t>
+            </w:r>
+          </w:p>
+        </w:tc>
+        <w:tc>
+          <w:tcPr>
             <w:tcW w:type="dxa" w:w="1728"/>
             <w:vAlign w:val="center"/>
           </w:tcPr>
           <w:p>
             <w:pPr>
-              <w:spacing w:after="40" w:before="40"/>
-            </w:pPr>
-            <w:r/>
-            <w:r>
-              <w:rPr>
-                <w:sz w:val="19"/>
-              </w:rPr>
-              <w:t>ABR-MAN</w:t>
-            </w:r>
-          </w:p>
-        </w:tc>
-        <w:tc>
-          <w:tcPr>
-            <w:tcW w:type="dxa" w:w="4320"/>
-            <w:vAlign w:val="center"/>
-          </w:tcPr>
-          <w:p>
-            <w:pPr>
-              <w:spacing w:after="40" w:before="40"/>
-            </w:pPr>
-            <w:r/>
-            <w:r>
-              <w:rPr>
-                <w:sz w:val="19"/>
-              </w:rPr>
-              <w:t>Abrazadera para manguera</w:t>
-            </w:r>
-          </w:p>
-        </w:tc>
-        <w:tc>
-          <w:tcPr>
-            <w:tcW w:type="dxa" w:w="1728"/>
-            <w:vAlign w:val="center"/>
-          </w:tcPr>
-          <w:p>
-            <w:pPr>
-              <w:spacing w:after="40" w:before="40"/>
+              <w:spacing w:before="40" w:after="40"/>
             </w:pPr>
             <w:r/>
             <w:r>
@@ -3792,7 +3808,7 @@
           </w:tcPr>
           <w:p>
             <w:pPr>
-              <w:spacing w:after="40" w:before="40"/>
+              <w:spacing w:before="40" w:after="40"/>
             </w:pPr>
             <w:r/>
             <w:r>
@@ -3807,70 +3823,70 @@
       <w:tr>
         <w:tc>
           <w:tcPr>
+            <w:tcW w:type="dxa" w:w="1584"/>
+            <w:vAlign w:val="center"/>
+            <w:shd w:val="clear" w:color="auto" w:fill="F7F9FB"/>
+          </w:tcPr>
+          <w:p>
+            <w:pPr>
+              <w:spacing w:before="40" w:after="40"/>
+            </w:pPr>
+            <w:r/>
+            <w:r>
+              <w:rPr>
+                <w:sz w:val="19"/>
+              </w:rPr>
+              <w:t>ARR-TER</w:t>
+            </w:r>
+          </w:p>
+        </w:tc>
+        <w:tc>
+          <w:tcPr>
+            <w:tcW w:type="dxa" w:w="4464"/>
+            <w:vAlign w:val="center"/>
+            <w:shd w:val="clear" w:color="auto" w:fill="F7F9FB"/>
+          </w:tcPr>
+          <w:p>
+            <w:pPr>
+              <w:spacing w:before="40" w:after="40"/>
+            </w:pPr>
+            <w:r/>
+            <w:r>
+              <w:rPr>
+                <w:sz w:val="19"/>
+              </w:rPr>
+              <w:t>Arrancador termico</w:t>
+            </w:r>
+          </w:p>
+        </w:tc>
+        <w:tc>
+          <w:tcPr>
             <w:tcW w:type="dxa" w:w="1728"/>
             <w:vAlign w:val="center"/>
             <w:shd w:val="clear" w:color="auto" w:fill="F7F9FB"/>
           </w:tcPr>
           <w:p>
             <w:pPr>
-              <w:spacing w:after="40" w:before="40"/>
-            </w:pPr>
-            <w:r/>
-            <w:r>
-              <w:rPr>
-                <w:sz w:val="19"/>
-              </w:rPr>
-              <w:t>ARR-TER</w:t>
-            </w:r>
-          </w:p>
-        </w:tc>
-        <w:tc>
-          <w:tcPr>
-            <w:tcW w:type="dxa" w:w="4320"/>
+              <w:spacing w:before="40" w:after="40"/>
+            </w:pPr>
+            <w:r/>
+            <w:r>
+              <w:rPr>
+                <w:sz w:val="19"/>
+              </w:rPr>
+              <w:t>$540.00</w:t>
+            </w:r>
+          </w:p>
+        </w:tc>
+        <w:tc>
+          <w:tcPr>
+            <w:tcW w:type="dxa" w:w="1440"/>
             <w:vAlign w:val="center"/>
             <w:shd w:val="clear" w:color="auto" w:fill="F7F9FB"/>
           </w:tcPr>
           <w:p>
             <w:pPr>
-              <w:spacing w:after="40" w:before="40"/>
-            </w:pPr>
-            <w:r/>
-            <w:r>
-              <w:rPr>
-                <w:sz w:val="19"/>
-              </w:rPr>
-              <w:t>Arrancador termico</w:t>
-            </w:r>
-          </w:p>
-        </w:tc>
-        <w:tc>
-          <w:tcPr>
-            <w:tcW w:type="dxa" w:w="1728"/>
-            <w:vAlign w:val="center"/>
-            <w:shd w:val="clear" w:color="auto" w:fill="F7F9FB"/>
-          </w:tcPr>
-          <w:p>
-            <w:pPr>
-              <w:spacing w:after="40" w:before="40"/>
-            </w:pPr>
-            <w:r/>
-            <w:r>
-              <w:rPr>
-                <w:sz w:val="19"/>
-              </w:rPr>
-              <w:t>$540.00</w:t>
-            </w:r>
-          </w:p>
-        </w:tc>
-        <w:tc>
-          <w:tcPr>
-            <w:tcW w:type="dxa" w:w="1440"/>
-            <w:vAlign w:val="center"/>
-            <w:shd w:val="clear" w:color="auto" w:fill="F7F9FB"/>
-          </w:tcPr>
-          <w:p>
-            <w:pPr>
-              <w:spacing w:after="40" w:before="40"/>
+              <w:spacing w:before="40" w:after="40"/>
             </w:pPr>
             <w:r/>
             <w:r>
@@ -3885,48 +3901,48 @@
       <w:tr>
         <w:tc>
           <w:tcPr>
+            <w:tcW w:type="dxa" w:w="1584"/>
+            <w:vAlign w:val="center"/>
+          </w:tcPr>
+          <w:p>
+            <w:pPr>
+              <w:spacing w:before="40" w:after="40"/>
+            </w:pPr>
+            <w:r/>
+            <w:r>
+              <w:rPr>
+                <w:sz w:val="19"/>
+              </w:rPr>
+              <w:t>BAT-100</w:t>
+            </w:r>
+          </w:p>
+        </w:tc>
+        <w:tc>
+          <w:tcPr>
+            <w:tcW w:type="dxa" w:w="4464"/>
+            <w:vAlign w:val="center"/>
+          </w:tcPr>
+          <w:p>
+            <w:pPr>
+              <w:spacing w:before="40" w:after="40"/>
+            </w:pPr>
+            <w:r/>
+            <w:r>
+              <w:rPr>
+                <w:sz w:val="19"/>
+              </w:rPr>
+              <w:t>Bateria ciclo profundo</w:t>
+            </w:r>
+          </w:p>
+        </w:tc>
+        <w:tc>
+          <w:tcPr>
             <w:tcW w:type="dxa" w:w="1728"/>
             <w:vAlign w:val="center"/>
           </w:tcPr>
           <w:p>
             <w:pPr>
-              <w:spacing w:after="40" w:before="40"/>
-            </w:pPr>
-            <w:r/>
-            <w:r>
-              <w:rPr>
-                <w:sz w:val="19"/>
-              </w:rPr>
-              <w:t>BAT-100</w:t>
-            </w:r>
-          </w:p>
-        </w:tc>
-        <w:tc>
-          <w:tcPr>
-            <w:tcW w:type="dxa" w:w="4320"/>
-            <w:vAlign w:val="center"/>
-          </w:tcPr>
-          <w:p>
-            <w:pPr>
-              <w:spacing w:after="40" w:before="40"/>
-            </w:pPr>
-            <w:r/>
-            <w:r>
-              <w:rPr>
-                <w:sz w:val="19"/>
-              </w:rPr>
-              <w:t>Bateria ciclo profundo</w:t>
-            </w:r>
-          </w:p>
-        </w:tc>
-        <w:tc>
-          <w:tcPr>
-            <w:tcW w:type="dxa" w:w="1728"/>
-            <w:vAlign w:val="center"/>
-          </w:tcPr>
-          <w:p>
-            <w:pPr>
-              <w:spacing w:after="40" w:before="40"/>
+              <w:spacing w:before="40" w:after="40"/>
             </w:pPr>
             <w:r/>
             <w:r>
@@ -3944,7 +3960,7 @@
           </w:tcPr>
           <w:p>
             <w:pPr>
-              <w:spacing w:after="40" w:before="40"/>
+              <w:spacing w:before="40" w:after="40"/>
             </w:pPr>
             <w:r/>
             <w:r>
@@ -3959,70 +3975,70 @@
       <w:tr>
         <w:tc>
           <w:tcPr>
+            <w:tcW w:type="dxa" w:w="1584"/>
+            <w:vAlign w:val="center"/>
+            <w:shd w:val="clear" w:color="auto" w:fill="F7F9FB"/>
+          </w:tcPr>
+          <w:p>
+            <w:pPr>
+              <w:spacing w:before="40" w:after="40"/>
+            </w:pPr>
+            <w:r/>
+            <w:r>
+              <w:rPr>
+                <w:sz w:val="19"/>
+              </w:rPr>
+              <w:t>BOM-100</w:t>
+            </w:r>
+          </w:p>
+        </w:tc>
+        <w:tc>
+          <w:tcPr>
+            <w:tcW w:type="dxa" w:w="4464"/>
+            <w:vAlign w:val="center"/>
+            <w:shd w:val="clear" w:color="auto" w:fill="F7F9FB"/>
+          </w:tcPr>
+          <w:p>
+            <w:pPr>
+              <w:spacing w:before="40" w:after="40"/>
+            </w:pPr>
+            <w:r/>
+            <w:r>
+              <w:rPr>
+                <w:sz w:val="19"/>
+              </w:rPr>
+              <w:t>Bomba centrifuga 1 HP</w:t>
+            </w:r>
+          </w:p>
+        </w:tc>
+        <w:tc>
+          <w:tcPr>
             <w:tcW w:type="dxa" w:w="1728"/>
             <w:vAlign w:val="center"/>
             <w:shd w:val="clear" w:color="auto" w:fill="F7F9FB"/>
           </w:tcPr>
           <w:p>
             <w:pPr>
-              <w:spacing w:after="40" w:before="40"/>
-            </w:pPr>
-            <w:r/>
-            <w:r>
-              <w:rPr>
-                <w:sz w:val="19"/>
-              </w:rPr>
-              <w:t>BOM-100</w:t>
-            </w:r>
-          </w:p>
-        </w:tc>
-        <w:tc>
-          <w:tcPr>
-            <w:tcW w:type="dxa" w:w="4320"/>
+              <w:spacing w:before="40" w:after="40"/>
+            </w:pPr>
+            <w:r/>
+            <w:r>
+              <w:rPr>
+                <w:sz w:val="19"/>
+              </w:rPr>
+              <w:t>$2,450.00</w:t>
+            </w:r>
+          </w:p>
+        </w:tc>
+        <w:tc>
+          <w:tcPr>
+            <w:tcW w:type="dxa" w:w="1440"/>
             <w:vAlign w:val="center"/>
             <w:shd w:val="clear" w:color="auto" w:fill="F7F9FB"/>
           </w:tcPr>
           <w:p>
             <w:pPr>
-              <w:spacing w:after="40" w:before="40"/>
-            </w:pPr>
-            <w:r/>
-            <w:r>
-              <w:rPr>
-                <w:sz w:val="19"/>
-              </w:rPr>
-              <w:t>Bomba centrifuga 1 HP</w:t>
-            </w:r>
-          </w:p>
-        </w:tc>
-        <w:tc>
-          <w:tcPr>
-            <w:tcW w:type="dxa" w:w="1728"/>
-            <w:vAlign w:val="center"/>
-            <w:shd w:val="clear" w:color="auto" w:fill="F7F9FB"/>
-          </w:tcPr>
-          <w:p>
-            <w:pPr>
-              <w:spacing w:after="40" w:before="40"/>
-            </w:pPr>
-            <w:r/>
-            <w:r>
-              <w:rPr>
-                <w:sz w:val="19"/>
-              </w:rPr>
-              <w:t>$2,450.00</w:t>
-            </w:r>
-          </w:p>
-        </w:tc>
-        <w:tc>
-          <w:tcPr>
-            <w:tcW w:type="dxa" w:w="1440"/>
-            <w:vAlign w:val="center"/>
-            <w:shd w:val="clear" w:color="auto" w:fill="F7F9FB"/>
-          </w:tcPr>
-          <w:p>
-            <w:pPr>
-              <w:spacing w:after="40" w:before="40"/>
+              <w:spacing w:before="40" w:after="40"/>
             </w:pPr>
             <w:r/>
             <w:r>
@@ -4037,48 +4053,48 @@
       <w:tr>
         <w:tc>
           <w:tcPr>
+            <w:tcW w:type="dxa" w:w="1584"/>
+            <w:vAlign w:val="center"/>
+          </w:tcPr>
+          <w:p>
+            <w:pPr>
+              <w:spacing w:before="40" w:after="40"/>
+            </w:pPr>
+            <w:r/>
+            <w:r>
+              <w:rPr>
+                <w:sz w:val="19"/>
+              </w:rPr>
+              <w:t>BOM-SOL2</w:t>
+            </w:r>
+          </w:p>
+        </w:tc>
+        <w:tc>
+          <w:tcPr>
+            <w:tcW w:type="dxa" w:w="4464"/>
+            <w:vAlign w:val="center"/>
+          </w:tcPr>
+          <w:p>
+            <w:pPr>
+              <w:spacing w:before="40" w:after="40"/>
+            </w:pPr>
+            <w:r/>
+            <w:r>
+              <w:rPr>
+                <w:sz w:val="19"/>
+              </w:rPr>
+              <w:t>Bomba solar sumergible</w:t>
+            </w:r>
+          </w:p>
+        </w:tc>
+        <w:tc>
+          <w:tcPr>
             <w:tcW w:type="dxa" w:w="1728"/>
             <w:vAlign w:val="center"/>
           </w:tcPr>
           <w:p>
             <w:pPr>
-              <w:spacing w:after="40" w:before="40"/>
-            </w:pPr>
-            <w:r/>
-            <w:r>
-              <w:rPr>
-                <w:sz w:val="19"/>
-              </w:rPr>
-              <w:t>BOM-SOL2</w:t>
-            </w:r>
-          </w:p>
-        </w:tc>
-        <w:tc>
-          <w:tcPr>
-            <w:tcW w:type="dxa" w:w="4320"/>
-            <w:vAlign w:val="center"/>
-          </w:tcPr>
-          <w:p>
-            <w:pPr>
-              <w:spacing w:after="40" w:before="40"/>
-            </w:pPr>
-            <w:r/>
-            <w:r>
-              <w:rPr>
-                <w:sz w:val="19"/>
-              </w:rPr>
-              <w:t>Bomba solar sumergible</w:t>
-            </w:r>
-          </w:p>
-        </w:tc>
-        <w:tc>
-          <w:tcPr>
-            <w:tcW w:type="dxa" w:w="1728"/>
-            <w:vAlign w:val="center"/>
-          </w:tcPr>
-          <w:p>
-            <w:pPr>
-              <w:spacing w:after="40" w:before="40"/>
+              <w:spacing w:before="40" w:after="40"/>
             </w:pPr>
             <w:r/>
             <w:r>
@@ -4096,7 +4112,7 @@
           </w:tcPr>
           <w:p>
             <w:pPr>
-              <w:spacing w:after="40" w:before="40"/>
+              <w:spacing w:before="40" w:after="40"/>
             </w:pPr>
             <w:r/>
             <w:r>
@@ -4142,7 +4158,7 @@
           </w:tcPr>
           <w:p>
             <w:pPr>
-              <w:spacing w:after="40" w:before="40"/>
+              <w:spacing w:before="40" w:after="40"/>
             </w:pPr>
             <w:r/>
             <w:r>
@@ -4163,7 +4179,7 @@
           </w:tcPr>
           <w:p>
             <w:pPr>
-              <w:spacing w:after="40" w:before="40"/>
+              <w:spacing w:before="40" w:after="40"/>
             </w:pPr>
             <w:r/>
             <w:r>
@@ -4185,7 +4201,7 @@
           </w:tcPr>
           <w:p>
             <w:pPr>
-              <w:spacing w:after="40" w:before="40"/>
+              <w:spacing w:before="40" w:after="40"/>
             </w:pPr>
             <w:r/>
             <w:r>
@@ -4203,7 +4219,7 @@
           </w:tcPr>
           <w:p>
             <w:pPr>
-              <w:spacing w:after="40" w:before="40"/>
+              <w:spacing w:before="40" w:after="40"/>
             </w:pPr>
             <w:r/>
             <w:r>
@@ -4224,7 +4240,7 @@
           </w:tcPr>
           <w:p>
             <w:pPr>
-              <w:spacing w:after="40" w:before="40"/>
+              <w:spacing w:before="40" w:after="40"/>
             </w:pPr>
             <w:r/>
             <w:r>
@@ -4243,7 +4259,7 @@
           </w:tcPr>
           <w:p>
             <w:pPr>
-              <w:spacing w:after="40" w:before="40"/>
+              <w:spacing w:before="40" w:after="40"/>
             </w:pPr>
             <w:r/>
             <w:r>
@@ -4263,7 +4279,7 @@
           </w:tcPr>
           <w:p>
             <w:pPr>
-              <w:spacing w:after="40" w:before="40"/>
+              <w:spacing w:before="40" w:after="40"/>
             </w:pPr>
             <w:r/>
             <w:r>
@@ -4281,7 +4297,7 @@
           </w:tcPr>
           <w:p>
             <w:pPr>
-              <w:spacing w:after="40" w:before="40"/>
+              <w:spacing w:before="40" w:after="40"/>
             </w:pPr>
             <w:r/>
             <w:r>
@@ -4322,7 +4338,7 @@
           </w:tcPr>
           <w:p>
             <w:pPr>
-              <w:spacing w:after="40" w:before="40"/>
+              <w:spacing w:before="40" w:after="40"/>
             </w:pPr>
             <w:r>
               <w:rPr>
@@ -4480,7 +4496,7 @@
           </w:tcPr>
           <w:p>
             <w:pPr>
-              <w:spacing w:after="40" w:before="40"/>
+              <w:spacing w:before="40" w:after="40"/>
             </w:pPr>
             <w:r/>
             <w:r>
@@ -4501,7 +4517,7 @@
           </w:tcPr>
           <w:p>
             <w:pPr>
-              <w:spacing w:after="40" w:before="40"/>
+              <w:spacing w:before="40" w:after="40"/>
             </w:pPr>
             <w:r/>
             <w:r>
@@ -4522,7 +4538,7 @@
           </w:tcPr>
           <w:p>
             <w:pPr>
-              <w:spacing w:after="40" w:before="40"/>
+              <w:spacing w:before="40" w:after="40"/>
             </w:pPr>
             <w:r/>
             <w:r>
@@ -4544,7 +4560,7 @@
           </w:tcPr>
           <w:p>
             <w:pPr>
-              <w:spacing w:after="40" w:before="40"/>
+              <w:spacing w:before="40" w:after="40"/>
             </w:pPr>
             <w:r/>
             <w:r>
@@ -4562,7 +4578,7 @@
           </w:tcPr>
           <w:p>
             <w:pPr>
-              <w:spacing w:after="40" w:before="40"/>
+              <w:spacing w:before="40" w:after="40"/>
             </w:pPr>
             <w:r/>
             <w:r>
@@ -4580,7 +4596,7 @@
           </w:tcPr>
           <w:p>
             <w:pPr>
-              <w:spacing w:after="40" w:before="40"/>
+              <w:spacing w:before="40" w:after="40"/>
             </w:pPr>
             <w:r/>
             <w:r>
@@ -4601,7 +4617,7 @@
           </w:tcPr>
           <w:p>
             <w:pPr>
-              <w:spacing w:after="40" w:before="40"/>
+              <w:spacing w:before="40" w:after="40"/>
             </w:pPr>
             <w:r/>
             <w:r>
@@ -4620,7 +4636,7 @@
           </w:tcPr>
           <w:p>
             <w:pPr>
-              <w:spacing w:after="40" w:before="40"/>
+              <w:spacing w:before="40" w:after="40"/>
             </w:pPr>
             <w:r/>
             <w:r>
@@ -4639,7 +4655,7 @@
           </w:tcPr>
           <w:p>
             <w:pPr>
-              <w:spacing w:after="40" w:before="40"/>
+              <w:spacing w:before="40" w:after="40"/>
             </w:pPr>
             <w:r/>
             <w:r>
@@ -4659,7 +4675,7 @@
           </w:tcPr>
           <w:p>
             <w:pPr>
-              <w:spacing w:after="40" w:before="40"/>
+              <w:spacing w:before="40" w:after="40"/>
             </w:pPr>
             <w:r/>
             <w:r>
@@ -4677,7 +4693,7 @@
           </w:tcPr>
           <w:p>
             <w:pPr>
-              <w:spacing w:after="40" w:before="40"/>
+              <w:spacing w:before="40" w:after="40"/>
             </w:pPr>
             <w:r/>
             <w:r>
@@ -4695,7 +4711,7 @@
           </w:tcPr>
           <w:p>
             <w:pPr>
-              <w:spacing w:after="40" w:before="40"/>
+              <w:spacing w:before="40" w:after="40"/>
             </w:pPr>
             <w:r/>
             <w:r>
@@ -4716,7 +4732,7 @@
           </w:tcPr>
           <w:p>
             <w:pPr>
-              <w:spacing w:after="40" w:before="40"/>
+              <w:spacing w:before="40" w:after="40"/>
             </w:pPr>
             <w:r/>
             <w:r>
@@ -4735,7 +4751,7 @@
           </w:tcPr>
           <w:p>
             <w:pPr>
-              <w:spacing w:after="40" w:before="40"/>
+              <w:spacing w:before="40" w:after="40"/>
             </w:pPr>
             <w:r/>
             <w:r>
@@ -4754,7 +4770,7 @@
           </w:tcPr>
           <w:p>
             <w:pPr>
-              <w:spacing w:after="40" w:before="40"/>
+              <w:spacing w:before="40" w:after="40"/>
             </w:pPr>
             <w:r/>
             <w:r>
@@ -4774,7 +4790,7 @@
     </w:p>
     <w:p>
       <w:pPr>
-        <w:spacing w:after="120" w:before="80"/>
+        <w:spacing w:after="120" w:before="0"/>
       </w:pPr>
       <w:r>
         <w:rPr>
@@ -4829,7 +4845,7 @@
           </w:tcPr>
           <w:p>
             <w:pPr>
-              <w:spacing w:after="40" w:before="40"/>
+              <w:spacing w:before="40" w:after="40"/>
             </w:pPr>
             <w:r/>
             <w:r>
@@ -4850,7 +4866,7 @@
           </w:tcPr>
           <w:p>
             <w:pPr>
-              <w:spacing w:after="40" w:before="40"/>
+              <w:spacing w:before="40" w:after="40"/>
             </w:pPr>
             <w:r/>
             <w:r>
@@ -4871,7 +4887,7 @@
           </w:tcPr>
           <w:p>
             <w:pPr>
-              <w:spacing w:after="40" w:before="40"/>
+              <w:spacing w:before="40" w:after="40"/>
             </w:pPr>
             <w:r/>
             <w:r>
@@ -4893,7 +4909,7 @@
           </w:tcPr>
           <w:p>
             <w:pPr>
-              <w:spacing w:after="40" w:before="40"/>
+              <w:spacing w:before="40" w:after="40"/>
             </w:pPr>
             <w:r/>
             <w:r>
@@ -4911,7 +4927,7 @@
           </w:tcPr>
           <w:p>
             <w:pPr>
-              <w:spacing w:after="40" w:before="40"/>
+              <w:spacing w:before="40" w:after="40"/>
             </w:pPr>
             <w:r/>
             <w:r>
@@ -4929,7 +4945,7 @@
           </w:tcPr>
           <w:p>
             <w:pPr>
-              <w:spacing w:after="40" w:before="40"/>
+              <w:spacing w:before="40" w:after="40"/>
             </w:pPr>
             <w:r/>
             <w:r>
@@ -4950,7 +4966,7 @@
           </w:tcPr>
           <w:p>
             <w:pPr>
-              <w:spacing w:after="40" w:before="40"/>
+              <w:spacing w:before="40" w:after="40"/>
             </w:pPr>
             <w:r/>
             <w:r>
@@ -4969,7 +4985,7 @@
           </w:tcPr>
           <w:p>
             <w:pPr>
-              <w:spacing w:after="40" w:before="40"/>
+              <w:spacing w:before="40" w:after="40"/>
             </w:pPr>
             <w:r/>
             <w:r>
@@ -4988,7 +5004,7 @@
           </w:tcPr>
           <w:p>
             <w:pPr>
-              <w:spacing w:after="40" w:before="40"/>
+              <w:spacing w:before="40" w:after="40"/>
             </w:pPr>
             <w:r/>
             <w:r>
@@ -5008,7 +5024,7 @@
           </w:tcPr>
           <w:p>
             <w:pPr>
-              <w:spacing w:after="40" w:before="40"/>
+              <w:spacing w:before="40" w:after="40"/>
             </w:pPr>
             <w:r/>
             <w:r>
@@ -5026,7 +5042,7 @@
           </w:tcPr>
           <w:p>
             <w:pPr>
-              <w:spacing w:after="40" w:before="40"/>
+              <w:spacing w:before="40" w:after="40"/>
             </w:pPr>
             <w:r/>
             <w:r>
@@ -5044,7 +5060,7 @@
           </w:tcPr>
           <w:p>
             <w:pPr>
-              <w:spacing w:after="40" w:before="40"/>
+              <w:spacing w:before="40" w:after="40"/>
             </w:pPr>
             <w:r/>
             <w:r>
@@ -5064,7 +5080,7 @@
     </w:p>
     <w:p>
       <w:pPr>
-        <w:spacing w:after="120" w:before="80"/>
+        <w:spacing w:after="120" w:before="0"/>
       </w:pPr>
       <w:r>
         <w:rPr>
@@ -5119,7 +5135,7 @@
           </w:tcPr>
           <w:p>
             <w:pPr>
-              <w:spacing w:after="40" w:before="40"/>
+              <w:spacing w:before="40" w:after="40"/>
             </w:pPr>
             <w:r/>
             <w:r>
@@ -5140,7 +5156,7 @@
           </w:tcPr>
           <w:p>
             <w:pPr>
-              <w:spacing w:after="40" w:before="40"/>
+              <w:spacing w:before="40" w:after="40"/>
             </w:pPr>
             <w:r/>
             <w:r>
@@ -5161,7 +5177,7 @@
           </w:tcPr>
           <w:p>
             <w:pPr>
-              <w:spacing w:after="40" w:before="40"/>
+              <w:spacing w:before="40" w:after="40"/>
             </w:pPr>
             <w:r/>
             <w:r>
@@ -5183,7 +5199,7 @@
           </w:tcPr>
           <w:p>
             <w:pPr>
-              <w:spacing w:after="40" w:before="40"/>
+              <w:spacing w:before="40" w:after="40"/>
             </w:pPr>
             <w:r/>
             <w:r>
@@ -5201,7 +5217,7 @@
           </w:tcPr>
           <w:p>
             <w:pPr>
-              <w:spacing w:after="40" w:before="40"/>
+              <w:spacing w:before="40" w:after="40"/>
             </w:pPr>
             <w:r/>
             <w:r>
@@ -5219,7 +5235,7 @@
           </w:tcPr>
           <w:p>
             <w:pPr>
-              <w:spacing w:after="40" w:before="40"/>
+              <w:spacing w:before="40" w:after="40"/>
             </w:pPr>
             <w:r/>
             <w:r>
@@ -5240,7 +5256,7 @@
           </w:tcPr>
           <w:p>
             <w:pPr>
-              <w:spacing w:after="40" w:before="40"/>
+              <w:spacing w:before="40" w:after="40"/>
             </w:pPr>
             <w:r/>
             <w:r>
@@ -5259,7 +5275,7 @@
           </w:tcPr>
           <w:p>
             <w:pPr>
-              <w:spacing w:after="40" w:before="40"/>
+              <w:spacing w:before="40" w:after="40"/>
             </w:pPr>
             <w:r/>
             <w:r>
@@ -5278,7 +5294,7 @@
           </w:tcPr>
           <w:p>
             <w:pPr>
-              <w:spacing w:after="40" w:before="40"/>
+              <w:spacing w:before="40" w:after="40"/>
             </w:pPr>
             <w:r/>
             <w:r>
@@ -5339,7 +5355,7 @@
           </w:tcPr>
           <w:p>
             <w:pPr>
-              <w:spacing w:after="40" w:before="40"/>
+              <w:spacing w:before="40" w:after="40"/>
             </w:pPr>
             <w:r/>
             <w:r>
@@ -5360,7 +5376,7 @@
           </w:tcPr>
           <w:p>
             <w:pPr>
-              <w:spacing w:after="40" w:before="40"/>
+              <w:spacing w:before="40" w:after="40"/>
             </w:pPr>
             <w:r/>
             <w:r>
@@ -5381,7 +5397,7 @@
           </w:tcPr>
           <w:p>
             <w:pPr>
-              <w:spacing w:after="40" w:before="40"/>
+              <w:spacing w:before="40" w:after="40"/>
             </w:pPr>
             <w:r/>
             <w:r>
@@ -5403,7 +5419,7 @@
           </w:tcPr>
           <w:p>
             <w:pPr>
-              <w:spacing w:after="40" w:before="40"/>
+              <w:spacing w:before="40" w:after="40"/>
             </w:pPr>
             <w:r/>
             <w:r>
@@ -5421,7 +5437,7 @@
           </w:tcPr>
           <w:p>
             <w:pPr>
-              <w:spacing w:after="40" w:before="40"/>
+              <w:spacing w:before="40" w:after="40"/>
             </w:pPr>
             <w:r/>
             <w:r>
@@ -5439,7 +5455,7 @@
           </w:tcPr>
           <w:p>
             <w:pPr>
-              <w:spacing w:after="40" w:before="40"/>
+              <w:spacing w:before="40" w:after="40"/>
             </w:pPr>
             <w:r/>
             <w:r>
@@ -5460,7 +5476,7 @@
           </w:tcPr>
           <w:p>
             <w:pPr>
-              <w:spacing w:after="40" w:before="40"/>
+              <w:spacing w:before="40" w:after="40"/>
             </w:pPr>
             <w:r/>
             <w:r>
@@ -5479,7 +5495,7 @@
           </w:tcPr>
           <w:p>
             <w:pPr>
-              <w:spacing w:after="40" w:before="40"/>
+              <w:spacing w:before="40" w:after="40"/>
             </w:pPr>
             <w:r/>
             <w:r>
@@ -5498,7 +5514,7 @@
           </w:tcPr>
           <w:p>
             <w:pPr>
-              <w:spacing w:after="40" w:before="40"/>
+              <w:spacing w:before="40" w:after="40"/>
             </w:pPr>
             <w:r/>
             <w:r>
@@ -5586,7 +5602,7 @@
           </w:tcPr>
           <w:p>
             <w:pPr>
-              <w:spacing w:after="40" w:before="40"/>
+              <w:spacing w:before="40" w:after="40"/>
             </w:pPr>
             <w:r/>
             <w:r>
@@ -5607,7 +5623,7 @@
           </w:tcPr>
           <w:p>
             <w:pPr>
-              <w:spacing w:after="40" w:before="40"/>
+              <w:spacing w:before="40" w:after="40"/>
             </w:pPr>
             <w:r/>
             <w:r>
@@ -5628,7 +5644,7 @@
           </w:tcPr>
           <w:p>
             <w:pPr>
-              <w:spacing w:after="40" w:before="40"/>
+              <w:spacing w:before="40" w:after="40"/>
             </w:pPr>
             <w:r/>
             <w:r>
@@ -5650,7 +5666,7 @@
           </w:tcPr>
           <w:p>
             <w:pPr>
-              <w:spacing w:after="40" w:before="40"/>
+              <w:spacing w:before="40" w:after="40"/>
             </w:pPr>
             <w:r/>
             <w:r>
@@ -5668,7 +5684,7 @@
           </w:tcPr>
           <w:p>
             <w:pPr>
-              <w:spacing w:after="40" w:before="40"/>
+              <w:spacing w:before="40" w:after="40"/>
             </w:pPr>
             <w:r/>
             <w:r>
@@ -5686,7 +5702,7 @@
           </w:tcPr>
           <w:p>
             <w:pPr>
-              <w:spacing w:after="40" w:before="40"/>
+              <w:spacing w:before="40" w:after="40"/>
             </w:pPr>
             <w:r/>
             <w:r>
@@ -5707,7 +5723,7 @@
           </w:tcPr>
           <w:p>
             <w:pPr>
-              <w:spacing w:after="40" w:before="40"/>
+              <w:spacing w:before="40" w:after="40"/>
             </w:pPr>
             <w:r/>
             <w:r>
@@ -5726,7 +5742,7 @@
           </w:tcPr>
           <w:p>
             <w:pPr>
-              <w:spacing w:after="40" w:before="40"/>
+              <w:spacing w:before="40" w:after="40"/>
             </w:pPr>
             <w:r/>
             <w:r>
@@ -5745,7 +5761,7 @@
           </w:tcPr>
           <w:p>
             <w:pPr>
-              <w:spacing w:after="40" w:before="40"/>
+              <w:spacing w:before="40" w:after="40"/>
             </w:pPr>
             <w:r/>
             <w:r>
@@ -5765,7 +5781,7 @@
           </w:tcPr>
           <w:p>
             <w:pPr>
-              <w:spacing w:after="40" w:before="40"/>
+              <w:spacing w:before="40" w:after="40"/>
             </w:pPr>
             <w:r/>
             <w:r>
@@ -5783,7 +5799,7 @@
           </w:tcPr>
           <w:p>
             <w:pPr>
-              <w:spacing w:after="40" w:before="40"/>
+              <w:spacing w:before="40" w:after="40"/>
             </w:pPr>
             <w:r/>
             <w:r>
@@ -5801,7 +5817,7 @@
           </w:tcPr>
           <w:p>
             <w:pPr>
-              <w:spacing w:after="40" w:before="40"/>
+              <w:spacing w:before="40" w:after="40"/>
             </w:pPr>
             <w:r/>
             <w:r>
@@ -5822,7 +5838,7 @@
           </w:tcPr>
           <w:p>
             <w:pPr>
-              <w:spacing w:after="40" w:before="40"/>
+              <w:spacing w:before="40" w:after="40"/>
             </w:pPr>
             <w:r/>
             <w:r>
@@ -5841,7 +5857,7 @@
           </w:tcPr>
           <w:p>
             <w:pPr>
-              <w:spacing w:after="40" w:before="40"/>
+              <w:spacing w:before="40" w:after="40"/>
             </w:pPr>
             <w:r/>
             <w:r>
@@ -5860,7 +5876,7 @@
           </w:tcPr>
           <w:p>
             <w:pPr>
-              <w:spacing w:after="40" w:before="40"/>
+              <w:spacing w:before="40" w:after="40"/>
             </w:pPr>
             <w:r/>
             <w:r>
@@ -5880,7 +5896,7 @@
           </w:tcPr>
           <w:p>
             <w:pPr>
-              <w:spacing w:after="40" w:before="40"/>
+              <w:spacing w:before="40" w:after="40"/>
             </w:pPr>
             <w:r/>
             <w:r>
@@ -5898,7 +5914,7 @@
           </w:tcPr>
           <w:p>
             <w:pPr>
-              <w:spacing w:after="40" w:before="40"/>
+              <w:spacing w:before="40" w:after="40"/>
             </w:pPr>
             <w:r/>
             <w:r>
@@ -5916,7 +5932,7 @@
           </w:tcPr>
           <w:p>
             <w:pPr>
-              <w:spacing w:after="40" w:before="40"/>
+              <w:spacing w:before="40" w:after="40"/>
             </w:pPr>
             <w:r/>
             <w:r>
@@ -5937,7 +5953,7 @@
           </w:tcPr>
           <w:p>
             <w:pPr>
-              <w:spacing w:after="40" w:before="40"/>
+              <w:spacing w:before="40" w:after="40"/>
             </w:pPr>
             <w:r/>
             <w:r>
@@ -5956,7 +5972,7 @@
           </w:tcPr>
           <w:p>
             <w:pPr>
-              <w:spacing w:after="40" w:before="40"/>
+              <w:spacing w:before="40" w:after="40"/>
             </w:pPr>
             <w:r/>
             <w:r>
@@ -5975,7 +5991,7 @@
           </w:tcPr>
           <w:p>
             <w:pPr>
-              <w:spacing w:after="40" w:before="40"/>
+              <w:spacing w:before="40" w:after="40"/>
             </w:pPr>
             <w:r/>
             <w:r>
@@ -6021,7 +6037,7 @@
           </w:tcPr>
           <w:p>
             <w:pPr>
-              <w:spacing w:after="40" w:before="40"/>
+              <w:spacing w:before="40" w:after="40"/>
             </w:pPr>
             <w:r/>
             <w:r>
@@ -6042,7 +6058,7 @@
           </w:tcPr>
           <w:p>
             <w:pPr>
-              <w:spacing w:after="40" w:before="40"/>
+              <w:spacing w:before="40" w:after="40"/>
             </w:pPr>
             <w:r/>
             <w:r>
@@ -6064,7 +6080,7 @@
           </w:tcPr>
           <w:p>
             <w:pPr>
-              <w:spacing w:after="40" w:before="40"/>
+              <w:spacing w:before="40" w:after="40"/>
             </w:pPr>
             <w:r/>
             <w:r>
@@ -6082,7 +6098,7 @@
           </w:tcPr>
           <w:p>
             <w:pPr>
-              <w:spacing w:after="40" w:before="40"/>
+              <w:spacing w:before="40" w:after="40"/>
             </w:pPr>
             <w:r/>
             <w:r>
@@ -6103,7 +6119,7 @@
           </w:tcPr>
           <w:p>
             <w:pPr>
-              <w:spacing w:after="40" w:before="40"/>
+              <w:spacing w:before="40" w:after="40"/>
             </w:pPr>
             <w:r/>
             <w:r>
@@ -6122,7 +6138,7 @@
           </w:tcPr>
           <w:p>
             <w:pPr>
-              <w:spacing w:after="40" w:before="40"/>
+              <w:spacing w:before="40" w:after="40"/>
             </w:pPr>
             <w:r/>
             <w:r>
@@ -6142,7 +6158,7 @@
           </w:tcPr>
           <w:p>
             <w:pPr>
-              <w:spacing w:after="40" w:before="40"/>
+              <w:spacing w:before="40" w:after="40"/>
             </w:pPr>
             <w:r/>
             <w:r>
@@ -6160,7 +6176,7 @@
           </w:tcPr>
           <w:p>
             <w:pPr>
-              <w:spacing w:after="40" w:before="40"/>
+              <w:spacing w:before="40" w:after="40"/>
             </w:pPr>
             <w:r/>
             <w:r>
@@ -6181,7 +6197,7 @@
           </w:tcPr>
           <w:p>
             <w:pPr>
-              <w:spacing w:after="40" w:before="40"/>
+              <w:spacing w:before="40" w:after="40"/>
             </w:pPr>
             <w:r/>
             <w:r>
@@ -6200,7 +6216,7 @@
           </w:tcPr>
           <w:p>
             <w:pPr>
-              <w:spacing w:after="40" w:before="40"/>
+              <w:spacing w:before="40" w:after="40"/>
             </w:pPr>
             <w:r/>
             <w:r>
@@ -6220,7 +6236,7 @@
           </w:tcPr>
           <w:p>
             <w:pPr>
-              <w:spacing w:after="40" w:before="40"/>
+              <w:spacing w:before="40" w:after="40"/>
             </w:pPr>
             <w:r/>
             <w:r>
@@ -6238,7 +6254,7 @@
           </w:tcPr>
           <w:p>
             <w:pPr>
-              <w:spacing w:after="40" w:before="40"/>
+              <w:spacing w:before="40" w:after="40"/>
             </w:pPr>
             <w:r/>
             <w:r>
@@ -6259,7 +6275,7 @@
           </w:tcPr>
           <w:p>
             <w:pPr>
-              <w:spacing w:after="40" w:before="40"/>
+              <w:spacing w:before="40" w:after="40"/>
             </w:pPr>
             <w:r/>
             <w:r>
@@ -6278,7 +6294,7 @@
           </w:tcPr>
           <w:p>
             <w:pPr>
-              <w:spacing w:after="40" w:before="40"/>
+              <w:spacing w:before="40" w:after="40"/>
             </w:pPr>
             <w:r/>
             <w:r>
@@ -6298,7 +6314,7 @@
           </w:tcPr>
           <w:p>
             <w:pPr>
-              <w:spacing w:after="40" w:before="40"/>
+              <w:spacing w:before="40" w:after="40"/>
             </w:pPr>
             <w:r/>
             <w:r>
@@ -6316,7 +6332,7 @@
           </w:tcPr>
           <w:p>
             <w:pPr>
-              <w:spacing w:after="40" w:before="40"/>
+              <w:spacing w:before="40" w:after="40"/>
             </w:pPr>
             <w:r/>
             <w:r>
@@ -6337,7 +6353,7 @@
           </w:tcPr>
           <w:p>
             <w:pPr>
-              <w:spacing w:after="40" w:before="40"/>
+              <w:spacing w:before="40" w:after="40"/>
             </w:pPr>
             <w:r/>
             <w:r>
@@ -6356,7 +6372,7 @@
           </w:tcPr>
           <w:p>
             <w:pPr>
-              <w:spacing w:after="40" w:before="40"/>
+              <w:spacing w:before="40" w:after="40"/>
             </w:pPr>
             <w:r/>
             <w:r>
@@ -6369,6 +6385,6400 @@
         </w:tc>
       </w:tr>
     </w:tbl>
+    <w:p>
+      <w:pPr>
+        <w:spacing w:after="40" w:before="0"/>
+      </w:pPr>
+      <w:bookmarkEnd w:id="101"/>
+    </w:p>
+    <w:p>
+      <w:r>
+        <w:br w:type="page"/>
+      </w:r>
+    </w:p>
+    <w:p/>
+    <w:p/>
+    <w:p/>
+    <w:p/>
+    <w:p/>
+    <w:p/>
+    <w:p>
+      <w:pPr>
+        <w:spacing w:after="0"/>
+        <w:jc w:val="center"/>
+      </w:pPr>
+      <w:r>
+        <w:rPr>
+          <w:b/>
+          <w:color w:val="1584D8"/>
+          <w:sz w:val="116"/>
+        </w:rPr>
+        <w:t>VORTEX</w:t>
+      </w:r>
+    </w:p>
+    <w:p>
+      <w:pPr>
+        <w:spacing w:after="480"/>
+        <w:jc w:val="center"/>
+      </w:pPr>
+      <w:r>
+        <w:rPr>
+          <w:color w:val="5A6A78"/>
+          <w:sz w:val="26"/>
+        </w:rPr>
+        <w:t>Water Pump Workshop Management System</w:t>
+      </w:r>
+    </w:p>
+    <w:p>
+      <w:pPr>
+        <w:spacing w:after="440"/>
+        <w:jc w:val="center"/>
+        <w:pBdr>
+          <w:bottom w:val="single" w:sz="24" w:space="4" w:color="1584D8"/>
+        </w:pBdr>
+      </w:pPr>
+    </w:p>
+    <w:p>
+      <w:pPr>
+        <w:spacing w:after="120"/>
+        <w:jc w:val="center"/>
+      </w:pPr>
+      <w:r>
+        <w:rPr>
+          <w:b/>
+          <w:color w:val="0F2233"/>
+          <w:sz w:val="52"/>
+        </w:rPr>
+        <w:t>USER MANUAL</w:t>
+      </w:r>
+    </w:p>
+    <w:p>
+      <w:pPr>
+        <w:spacing w:after="200"/>
+        <w:jc w:val="center"/>
+      </w:pPr>
+      <w:r>
+        <w:rPr>
+          <w:i/>
+          <w:color w:val="5A6A78"/>
+          <w:sz w:val="22"/>
+        </w:rPr>
+        <w:t>A guide to how the Client and Administrator modules work</w:t>
+      </w:r>
+    </w:p>
+    <w:p>
+      <w:pPr>
+        <w:jc w:val="center"/>
+      </w:pPr>
+      <w:r>
+        <w:rPr>
+          <w:color w:val="1584D8"/>
+          <w:sz w:val="19"/>
+        </w:rPr>
+        <w:t>English version  ·  Version en espanol incluida</w:t>
+      </w:r>
+    </w:p>
+    <w:p/>
+    <w:p/>
+    <w:p/>
+    <w:tbl>
+      <w:tblPr>
+        <w:tblW w:type="auto" w:w="0"/>
+        <w:jc w:val="center"/>
+        <w:tblLook w:firstColumn="1" w:firstRow="1" w:lastColumn="0" w:lastRow="0" w:noHBand="0" w:noVBand="1" w:val="04A0"/>
+      </w:tblPr>
+      <w:tblGrid>
+        <w:gridCol w:w="4680"/>
+        <w:gridCol w:w="4680"/>
+      </w:tblGrid>
+      <w:tr>
+        <w:tc>
+          <w:tcPr>
+            <w:tcW w:type="dxa" w:w="2160"/>
+          </w:tcPr>
+          <w:p>
+            <w:pPr>
+              <w:jc w:val="right"/>
+            </w:pPr>
+            <w:r>
+              <w:rPr>
+                <w:b/>
+                <w:color w:val="0F2233"/>
+                <w:sz w:val="20"/>
+              </w:rPr>
+              <w:t>Document</w:t>
+            </w:r>
+          </w:p>
+        </w:tc>
+        <w:tc>
+          <w:tcPr>
+            <w:tcW w:type="dxa" w:w="3744"/>
+          </w:tcPr>
+          <w:p>
+            <w:r>
+              <w:rPr>
+                <w:color w:val="5A6A78"/>
+                <w:sz w:val="20"/>
+              </w:rPr>
+              <w:t xml:space="preserve">   User manual</w:t>
+            </w:r>
+          </w:p>
+        </w:tc>
+      </w:tr>
+      <w:tr>
+        <w:tc>
+          <w:tcPr>
+            <w:tcW w:type="dxa" w:w="2160"/>
+          </w:tcPr>
+          <w:p>
+            <w:pPr>
+              <w:jc w:val="right"/>
+            </w:pPr>
+            <w:r>
+              <w:rPr>
+                <w:b/>
+                <w:color w:val="0F2233"/>
+                <w:sz w:val="20"/>
+              </w:rPr>
+              <w:t>Version</w:t>
+            </w:r>
+          </w:p>
+        </w:tc>
+        <w:tc>
+          <w:tcPr>
+            <w:tcW w:type="dxa" w:w="3744"/>
+          </w:tcPr>
+          <w:p>
+            <w:r>
+              <w:rPr>
+                <w:color w:val="5A6A78"/>
+                <w:sz w:val="20"/>
+              </w:rPr>
+              <w:t xml:space="preserve">   1.0</w:t>
+            </w:r>
+          </w:p>
+        </w:tc>
+      </w:tr>
+      <w:tr>
+        <w:tc>
+          <w:tcPr>
+            <w:tcW w:type="dxa" w:w="2160"/>
+          </w:tcPr>
+          <w:p>
+            <w:pPr>
+              <w:jc w:val="right"/>
+            </w:pPr>
+            <w:r>
+              <w:rPr>
+                <w:b/>
+                <w:color w:val="0F2233"/>
+                <w:sz w:val="20"/>
+              </w:rPr>
+              <w:t>Date</w:t>
+            </w:r>
+          </w:p>
+        </w:tc>
+        <w:tc>
+          <w:tcPr>
+            <w:tcW w:type="dxa" w:w="3744"/>
+          </w:tcPr>
+          <w:p>
+            <w:r>
+              <w:rPr>
+                <w:color w:val="5A6A78"/>
+                <w:sz w:val="20"/>
+              </w:rPr>
+              <w:t xml:space="preserve">   July 2026</w:t>
+            </w:r>
+          </w:p>
+        </w:tc>
+      </w:tr>
+    </w:tbl>
+    <w:p>
+      <w:r>
+        <w:br w:type="page"/>
+      </w:r>
+    </w:p>
+    <w:p>
+      <w:pPr>
+        <w:pStyle w:val="Heading1"/>
+      </w:pPr>
+      <w:r>
+        <w:t>Contents</w:t>
+      </w:r>
+    </w:p>
+    <w:p>
+      <w:r>
+        <w:rPr>
+          <w:color w:val="5A6A78"/>
+          <w:sz w:val="20"/>
+        </w:rPr>
+        <w:fldChar w:fldCharType="begin" w:dirty="true"/>
+        <w:instrText xml:space="preserve">TOC \o "1-2" \h \z \u \b VERSION_EN</w:instrText>
+        <w:fldChar w:fldCharType="separate"/>
+        <w:t>Seleccione esta tabla y presione F9 para generar el indice. / Select this table and press F9 to build the index.</w:t>
+        <w:fldChar w:fldCharType="end"/>
+      </w:r>
+    </w:p>
+    <w:p>
+      <w:r>
+        <w:br w:type="page"/>
+      </w:r>
+    </w:p>
+    <w:p>
+      <w:bookmarkStart w:id="102" w:name="VERSION_EN"/>
+      <w:pPr>
+        <w:spacing w:after="0"/>
+      </w:pPr>
+    </w:p>
+    <w:p>
+      <w:pPr>
+        <w:pStyle w:val="Heading1"/>
+      </w:pPr>
+      <w:r>
+        <w:t>1. Introduction</w:t>
+      </w:r>
+    </w:p>
+    <w:p>
+      <w:pPr>
+        <w:spacing w:after="120" w:before="0"/>
+      </w:pPr>
+      <w:r>
+        <w:rPr>
+          <w:b w:val="0"/>
+          <w:i w:val="0"/>
+          <w:color w:val="202A33"/>
+          <w:sz w:val="21"/>
+        </w:rPr>
+        <w:t>VORTEX is the management system for a water pump workshop. It brings together in a single application the intake of customer service requests, the tracking of those requests, parts inventory control and access to sales reports.</w:t>
+      </w:r>
+    </w:p>
+    <w:p>
+      <w:pPr>
+        <w:spacing w:after="120" w:before="0"/>
+      </w:pPr>
+      <w:r>
+        <w:rPr>
+          <w:b w:val="0"/>
+          <w:i w:val="0"/>
+          <w:color w:val="202A33"/>
+          <w:sz w:val="21"/>
+        </w:rPr>
+        <w:t>The system is organized into two independent working environments:</w:t>
+      </w:r>
+    </w:p>
+    <w:p>
+      <w:pPr>
+        <w:pStyle w:val="ListBullet"/>
+        <w:spacing w:after="60"/>
+      </w:pPr>
+      <w:r>
+        <w:rPr>
+          <w:b/>
+          <w:sz w:val="21"/>
+        </w:rPr>
+        <w:t>Client Module.</w:t>
+      </w:r>
+      <w:r>
+        <w:rPr>
+          <w:sz w:val="21"/>
+        </w:rPr>
+        <w:t xml:space="preserve"> A public screen where a person submits a service request with no account or password required.</w:t>
+      </w:r>
+    </w:p>
+    <w:p>
+      <w:pPr>
+        <w:pStyle w:val="ListBullet"/>
+        <w:spacing w:after="60"/>
+      </w:pPr>
+      <w:r>
+        <w:rPr>
+          <w:b/>
+          <w:sz w:val="21"/>
+        </w:rPr>
+        <w:t>Administrator Module.</w:t>
+      </w:r>
+      <w:r>
+        <w:rPr>
+          <w:sz w:val="21"/>
+        </w:rPr>
+        <w:t xml:space="preserve"> A private area, protected by login, where workshop staff manage requests, inventory and reports.</w:t>
+      </w:r>
+    </w:p>
+    <w:p>
+      <w:pPr>
+        <w:spacing w:after="120" w:before="0"/>
+      </w:pPr>
+      <w:r>
+        <w:rPr>
+          <w:b w:val="0"/>
+          <w:i w:val="0"/>
+          <w:color w:val="202A33"/>
+          <w:sz w:val="21"/>
+        </w:rPr>
+        <w:t>This manual describes how each screen works, what its data means and which actions are available on each one.</w:t>
+      </w:r>
+    </w:p>
+    <w:p>
+      <w:pPr>
+        <w:pStyle w:val="Heading2"/>
+      </w:pPr>
+      <w:r>
+        <w:t>1.1 User profiles</w:t>
+      </w:r>
+    </w:p>
+    <w:tbl>
+      <w:tblPr>
+        <w:tblStyle w:val="TableGrid"/>
+        <w:tblW w:type="auto" w:w="0"/>
+        <w:tblLayout w:type="fixed"/>
+        <w:tblLook w:firstColumn="1" w:firstRow="1" w:lastColumn="0" w:lastRow="0" w:noHBand="0" w:noVBand="1" w:val="04A0"/>
+      </w:tblPr>
+      <w:tblGrid>
+        <w:gridCol w:w="3120"/>
+        <w:gridCol w:w="3120"/>
+        <w:gridCol w:w="3120"/>
+      </w:tblGrid>
+      <w:tr>
+        <w:tc>
+          <w:tcPr>
+            <w:tcW w:type="dxa" w:w="1728"/>
+            <w:vAlign w:val="center"/>
+            <w:shd w:val="clear" w:color="auto" w:fill="0F2233"/>
+          </w:tcPr>
+          <w:p>
+            <w:pPr>
+              <w:spacing w:before="40" w:after="40"/>
+            </w:pPr>
+            <w:r/>
+            <w:r>
+              <w:rPr>
+                <w:b/>
+                <w:color w:val="FFFFFF"/>
+                <w:sz w:val="19"/>
+              </w:rPr>
+              <w:t>Profile</w:t>
+            </w:r>
+          </w:p>
+        </w:tc>
+        <w:tc>
+          <w:tcPr>
+            <w:tcW w:type="dxa" w:w="2304"/>
+            <w:vAlign w:val="center"/>
+            <w:shd w:val="clear" w:color="auto" w:fill="0F2233"/>
+          </w:tcPr>
+          <w:p>
+            <w:pPr>
+              <w:spacing w:before="40" w:after="40"/>
+            </w:pPr>
+            <w:r/>
+            <w:r>
+              <w:rPr>
+                <w:b/>
+                <w:color w:val="FFFFFF"/>
+                <w:sz w:val="19"/>
+              </w:rPr>
+              <w:t>Access</w:t>
+            </w:r>
+          </w:p>
+        </w:tc>
+        <w:tc>
+          <w:tcPr>
+            <w:tcW w:type="dxa" w:w="5184"/>
+            <w:vAlign w:val="center"/>
+            <w:shd w:val="clear" w:color="auto" w:fill="0F2233"/>
+          </w:tcPr>
+          <w:p>
+            <w:pPr>
+              <w:spacing w:before="40" w:after="40"/>
+            </w:pPr>
+            <w:r/>
+            <w:r>
+              <w:rPr>
+                <w:b/>
+                <w:color w:val="FFFFFF"/>
+                <w:sz w:val="19"/>
+              </w:rPr>
+              <w:t>What they can do</w:t>
+            </w:r>
+          </w:p>
+        </w:tc>
+      </w:tr>
+      <w:tr>
+        <w:tc>
+          <w:tcPr>
+            <w:tcW w:type="dxa" w:w="1728"/>
+            <w:vAlign w:val="center"/>
+          </w:tcPr>
+          <w:p>
+            <w:pPr>
+              <w:spacing w:before="40" w:after="40"/>
+            </w:pPr>
+            <w:r/>
+            <w:r>
+              <w:rPr>
+                <w:sz w:val="19"/>
+              </w:rPr>
+              <w:t>Client</w:t>
+            </w:r>
+          </w:p>
+        </w:tc>
+        <w:tc>
+          <w:tcPr>
+            <w:tcW w:type="dxa" w:w="2304"/>
+            <w:vAlign w:val="center"/>
+          </w:tcPr>
+          <w:p>
+            <w:pPr>
+              <w:spacing w:before="40" w:after="40"/>
+            </w:pPr>
+            <w:r/>
+            <w:r>
+              <w:rPr>
+                <w:sz w:val="19"/>
+              </w:rPr>
+              <w:t>Open, no credentials</w:t>
+            </w:r>
+          </w:p>
+        </w:tc>
+        <w:tc>
+          <w:tcPr>
+            <w:tcW w:type="dxa" w:w="5184"/>
+            <w:vAlign w:val="center"/>
+          </w:tcPr>
+          <w:p>
+            <w:pPr>
+              <w:spacing w:before="40" w:after="40"/>
+            </w:pPr>
+            <w:r/>
+            <w:r>
+              <w:rPr>
+                <w:sz w:val="19"/>
+              </w:rPr>
+              <w:t>Submit a service request and obtain an order number.</w:t>
+            </w:r>
+          </w:p>
+        </w:tc>
+      </w:tr>
+      <w:tr>
+        <w:tc>
+          <w:tcPr>
+            <w:tcW w:type="dxa" w:w="1728"/>
+            <w:vAlign w:val="center"/>
+            <w:shd w:val="clear" w:color="auto" w:fill="F7F9FB"/>
+          </w:tcPr>
+          <w:p>
+            <w:pPr>
+              <w:spacing w:before="40" w:after="40"/>
+            </w:pPr>
+            <w:r/>
+            <w:r>
+              <w:rPr>
+                <w:sz w:val="19"/>
+              </w:rPr>
+              <w:t>Administrator</w:t>
+            </w:r>
+          </w:p>
+        </w:tc>
+        <w:tc>
+          <w:tcPr>
+            <w:tcW w:type="dxa" w:w="2304"/>
+            <w:vAlign w:val="center"/>
+            <w:shd w:val="clear" w:color="auto" w:fill="F7F9FB"/>
+          </w:tcPr>
+          <w:p>
+            <w:pPr>
+              <w:spacing w:before="40" w:after="40"/>
+            </w:pPr>
+            <w:r/>
+            <w:r>
+              <w:rPr>
+                <w:sz w:val="19"/>
+              </w:rPr>
+              <w:t>Requires login</w:t>
+            </w:r>
+          </w:p>
+        </w:tc>
+        <w:tc>
+          <w:tcPr>
+            <w:tcW w:type="dxa" w:w="5184"/>
+            <w:vAlign w:val="center"/>
+            <w:shd w:val="clear" w:color="auto" w:fill="F7F9FB"/>
+          </w:tcPr>
+          <w:p>
+            <w:pPr>
+              <w:spacing w:before="40" w:after="40"/>
+            </w:pPr>
+            <w:r/>
+            <w:r>
+              <w:rPr>
+                <w:sz w:val="19"/>
+              </w:rPr>
+              <w:t>Review the workshop summary, manage clients and requests, maintain the parts inventory and review sales reports.</w:t>
+            </w:r>
+          </w:p>
+        </w:tc>
+      </w:tr>
+    </w:tbl>
+    <w:p>
+      <w:pPr>
+        <w:spacing w:after="40" w:before="0"/>
+      </w:pPr>
+    </w:p>
+    <w:p>
+      <w:r>
+        <w:br w:type="page"/>
+      </w:r>
+    </w:p>
+    <w:p>
+      <w:pPr>
+        <w:pStyle w:val="Heading1"/>
+      </w:pPr>
+      <w:r>
+        <w:t>2. Client Module: Request a service</w:t>
+      </w:r>
+    </w:p>
+    <w:p>
+      <w:pPr>
+        <w:spacing w:after="120" w:before="0"/>
+      </w:pPr>
+      <w:r>
+        <w:rPr>
+          <w:b w:val="0"/>
+          <w:i w:val="0"/>
+          <w:color w:val="202A33"/>
+          <w:sz w:val="21"/>
+        </w:rPr>
+        <w:t>This is the screen the system starts on. Its only purpose is to capture a client's service request. The screen is split into a dark side menu on the left and the entry form on the right.</w:t>
+      </w:r>
+    </w:p>
+    <w:tbl>
+      <w:tblPr>
+        <w:tblW w:type="auto" w:w="0"/>
+        <w:tblLayout w:type="fixed"/>
+        <w:tblLook w:firstColumn="1" w:firstRow="1" w:lastColumn="0" w:lastRow="0" w:noHBand="0" w:noVBand="1" w:val="04A0"/>
+      </w:tblPr>
+      <w:tblGrid>
+        <w:gridCol w:w="9360"/>
+      </w:tblGrid>
+      <w:tr>
+        <w:trPr>
+          <w:trHeight w:val="5688" w:hRule="exact"/>
+        </w:trPr>
+        <w:tc>
+          <w:tcPr>
+            <w:tcW w:type="dxa" w:w="9216"/>
+            <w:shd w:val="clear" w:color="auto" w:fill="EEF2F6"/>
+            <w:tcBorders>
+              <w:top w:val="single" w:sz="8" w:color="C9D4DE"/>
+              <w:left w:val="single" w:sz="8" w:color="C9D4DE"/>
+              <w:bottom w:val="single" w:sz="8" w:color="C9D4DE"/>
+              <w:right w:val="single" w:sz="8" w:color="C9D4DE"/>
+            </w:tcBorders>
+            <w:vAlign w:val="center"/>
+          </w:tcPr>
+          <w:p>
+            <w:pPr>
+              <w:jc w:val="center"/>
+            </w:pPr>
+            <w:r>
+              <w:rPr>
+                <w:b/>
+                <w:color w:val="5A6A78"/>
+                <w:sz w:val="22"/>
+              </w:rPr>
+              <w:t>[ Figure 1 ]</w:t>
+            </w:r>
+          </w:p>
+          <w:p>
+            <w:pPr>
+              <w:jc w:val="center"/>
+            </w:pPr>
+            <w:r>
+              <w:rPr>
+                <w:i/>
+                <w:color w:val="5A6A78"/>
+                <w:sz w:val="19"/>
+              </w:rPr>
+              <w:t>The Solicitar servicio (Request service) screen of the Client Module</w:t>
+            </w:r>
+          </w:p>
+        </w:tc>
+      </w:tr>
+    </w:tbl>
+    <w:p>
+      <w:pPr>
+        <w:spacing w:before="80" w:after="240"/>
+        <w:jc w:val="center"/>
+      </w:pPr>
+      <w:r>
+        <w:rPr>
+          <w:b/>
+          <w:color w:val="0F2233"/>
+          <w:sz w:val="18"/>
+        </w:rPr>
+        <w:t xml:space="preserve">Figure 1. </w:t>
+      </w:r>
+      <w:r>
+        <w:rPr>
+          <w:i/>
+          <w:color w:val="5A6A78"/>
+          <w:sz w:val="18"/>
+        </w:rPr>
+        <w:t>The Solicitar servicio (Request service) screen of the Client Module</w:t>
+      </w:r>
+    </w:p>
+    <w:p>
+      <w:pPr>
+        <w:pStyle w:val="Heading2"/>
+      </w:pPr>
+      <w:r>
+        <w:t>2.1 Side menu</w:t>
+      </w:r>
+    </w:p>
+    <w:p>
+      <w:pPr>
+        <w:spacing w:after="120" w:before="0"/>
+      </w:pPr>
+      <w:r>
+        <w:rPr>
+          <w:b w:val="0"/>
+          <w:i w:val="0"/>
+          <w:color w:val="202A33"/>
+          <w:sz w:val="21"/>
+        </w:rPr>
+        <w:t>The side bar identifies the active module and holds the navigation:</w:t>
+      </w:r>
+    </w:p>
+    <w:p>
+      <w:pPr>
+        <w:pStyle w:val="ListBullet"/>
+        <w:spacing w:after="60"/>
+      </w:pPr>
+      <w:r>
+        <w:rPr>
+          <w:b/>
+          <w:sz w:val="21"/>
+        </w:rPr>
+        <w:t>VORTEX / Cliente.</w:t>
+      </w:r>
+      <w:r>
+        <w:rPr>
+          <w:sz w:val="21"/>
+        </w:rPr>
+        <w:t xml:space="preserve"> A header confirming that you are working in the client environment.</w:t>
+      </w:r>
+    </w:p>
+    <w:p>
+      <w:pPr>
+        <w:pStyle w:val="ListBullet"/>
+        <w:spacing w:after="60"/>
+      </w:pPr>
+      <w:r>
+        <w:rPr>
+          <w:b/>
+          <w:sz w:val="21"/>
+        </w:rPr>
+        <w:t>Solicitar servicio (Request service).</w:t>
+      </w:r>
+      <w:r>
+        <w:rPr>
+          <w:sz w:val="21"/>
+        </w:rPr>
+        <w:t xml:space="preserve"> The only menu option, which is why it always appears highlighted in blue: it marks the section you are in.</w:t>
+      </w:r>
+    </w:p>
+    <w:p>
+      <w:pPr>
+        <w:pStyle w:val="ListBullet"/>
+        <w:spacing w:after="60"/>
+      </w:pPr>
+      <w:r>
+        <w:rPr>
+          <w:b/>
+          <w:sz w:val="21"/>
+        </w:rPr>
+        <w:t>Iniciar sesion como admin (Sign in as admin).</w:t>
+      </w:r>
+      <w:r>
+        <w:rPr>
+          <w:sz w:val="21"/>
+        </w:rPr>
+        <w:t xml:space="preserve"> A button at the foot of the menu, preceded by the question ¿Eres admin? (Are you an admin?). It leads to the login screen for workshop staff.</w:t>
+      </w:r>
+    </w:p>
+    <w:p>
+      <w:pPr>
+        <w:pStyle w:val="Heading2"/>
+      </w:pPr>
+      <w:r>
+        <w:t>2.2 Form fields</w:t>
+      </w:r>
+    </w:p>
+    <w:p>
+      <w:pPr>
+        <w:spacing w:after="120" w:before="0"/>
+      </w:pPr>
+      <w:r>
+        <w:rPr>
+          <w:b w:val="0"/>
+          <w:i w:val="0"/>
+          <w:color w:val="202A33"/>
+          <w:sz w:val="21"/>
+        </w:rPr>
+        <w:t>The helper text under the title tells the client to fill in their details and describe the problem, and lets them know that on submitting they will receive an order number. The requested fields are:</w:t>
+      </w:r>
+    </w:p>
+    <w:tbl>
+      <w:tblPr>
+        <w:tblStyle w:val="TableGrid"/>
+        <w:tblW w:type="auto" w:w="0"/>
+        <w:tblLayout w:type="fixed"/>
+        <w:tblLook w:firstColumn="1" w:firstRow="1" w:lastColumn="0" w:lastRow="0" w:noHBand="0" w:noVBand="1" w:val="04A0"/>
+      </w:tblPr>
+      <w:tblGrid>
+        <w:gridCol w:w="3120"/>
+        <w:gridCol w:w="3120"/>
+        <w:gridCol w:w="3120"/>
+      </w:tblGrid>
+      <w:tr>
+        <w:tc>
+          <w:tcPr>
+            <w:tcW w:type="dxa" w:w="2448"/>
+            <w:vAlign w:val="center"/>
+            <w:shd w:val="clear" w:color="auto" w:fill="0F2233"/>
+          </w:tcPr>
+          <w:p>
+            <w:pPr>
+              <w:spacing w:before="40" w:after="40"/>
+            </w:pPr>
+            <w:r/>
+            <w:r>
+              <w:rPr>
+                <w:b/>
+                <w:color w:val="FFFFFF"/>
+                <w:sz w:val="19"/>
+              </w:rPr>
+              <w:t>Field</w:t>
+            </w:r>
+          </w:p>
+        </w:tc>
+        <w:tc>
+          <w:tcPr>
+            <w:tcW w:type="dxa" w:w="1584"/>
+            <w:vAlign w:val="center"/>
+            <w:shd w:val="clear" w:color="auto" w:fill="0F2233"/>
+          </w:tcPr>
+          <w:p>
+            <w:pPr>
+              <w:spacing w:before="40" w:after="40"/>
+            </w:pPr>
+            <w:r/>
+            <w:r>
+              <w:rPr>
+                <w:b/>
+                <w:color w:val="FFFFFF"/>
+                <w:sz w:val="19"/>
+              </w:rPr>
+              <w:t>Type</w:t>
+            </w:r>
+          </w:p>
+        </w:tc>
+        <w:tc>
+          <w:tcPr>
+            <w:tcW w:type="dxa" w:w="5184"/>
+            <w:vAlign w:val="center"/>
+            <w:shd w:val="clear" w:color="auto" w:fill="0F2233"/>
+          </w:tcPr>
+          <w:p>
+            <w:pPr>
+              <w:spacing w:before="40" w:after="40"/>
+            </w:pPr>
+            <w:r/>
+            <w:r>
+              <w:rPr>
+                <w:b/>
+                <w:color w:val="FFFFFF"/>
+                <w:sz w:val="19"/>
+              </w:rPr>
+              <w:t>What is recorded</w:t>
+            </w:r>
+          </w:p>
+        </w:tc>
+      </w:tr>
+      <w:tr>
+        <w:tc>
+          <w:tcPr>
+            <w:tcW w:type="dxa" w:w="2448"/>
+            <w:vAlign w:val="center"/>
+          </w:tcPr>
+          <w:p>
+            <w:pPr>
+              <w:spacing w:before="40" w:after="40"/>
+            </w:pPr>
+            <w:r/>
+            <w:r>
+              <w:rPr>
+                <w:sz w:val="19"/>
+              </w:rPr>
+              <w:t>Nombre (Name)</w:t>
+            </w:r>
+          </w:p>
+        </w:tc>
+        <w:tc>
+          <w:tcPr>
+            <w:tcW w:type="dxa" w:w="1584"/>
+            <w:vAlign w:val="center"/>
+          </w:tcPr>
+          <w:p>
+            <w:pPr>
+              <w:spacing w:before="40" w:after="40"/>
+            </w:pPr>
+            <w:r/>
+            <w:r>
+              <w:rPr>
+                <w:sz w:val="19"/>
+              </w:rPr>
+              <w:t>Single-line text</w:t>
+            </w:r>
+          </w:p>
+        </w:tc>
+        <w:tc>
+          <w:tcPr>
+            <w:tcW w:type="dxa" w:w="5184"/>
+            <w:vAlign w:val="center"/>
+          </w:tcPr>
+          <w:p>
+            <w:pPr>
+              <w:spacing w:before="40" w:after="40"/>
+            </w:pPr>
+            <w:r/>
+            <w:r>
+              <w:rPr>
+                <w:sz w:val="19"/>
+              </w:rPr>
+              <w:t>Name of the person or business requesting the service. This is the name the request will appear under in the administration module.</w:t>
+            </w:r>
+          </w:p>
+        </w:tc>
+      </w:tr>
+      <w:tr>
+        <w:tc>
+          <w:tcPr>
+            <w:tcW w:type="dxa" w:w="2448"/>
+            <w:vAlign w:val="center"/>
+            <w:shd w:val="clear" w:color="auto" w:fill="F7F9FB"/>
+          </w:tcPr>
+          <w:p>
+            <w:pPr>
+              <w:spacing w:before="40" w:after="40"/>
+            </w:pPr>
+            <w:r/>
+            <w:r>
+              <w:rPr>
+                <w:sz w:val="19"/>
+              </w:rPr>
+              <w:t>Numero (telefono) (Phone number)</w:t>
+            </w:r>
+          </w:p>
+        </w:tc>
+        <w:tc>
+          <w:tcPr>
+            <w:tcW w:type="dxa" w:w="1584"/>
+            <w:vAlign w:val="center"/>
+            <w:shd w:val="clear" w:color="auto" w:fill="F7F9FB"/>
+          </w:tcPr>
+          <w:p>
+            <w:pPr>
+              <w:spacing w:before="40" w:after="40"/>
+            </w:pPr>
+            <w:r/>
+            <w:r>
+              <w:rPr>
+                <w:sz w:val="19"/>
+              </w:rPr>
+              <w:t>Single-line text</w:t>
+            </w:r>
+          </w:p>
+        </w:tc>
+        <w:tc>
+          <w:tcPr>
+            <w:tcW w:type="dxa" w:w="5184"/>
+            <w:vAlign w:val="center"/>
+            <w:shd w:val="clear" w:color="auto" w:fill="F7F9FB"/>
+          </w:tcPr>
+          <w:p>
+            <w:pPr>
+              <w:spacing w:before="40" w:after="40"/>
+            </w:pPr>
+            <w:r/>
+            <w:r>
+              <w:rPr>
+                <w:sz w:val="19"/>
+              </w:rPr>
+              <w:t>Contact phone number used to confirm the visit or report progress.</w:t>
+            </w:r>
+          </w:p>
+        </w:tc>
+      </w:tr>
+      <w:tr>
+        <w:tc>
+          <w:tcPr>
+            <w:tcW w:type="dxa" w:w="2448"/>
+            <w:vAlign w:val="center"/>
+          </w:tcPr>
+          <w:p>
+            <w:pPr>
+              <w:spacing w:before="40" w:after="40"/>
+            </w:pPr>
+            <w:r/>
+            <w:r>
+              <w:rPr>
+                <w:sz w:val="19"/>
+              </w:rPr>
+              <w:t>Direccion (Address)</w:t>
+            </w:r>
+          </w:p>
+        </w:tc>
+        <w:tc>
+          <w:tcPr>
+            <w:tcW w:type="dxa" w:w="1584"/>
+            <w:vAlign w:val="center"/>
+          </w:tcPr>
+          <w:p>
+            <w:pPr>
+              <w:spacing w:before="40" w:after="40"/>
+            </w:pPr>
+            <w:r/>
+            <w:r>
+              <w:rPr>
+                <w:sz w:val="19"/>
+              </w:rPr>
+              <w:t>Single-line text</w:t>
+            </w:r>
+          </w:p>
+        </w:tc>
+        <w:tc>
+          <w:tcPr>
+            <w:tcW w:type="dxa" w:w="5184"/>
+            <w:vAlign w:val="center"/>
+          </w:tcPr>
+          <w:p>
+            <w:pPr>
+              <w:spacing w:before="40" w:after="40"/>
+            </w:pPr>
+            <w:r/>
+            <w:r>
+              <w:rPr>
+                <w:sz w:val="19"/>
+              </w:rPr>
+              <w:t>Address where the service will be performed; it guides the technician who will be assigned.</w:t>
+            </w:r>
+          </w:p>
+        </w:tc>
+      </w:tr>
+      <w:tr>
+        <w:tc>
+          <w:tcPr>
+            <w:tcW w:type="dxa" w:w="2448"/>
+            <w:vAlign w:val="center"/>
+            <w:shd w:val="clear" w:color="auto" w:fill="F7F9FB"/>
+          </w:tcPr>
+          <w:p>
+            <w:pPr>
+              <w:spacing w:before="40" w:after="40"/>
+            </w:pPr>
+            <w:r/>
+            <w:r>
+              <w:rPr>
+                <w:sz w:val="19"/>
+              </w:rPr>
+              <w:t>Motivo por el que solicita el servicio (Reason for the request)</w:t>
+            </w:r>
+          </w:p>
+        </w:tc>
+        <w:tc>
+          <w:tcPr>
+            <w:tcW w:type="dxa" w:w="1584"/>
+            <w:vAlign w:val="center"/>
+            <w:shd w:val="clear" w:color="auto" w:fill="F7F9FB"/>
+          </w:tcPr>
+          <w:p>
+            <w:pPr>
+              <w:spacing w:before="40" w:after="40"/>
+            </w:pPr>
+            <w:r/>
+            <w:r>
+              <w:rPr>
+                <w:sz w:val="19"/>
+              </w:rPr>
+              <w:t>Large text area</w:t>
+            </w:r>
+          </w:p>
+        </w:tc>
+        <w:tc>
+          <w:tcPr>
+            <w:tcW w:type="dxa" w:w="5184"/>
+            <w:vAlign w:val="center"/>
+            <w:shd w:val="clear" w:color="auto" w:fill="F7F9FB"/>
+          </w:tcPr>
+          <w:p>
+            <w:pPr>
+              <w:spacing w:before="40" w:after="40"/>
+            </w:pPr>
+            <w:r/>
+            <w:r>
+              <w:rPr>
+                <w:sz w:val="19"/>
+              </w:rPr>
+              <w:t>Description of the pump problem. Being a large field it accepts several lines, so the client can detail symptoms, history or the equipment model.</w:t>
+            </w:r>
+          </w:p>
+        </w:tc>
+      </w:tr>
+    </w:tbl>
+    <w:p>
+      <w:pPr>
+        <w:spacing w:after="40" w:before="0"/>
+      </w:pPr>
+    </w:p>
+    <w:p>
+      <w:pPr>
+        <w:pStyle w:val="Heading2"/>
+      </w:pPr>
+      <w:r>
+        <w:t>2.3 Submitting the request</w:t>
+      </w:r>
+    </w:p>
+    <w:p>
+      <w:pPr>
+        <w:spacing w:after="120" w:before="0"/>
+      </w:pPr>
+      <w:r>
+        <w:rPr>
+          <w:b w:val="0"/>
+          <w:i w:val="0"/>
+          <w:color w:val="202A33"/>
+          <w:sz w:val="21"/>
+        </w:rPr>
+        <w:t>To submit a request:</w:t>
+      </w:r>
+    </w:p>
+    <w:p>
+      <w:pPr>
+        <w:pStyle w:val="ListNumber"/>
+        <w:spacing w:after="60"/>
+      </w:pPr>
+      <w:r>
+        <w:rPr>
+          <w:sz w:val="21"/>
+        </w:rPr>
+        <w:t>Type the full name in the Nombre (Name) field.</w:t>
+      </w:r>
+    </w:p>
+    <w:p>
+      <w:pPr>
+        <w:pStyle w:val="ListNumber"/>
+        <w:spacing w:after="60"/>
+      </w:pPr>
+      <w:r>
+        <w:rPr>
+          <w:sz w:val="21"/>
+        </w:rPr>
+        <w:t>Enter a valid contact phone number in Numero (telefono).</w:t>
+      </w:r>
+    </w:p>
+    <w:p>
+      <w:pPr>
+        <w:pStyle w:val="ListNumber"/>
+        <w:spacing w:after="60"/>
+      </w:pPr>
+      <w:r>
+        <w:rPr>
+          <w:sz w:val="21"/>
+        </w:rPr>
+        <w:t>Give the address where the equipment is located in Direccion.</w:t>
+      </w:r>
+    </w:p>
+    <w:p>
+      <w:pPr>
+        <w:pStyle w:val="ListNumber"/>
+        <w:spacing w:after="60"/>
+      </w:pPr>
+      <w:r>
+        <w:rPr>
+          <w:sz w:val="21"/>
+        </w:rPr>
+        <w:t>Describe the fault in the Motivo por el que solicita el servicio area.</w:t>
+      </w:r>
+    </w:p>
+    <w:p>
+      <w:pPr>
+        <w:pStyle w:val="ListNumber"/>
+        <w:spacing w:after="60"/>
+      </w:pPr>
+      <w:r>
+        <w:rPr>
+          <w:sz w:val="21"/>
+        </w:rPr>
+        <w:t>Click the Enviar solicitud (Submit request) button.</w:t>
+      </w:r>
+    </w:p>
+    <w:p>
+      <w:pPr>
+        <w:spacing w:after="120" w:before="0"/>
+      </w:pPr>
+      <w:r>
+        <w:rPr>
+          <w:b w:val="0"/>
+          <w:i w:val="0"/>
+          <w:color w:val="202A33"/>
+          <w:sz w:val="21"/>
+        </w:rPr>
+        <w:t>Once the submission is confirmed the system generates an order number, which is the identifier the client uses to follow up on their service. That same sequential number is what the administrator will later see in the ID column of the management screens.</w:t>
+      </w:r>
+    </w:p>
+    <w:tbl>
+      <w:tblPr>
+        <w:tblW w:type="auto" w:w="0"/>
+        <w:tblLayout w:type="fixed"/>
+        <w:tblLook w:firstColumn="1" w:firstRow="1" w:lastColumn="0" w:lastRow="0" w:noHBand="0" w:noVBand="1" w:val="04A0"/>
+      </w:tblPr>
+      <w:tblGrid>
+        <w:gridCol w:w="9360"/>
+      </w:tblGrid>
+      <w:tr>
+        <w:tc>
+          <w:tcPr>
+            <w:tcW w:type="dxa" w:w="9216"/>
+            <w:shd w:val="clear" w:color="auto" w:fill="EEF2F6"/>
+            <w:tcBorders>
+              <w:top w:val="single" w:sz="6" w:color="1584D8"/>
+              <w:left w:val="single" w:sz="6" w:color="1584D8"/>
+              <w:bottom w:val="single" w:sz="6" w:color="1584D8"/>
+              <w:right w:val="single" w:sz="6" w:color="1584D8"/>
+            </w:tcBorders>
+          </w:tcPr>
+          <w:p>
+            <w:pPr>
+              <w:spacing w:before="40" w:after="40"/>
+            </w:pPr>
+            <w:r>
+              <w:rPr>
+                <w:b/>
+                <w:color w:val="0F2233"/>
+                <w:sz w:val="19"/>
+              </w:rPr>
+              <w:t xml:space="preserve">Note: </w:t>
+            </w:r>
+            <w:r>
+              <w:rPr>
+                <w:color w:val="202A33"/>
+                <w:sz w:val="19"/>
+              </w:rPr>
+              <w:t>The request enters the system with the status PENDIENTE (pending). From that moment it is visible to the administrator both on the Inicio (Home) dashboard and on the Clientes y solicitudes screen.</w:t>
+            </w:r>
+          </w:p>
+        </w:tc>
+      </w:tr>
+    </w:tbl>
+    <w:p>
+      <w:pPr>
+        <w:spacing w:after="120"/>
+      </w:pPr>
+    </w:p>
+    <w:p>
+      <w:r>
+        <w:br w:type="page"/>
+      </w:r>
+    </w:p>
+    <w:p>
+      <w:pPr>
+        <w:pStyle w:val="Heading1"/>
+      </w:pPr>
+      <w:r>
+        <w:t>3. Administrator Module</w:t>
+      </w:r>
+    </w:p>
+    <w:p>
+      <w:pPr>
+        <w:spacing w:after="120" w:before="0"/>
+      </w:pPr>
+      <w:r>
+        <w:rPr>
+          <w:b w:val="0"/>
+          <w:i w:val="0"/>
+          <w:color w:val="202A33"/>
+          <w:sz w:val="21"/>
+        </w:rPr>
+        <w:t>After logging in, the administration area opens. All of its screens share the same side menu, which makes it possible to switch sections without losing the working context.</w:t>
+      </w:r>
+    </w:p>
+    <w:p>
+      <w:pPr>
+        <w:pStyle w:val="Heading2"/>
+      </w:pPr>
+      <w:r>
+        <w:t>3.1 Administrator side menu</w:t>
+      </w:r>
+    </w:p>
+    <w:p>
+      <w:pPr>
+        <w:spacing w:after="120" w:before="0"/>
+      </w:pPr>
+      <w:r>
+        <w:rPr>
+          <w:b w:val="0"/>
+          <w:i w:val="0"/>
+          <w:color w:val="202A33"/>
+          <w:sz w:val="21"/>
+        </w:rPr>
+        <w:t>The menu shows the VORTEX header with the label Administrador and four navigation options. The active option is highlighted in blue:</w:t>
+      </w:r>
+    </w:p>
+    <w:tbl>
+      <w:tblPr>
+        <w:tblStyle w:val="TableGrid"/>
+        <w:tblW w:type="auto" w:w="0"/>
+        <w:tblLayout w:type="fixed"/>
+        <w:tblLook w:firstColumn="1" w:firstRow="1" w:lastColumn="0" w:lastRow="0" w:noHBand="0" w:noVBand="1" w:val="04A0"/>
+      </w:tblPr>
+      <w:tblGrid>
+        <w:gridCol w:w="4680"/>
+        <w:gridCol w:w="4680"/>
+      </w:tblGrid>
+      <w:tr>
+        <w:tc>
+          <w:tcPr>
+            <w:tcW w:type="dxa" w:w="2448"/>
+            <w:vAlign w:val="center"/>
+            <w:shd w:val="clear" w:color="auto" w:fill="0F2233"/>
+          </w:tcPr>
+          <w:p>
+            <w:pPr>
+              <w:spacing w:before="40" w:after="40"/>
+            </w:pPr>
+            <w:r/>
+            <w:r>
+              <w:rPr>
+                <w:b/>
+                <w:color w:val="FFFFFF"/>
+                <w:sz w:val="19"/>
+              </w:rPr>
+              <w:t>Option</w:t>
+            </w:r>
+          </w:p>
+        </w:tc>
+        <w:tc>
+          <w:tcPr>
+            <w:tcW w:type="dxa" w:w="6768"/>
+            <w:vAlign w:val="center"/>
+            <w:shd w:val="clear" w:color="auto" w:fill="0F2233"/>
+          </w:tcPr>
+          <w:p>
+            <w:pPr>
+              <w:spacing w:before="40" w:after="40"/>
+            </w:pPr>
+            <w:r/>
+            <w:r>
+              <w:rPr>
+                <w:b/>
+                <w:color w:val="FFFFFF"/>
+                <w:sz w:val="19"/>
+              </w:rPr>
+              <w:t>Screen it leads to</w:t>
+            </w:r>
+          </w:p>
+        </w:tc>
+      </w:tr>
+      <w:tr>
+        <w:tc>
+          <w:tcPr>
+            <w:tcW w:type="dxa" w:w="2448"/>
+            <w:vAlign w:val="center"/>
+          </w:tcPr>
+          <w:p>
+            <w:pPr>
+              <w:spacing w:before="40" w:after="40"/>
+            </w:pPr>
+            <w:r/>
+            <w:r>
+              <w:rPr>
+                <w:sz w:val="19"/>
+              </w:rPr>
+              <w:t>Inicio (Home)</w:t>
+            </w:r>
+          </w:p>
+        </w:tc>
+        <w:tc>
+          <w:tcPr>
+            <w:tcW w:type="dxa" w:w="6768"/>
+            <w:vAlign w:val="center"/>
+          </w:tcPr>
+          <w:p>
+            <w:pPr>
+              <w:spacing w:before="40" w:after="40"/>
+            </w:pPr>
+            <w:r/>
+            <w:r>
+              <w:rPr>
+                <w:sz w:val="19"/>
+              </w:rPr>
+              <w:t>Summary dashboard with the workshop's general indicators and the upcoming pending services.</w:t>
+            </w:r>
+          </w:p>
+        </w:tc>
+      </w:tr>
+      <w:tr>
+        <w:tc>
+          <w:tcPr>
+            <w:tcW w:type="dxa" w:w="2448"/>
+            <w:vAlign w:val="center"/>
+            <w:shd w:val="clear" w:color="auto" w:fill="F7F9FB"/>
+          </w:tcPr>
+          <w:p>
+            <w:pPr>
+              <w:spacing w:before="40" w:after="40"/>
+            </w:pPr>
+            <w:r/>
+            <w:r>
+              <w:rPr>
+                <w:sz w:val="19"/>
+              </w:rPr>
+              <w:t>Clientes (Clients)</w:t>
+            </w:r>
+          </w:p>
+        </w:tc>
+        <w:tc>
+          <w:tcPr>
+            <w:tcW w:type="dxa" w:w="6768"/>
+            <w:vAlign w:val="center"/>
+            <w:shd w:val="clear" w:color="auto" w:fill="F7F9FB"/>
+          </w:tcPr>
+          <w:p>
+            <w:pPr>
+              <w:spacing w:before="40" w:after="40"/>
+            </w:pPr>
+            <w:r/>
+            <w:r>
+              <w:rPr>
+                <w:sz w:val="19"/>
+              </w:rPr>
+              <w:t>Full list of clients and requests, with the management actions available for each one.</w:t>
+            </w:r>
+          </w:p>
+        </w:tc>
+      </w:tr>
+      <w:tr>
+        <w:tc>
+          <w:tcPr>
+            <w:tcW w:type="dxa" w:w="2448"/>
+            <w:vAlign w:val="center"/>
+          </w:tcPr>
+          <w:p>
+            <w:pPr>
+              <w:spacing w:before="40" w:after="40"/>
+            </w:pPr>
+            <w:r/>
+            <w:r>
+              <w:rPr>
+                <w:sz w:val="19"/>
+              </w:rPr>
+              <w:t>Inventario / Piezas (Inventory / Parts)</w:t>
+            </w:r>
+          </w:p>
+        </w:tc>
+        <w:tc>
+          <w:tcPr>
+            <w:tcW w:type="dxa" w:w="6768"/>
+            <w:vAlign w:val="center"/>
+          </w:tcPr>
+          <w:p>
+            <w:pPr>
+              <w:spacing w:before="40" w:after="40"/>
+            </w:pPr>
+            <w:r/>
+            <w:r>
+              <w:rPr>
+                <w:sz w:val="19"/>
+              </w:rPr>
+              <w:t>Parts catalog with prices and stock levels.</w:t>
+            </w:r>
+          </w:p>
+        </w:tc>
+      </w:tr>
+      <w:tr>
+        <w:tc>
+          <w:tcPr>
+            <w:tcW w:type="dxa" w:w="2448"/>
+            <w:vAlign w:val="center"/>
+            <w:shd w:val="clear" w:color="auto" w:fill="F7F9FB"/>
+          </w:tcPr>
+          <w:p>
+            <w:pPr>
+              <w:spacing w:before="40" w:after="40"/>
+            </w:pPr>
+            <w:r/>
+            <w:r>
+              <w:rPr>
+                <w:sz w:val="19"/>
+              </w:rPr>
+              <w:t>Reportes (Reports)</w:t>
+            </w:r>
+          </w:p>
+        </w:tc>
+        <w:tc>
+          <w:tcPr>
+            <w:tcW w:type="dxa" w:w="6768"/>
+            <w:vAlign w:val="center"/>
+            <w:shd w:val="clear" w:color="auto" w:fill="F7F9FB"/>
+          </w:tcPr>
+          <w:p>
+            <w:pPr>
+              <w:spacing w:before="40" w:after="40"/>
+            </w:pPr>
+            <w:r/>
+            <w:r>
+              <w:rPr>
+                <w:sz w:val="19"/>
+              </w:rPr>
+              <w:t>Sales statistics, best-selling parts and low stock alerts.</w:t>
+            </w:r>
+          </w:p>
+        </w:tc>
+      </w:tr>
+    </w:tbl>
+    <w:p>
+      <w:pPr>
+        <w:spacing w:after="40" w:before="0"/>
+      </w:pPr>
+    </w:p>
+    <w:p>
+      <w:pPr>
+        <w:spacing w:after="120" w:before="0"/>
+      </w:pPr>
+      <w:r>
+        <w:rPr>
+          <w:b w:val="0"/>
+          <w:i w:val="0"/>
+          <w:color w:val="202A33"/>
+          <w:sz w:val="21"/>
+        </w:rPr>
+        <w:t>At the bottom, the menu identifies the signed-in user as Administrador and includes the Cerrar sesion (Sign out) button, which ends the session and returns the system to the client screen.</w:t>
+      </w:r>
+    </w:p>
+    <w:p>
+      <w:r>
+        <w:br w:type="page"/>
+      </w:r>
+    </w:p>
+    <w:p>
+      <w:pPr>
+        <w:pStyle w:val="Heading2"/>
+      </w:pPr>
+      <w:r>
+        <w:t>3.2 Home: summary dashboard</w:t>
+      </w:r>
+    </w:p>
+    <w:p>
+      <w:pPr>
+        <w:spacing w:after="120" w:before="0"/>
+      </w:pPr>
+      <w:r>
+        <w:rPr>
+          <w:b w:val="0"/>
+          <w:i w:val="0"/>
+          <w:color w:val="202A33"/>
+          <w:sz w:val="21"/>
+        </w:rPr>
+        <w:t>This is the administrator's welcome screen. It presents the overall state of the workshop at a glance through four indicators and a table of upcoming services.</w:t>
+      </w:r>
+    </w:p>
+    <w:tbl>
+      <w:tblPr>
+        <w:tblW w:type="auto" w:w="0"/>
+        <w:tblLayout w:type="fixed"/>
+        <w:tblLook w:firstColumn="1" w:firstRow="1" w:lastColumn="0" w:lastRow="0" w:noHBand="0" w:noVBand="1" w:val="04A0"/>
+      </w:tblPr>
+      <w:tblGrid>
+        <w:gridCol w:w="9360"/>
+      </w:tblGrid>
+      <w:tr>
+        <w:trPr>
+          <w:trHeight w:val="5688" w:hRule="exact"/>
+        </w:trPr>
+        <w:tc>
+          <w:tcPr>
+            <w:tcW w:type="dxa" w:w="9216"/>
+            <w:shd w:val="clear" w:color="auto" w:fill="EEF2F6"/>
+            <w:tcBorders>
+              <w:top w:val="single" w:sz="8" w:color="C9D4DE"/>
+              <w:left w:val="single" w:sz="8" w:color="C9D4DE"/>
+              <w:bottom w:val="single" w:sz="8" w:color="C9D4DE"/>
+              <w:right w:val="single" w:sz="8" w:color="C9D4DE"/>
+            </w:tcBorders>
+            <w:vAlign w:val="center"/>
+          </w:tcPr>
+          <w:p>
+            <w:pPr>
+              <w:jc w:val="center"/>
+            </w:pPr>
+            <w:r>
+              <w:rPr>
+                <w:b/>
+                <w:color w:val="5A6A78"/>
+                <w:sz w:val="22"/>
+              </w:rPr>
+              <w:t>[ Figure 2 ]</w:t>
+            </w:r>
+          </w:p>
+          <w:p>
+            <w:pPr>
+              <w:jc w:val="center"/>
+            </w:pPr>
+            <w:r>
+              <w:rPr>
+                <w:i/>
+                <w:color w:val="5A6A78"/>
+                <w:sz w:val="19"/>
+              </w:rPr>
+              <w:t>The Inicio (Home) dashboard of the Administrator Module</w:t>
+            </w:r>
+          </w:p>
+        </w:tc>
+      </w:tr>
+    </w:tbl>
+    <w:p>
+      <w:pPr>
+        <w:spacing w:before="80" w:after="240"/>
+        <w:jc w:val="center"/>
+      </w:pPr>
+      <w:r>
+        <w:rPr>
+          <w:b/>
+          <w:color w:val="0F2233"/>
+          <w:sz w:val="18"/>
+        </w:rPr>
+        <w:t xml:space="preserve">Figure 2. </w:t>
+      </w:r>
+      <w:r>
+        <w:rPr>
+          <w:i/>
+          <w:color w:val="5A6A78"/>
+          <w:sz w:val="18"/>
+        </w:rPr>
+        <w:t>The Inicio (Home) dashboard of the Administrator Module</w:t>
+      </w:r>
+    </w:p>
+    <w:p>
+      <w:pPr>
+        <w:pStyle w:val="Heading3"/>
+      </w:pPr>
+      <w:r>
+        <w:t>3.2.1 General indicators</w:t>
+      </w:r>
+    </w:p>
+    <w:p>
+      <w:pPr>
+        <w:spacing w:after="120" w:before="0"/>
+      </w:pPr>
+      <w:r>
+        <w:rPr>
+          <w:b w:val="0"/>
+          <w:i w:val="0"/>
+          <w:color w:val="202A33"/>
+          <w:sz w:val="21"/>
+        </w:rPr>
+        <w:t>The four cards at the top summarize operations. Each is distinguished by the color of its side stripe:</w:t>
+      </w:r>
+    </w:p>
+    <w:tbl>
+      <w:tblPr>
+        <w:tblStyle w:val="TableGrid"/>
+        <w:tblW w:type="auto" w:w="0"/>
+        <w:tblLayout w:type="fixed"/>
+        <w:tblLook w:firstColumn="1" w:firstRow="1" w:lastColumn="0" w:lastRow="0" w:noHBand="0" w:noVBand="1" w:val="04A0"/>
+      </w:tblPr>
+      <w:tblGrid>
+        <w:gridCol w:w="3120"/>
+        <w:gridCol w:w="3120"/>
+        <w:gridCol w:w="3120"/>
+      </w:tblGrid>
+      <w:tr>
+        <w:tc>
+          <w:tcPr>
+            <w:tcW w:type="dxa" w:w="2160"/>
+            <w:vAlign w:val="center"/>
+            <w:shd w:val="clear" w:color="auto" w:fill="0F2233"/>
+          </w:tcPr>
+          <w:p>
+            <w:pPr>
+              <w:spacing w:before="40" w:after="40"/>
+            </w:pPr>
+            <w:r/>
+            <w:r>
+              <w:rPr>
+                <w:b/>
+                <w:color w:val="FFFFFF"/>
+                <w:sz w:val="19"/>
+              </w:rPr>
+              <w:t>Indicator</w:t>
+            </w:r>
+          </w:p>
+        </w:tc>
+        <w:tc>
+          <w:tcPr>
+            <w:tcW w:type="dxa" w:w="5184"/>
+            <w:vAlign w:val="center"/>
+            <w:shd w:val="clear" w:color="auto" w:fill="0F2233"/>
+          </w:tcPr>
+          <w:p>
+            <w:pPr>
+              <w:spacing w:before="40" w:after="40"/>
+            </w:pPr>
+            <w:r/>
+            <w:r>
+              <w:rPr>
+                <w:b/>
+                <w:color w:val="FFFFFF"/>
+                <w:sz w:val="19"/>
+              </w:rPr>
+              <w:t>Meaning</w:t>
+            </w:r>
+          </w:p>
+        </w:tc>
+        <w:tc>
+          <w:tcPr>
+            <w:tcW w:type="dxa" w:w="1872"/>
+            <w:vAlign w:val="center"/>
+            <w:shd w:val="clear" w:color="auto" w:fill="0F2233"/>
+          </w:tcPr>
+          <w:p>
+            <w:pPr>
+              <w:spacing w:before="40" w:after="40"/>
+            </w:pPr>
+            <w:r/>
+            <w:r>
+              <w:rPr>
+                <w:b/>
+                <w:color w:val="FFFFFF"/>
+                <w:sz w:val="19"/>
+              </w:rPr>
+              <w:t>Example</w:t>
+            </w:r>
+          </w:p>
+        </w:tc>
+      </w:tr>
+      <w:tr>
+        <w:tc>
+          <w:tcPr>
+            <w:tcW w:type="dxa" w:w="2160"/>
+            <w:vAlign w:val="center"/>
+          </w:tcPr>
+          <w:p>
+            <w:pPr>
+              <w:spacing w:before="40" w:after="40"/>
+            </w:pPr>
+            <w:r/>
+            <w:r>
+              <w:rPr>
+                <w:sz w:val="19"/>
+              </w:rPr>
+              <w:t>Clientes registrados (Registered clients)</w:t>
+            </w:r>
+          </w:p>
+        </w:tc>
+        <w:tc>
+          <w:tcPr>
+            <w:tcW w:type="dxa" w:w="5184"/>
+            <w:vAlign w:val="center"/>
+          </w:tcPr>
+          <w:p>
+            <w:pPr>
+              <w:spacing w:before="40" w:after="40"/>
+            </w:pPr>
+            <w:r/>
+            <w:r>
+              <w:rPr>
+                <w:sz w:val="19"/>
+              </w:rPr>
+              <w:t>Total number of clients registered in the system.</w:t>
+            </w:r>
+          </w:p>
+        </w:tc>
+        <w:tc>
+          <w:tcPr>
+            <w:tcW w:type="dxa" w:w="1872"/>
+            <w:vAlign w:val="center"/>
+          </w:tcPr>
+          <w:p>
+            <w:pPr>
+              <w:spacing w:before="40" w:after="40"/>
+            </w:pPr>
+            <w:r/>
+            <w:r>
+              <w:rPr>
+                <w:sz w:val="19"/>
+              </w:rPr>
+              <w:t>30</w:t>
+            </w:r>
+          </w:p>
+        </w:tc>
+      </w:tr>
+      <w:tr>
+        <w:tc>
+          <w:tcPr>
+            <w:tcW w:type="dxa" w:w="2160"/>
+            <w:vAlign w:val="center"/>
+            <w:shd w:val="clear" w:color="auto" w:fill="F7F9FB"/>
+          </w:tcPr>
+          <w:p>
+            <w:pPr>
+              <w:spacing w:before="40" w:after="40"/>
+            </w:pPr>
+            <w:r/>
+            <w:r>
+              <w:rPr>
+                <w:sz w:val="19"/>
+              </w:rPr>
+              <w:t>Tipos de pieza (Part types)</w:t>
+            </w:r>
+          </w:p>
+        </w:tc>
+        <w:tc>
+          <w:tcPr>
+            <w:tcW w:type="dxa" w:w="5184"/>
+            <w:vAlign w:val="center"/>
+            <w:shd w:val="clear" w:color="auto" w:fill="F7F9FB"/>
+          </w:tcPr>
+          <w:p>
+            <w:pPr>
+              <w:spacing w:before="40" w:after="40"/>
+            </w:pPr>
+            <w:r/>
+            <w:r>
+              <w:rPr>
+                <w:sz w:val="19"/>
+              </w:rPr>
+              <w:t>Number of distinct parts in the catalog and, in parentheses, the sum of all stock on hand.</w:t>
+            </w:r>
+          </w:p>
+        </w:tc>
+        <w:tc>
+          <w:tcPr>
+            <w:tcW w:type="dxa" w:w="1872"/>
+            <w:vAlign w:val="center"/>
+            <w:shd w:val="clear" w:color="auto" w:fill="F7F9FB"/>
+          </w:tcPr>
+          <w:p>
+            <w:pPr>
+              <w:spacing w:before="40" w:after="40"/>
+            </w:pPr>
+            <w:r/>
+            <w:r>
+              <w:rPr>
+                <w:sz w:val="19"/>
+              </w:rPr>
+              <w:t>149 (3311 in stock)</w:t>
+            </w:r>
+          </w:p>
+        </w:tc>
+      </w:tr>
+      <w:tr>
+        <w:tc>
+          <w:tcPr>
+            <w:tcW w:type="dxa" w:w="2160"/>
+            <w:vAlign w:val="center"/>
+          </w:tcPr>
+          <w:p>
+            <w:pPr>
+              <w:spacing w:before="40" w:after="40"/>
+            </w:pPr>
+            <w:r/>
+            <w:r>
+              <w:rPr>
+                <w:sz w:val="19"/>
+              </w:rPr>
+              <w:t>Ventas realizadas (Sales completed)</w:t>
+            </w:r>
+          </w:p>
+        </w:tc>
+        <w:tc>
+          <w:tcPr>
+            <w:tcW w:type="dxa" w:w="5184"/>
+            <w:vAlign w:val="center"/>
+          </w:tcPr>
+          <w:p>
+            <w:pPr>
+              <w:spacing w:before="40" w:after="40"/>
+            </w:pPr>
+            <w:r/>
+            <w:r>
+              <w:rPr>
+                <w:sz w:val="19"/>
+              </w:rPr>
+              <w:t>Total number of sales recorded historically.</w:t>
+            </w:r>
+          </w:p>
+        </w:tc>
+        <w:tc>
+          <w:tcPr>
+            <w:tcW w:type="dxa" w:w="1872"/>
+            <w:vAlign w:val="center"/>
+          </w:tcPr>
+          <w:p>
+            <w:pPr>
+              <w:spacing w:before="40" w:after="40"/>
+            </w:pPr>
+            <w:r/>
+            <w:r>
+              <w:rPr>
+                <w:sz w:val="19"/>
+              </w:rPr>
+              <w:t>12</w:t>
+            </w:r>
+          </w:p>
+        </w:tc>
+      </w:tr>
+      <w:tr>
+        <w:tc>
+          <w:tcPr>
+            <w:tcW w:type="dxa" w:w="2160"/>
+            <w:vAlign w:val="center"/>
+            <w:shd w:val="clear" w:color="auto" w:fill="F7F9FB"/>
+          </w:tcPr>
+          <w:p>
+            <w:pPr>
+              <w:spacing w:before="40" w:after="40"/>
+            </w:pPr>
+            <w:r/>
+            <w:r>
+              <w:rPr>
+                <w:sz w:val="19"/>
+              </w:rPr>
+              <w:t>Ingresos totales (Total revenue)</w:t>
+            </w:r>
+          </w:p>
+        </w:tc>
+        <w:tc>
+          <w:tcPr>
+            <w:tcW w:type="dxa" w:w="5184"/>
+            <w:vAlign w:val="center"/>
+            <w:shd w:val="clear" w:color="auto" w:fill="F7F9FB"/>
+          </w:tcPr>
+          <w:p>
+            <w:pPr>
+              <w:spacing w:before="40" w:after="40"/>
+            </w:pPr>
+            <w:r/>
+            <w:r>
+              <w:rPr>
+                <w:sz w:val="19"/>
+              </w:rPr>
+              <w:t>Sum of the amount of every recorded sale.</w:t>
+            </w:r>
+          </w:p>
+        </w:tc>
+        <w:tc>
+          <w:tcPr>
+            <w:tcW w:type="dxa" w:w="1872"/>
+            <w:vAlign w:val="center"/>
+            <w:shd w:val="clear" w:color="auto" w:fill="F7F9FB"/>
+          </w:tcPr>
+          <w:p>
+            <w:pPr>
+              <w:spacing w:before="40" w:after="40"/>
+            </w:pPr>
+            <w:r/>
+            <w:r>
+              <w:rPr>
+                <w:sz w:val="19"/>
+              </w:rPr>
+              <w:t>$16,735.00</w:t>
+            </w:r>
+          </w:p>
+        </w:tc>
+      </w:tr>
+    </w:tbl>
+    <w:p>
+      <w:pPr>
+        <w:spacing w:after="40" w:before="0"/>
+      </w:pPr>
+    </w:p>
+    <w:p>
+      <w:pPr>
+        <w:spacing w:after="120" w:before="0"/>
+      </w:pPr>
+      <w:r>
+        <w:rPr>
+          <w:b w:val="0"/>
+          <w:i w:val="0"/>
+          <w:color w:val="202A33"/>
+          <w:sz w:val="21"/>
+        </w:rPr>
+        <w:t>Read together, these cards make it possible to assess the size of the client base, the depth of the inventory and cumulative commercial performance.</w:t>
+      </w:r>
+    </w:p>
+    <w:p>
+      <w:pPr>
+        <w:pStyle w:val="Heading3"/>
+      </w:pPr>
+      <w:r>
+        <w:t>3.2.2 Upcoming services (pending)</w:t>
+      </w:r>
+    </w:p>
+    <w:p>
+      <w:pPr>
+        <w:spacing w:after="120" w:before="0"/>
+      </w:pPr>
+      <w:r>
+        <w:rPr>
+          <w:b w:val="0"/>
+          <w:i w:val="0"/>
+          <w:color w:val="202A33"/>
+          <w:sz w:val="21"/>
+        </w:rPr>
+        <w:t>Below the indicators is the Proximos servicios (Upcoming services) table, whose title includes the number of requests still to be handled. It lists only unresolved requests, sorted by date and time, so the first row is the most immediate service. Its columns are:</w:t>
+      </w:r>
+    </w:p>
+    <w:tbl>
+      <w:tblPr>
+        <w:tblStyle w:val="TableGrid"/>
+        <w:tblW w:type="auto" w:w="0"/>
+        <w:tblLayout w:type="fixed"/>
+        <w:tblLook w:firstColumn="1" w:firstRow="1" w:lastColumn="0" w:lastRow="0" w:noHBand="0" w:noVBand="1" w:val="04A0"/>
+      </w:tblPr>
+      <w:tblGrid>
+        <w:gridCol w:w="4680"/>
+        <w:gridCol w:w="4680"/>
+      </w:tblGrid>
+      <w:tr>
+        <w:tc>
+          <w:tcPr>
+            <w:tcW w:type="dxa" w:w="1584"/>
+            <w:vAlign w:val="center"/>
+            <w:shd w:val="clear" w:color="auto" w:fill="0F2233"/>
+          </w:tcPr>
+          <w:p>
+            <w:pPr>
+              <w:spacing w:before="40" w:after="40"/>
+            </w:pPr>
+            <w:r/>
+            <w:r>
+              <w:rPr>
+                <w:b/>
+                <w:color w:val="FFFFFF"/>
+                <w:sz w:val="19"/>
+              </w:rPr>
+              <w:t>Column</w:t>
+            </w:r>
+          </w:p>
+        </w:tc>
+        <w:tc>
+          <w:tcPr>
+            <w:tcW w:type="dxa" w:w="7632"/>
+            <w:vAlign w:val="center"/>
+            <w:shd w:val="clear" w:color="auto" w:fill="0F2233"/>
+          </w:tcPr>
+          <w:p>
+            <w:pPr>
+              <w:spacing w:before="40" w:after="40"/>
+            </w:pPr>
+            <w:r/>
+            <w:r>
+              <w:rPr>
+                <w:b/>
+                <w:color w:val="FFFFFF"/>
+                <w:sz w:val="19"/>
+              </w:rPr>
+              <w:t>Content</w:t>
+            </w:r>
+          </w:p>
+        </w:tc>
+      </w:tr>
+      <w:tr>
+        <w:tc>
+          <w:tcPr>
+            <w:tcW w:type="dxa" w:w="1584"/>
+            <w:vAlign w:val="center"/>
+          </w:tcPr>
+          <w:p>
+            <w:pPr>
+              <w:spacing w:before="40" w:after="40"/>
+            </w:pPr>
+            <w:r/>
+            <w:r>
+              <w:rPr>
+                <w:sz w:val="19"/>
+              </w:rPr>
+              <w:t>ID</w:t>
+            </w:r>
+          </w:p>
+        </w:tc>
+        <w:tc>
+          <w:tcPr>
+            <w:tcW w:type="dxa" w:w="7632"/>
+            <w:vAlign w:val="center"/>
+          </w:tcPr>
+          <w:p>
+            <w:pPr>
+              <w:spacing w:before="40" w:after="40"/>
+            </w:pPr>
+            <w:r/>
+            <w:r>
+              <w:rPr>
+                <w:sz w:val="19"/>
+              </w:rPr>
+              <w:t>Order number of the request, the same one the client received on submitting it.</w:t>
+            </w:r>
+          </w:p>
+        </w:tc>
+      </w:tr>
+      <w:tr>
+        <w:tc>
+          <w:tcPr>
+            <w:tcW w:type="dxa" w:w="1584"/>
+            <w:vAlign w:val="center"/>
+            <w:shd w:val="clear" w:color="auto" w:fill="F7F9FB"/>
+          </w:tcPr>
+          <w:p>
+            <w:pPr>
+              <w:spacing w:before="40" w:after="40"/>
+            </w:pPr>
+            <w:r/>
+            <w:r>
+              <w:rPr>
+                <w:sz w:val="19"/>
+              </w:rPr>
+              <w:t>Cliente (Client)</w:t>
+            </w:r>
+          </w:p>
+        </w:tc>
+        <w:tc>
+          <w:tcPr>
+            <w:tcW w:type="dxa" w:w="7632"/>
+            <w:vAlign w:val="center"/>
+            <w:shd w:val="clear" w:color="auto" w:fill="F7F9FB"/>
+          </w:tcPr>
+          <w:p>
+            <w:pPr>
+              <w:spacing w:before="40" w:after="40"/>
+            </w:pPr>
+            <w:r/>
+            <w:r>
+              <w:rPr>
+                <w:sz w:val="19"/>
+              </w:rPr>
+              <w:t>Name of the requesting person or business.</w:t>
+            </w:r>
+          </w:p>
+        </w:tc>
+      </w:tr>
+      <w:tr>
+        <w:tc>
+          <w:tcPr>
+            <w:tcW w:type="dxa" w:w="1584"/>
+            <w:vAlign w:val="center"/>
+          </w:tcPr>
+          <w:p>
+            <w:pPr>
+              <w:spacing w:before="40" w:after="40"/>
+            </w:pPr>
+            <w:r/>
+            <w:r>
+              <w:rPr>
+                <w:sz w:val="19"/>
+              </w:rPr>
+              <w:t>Telefono (Phone)</w:t>
+            </w:r>
+          </w:p>
+        </w:tc>
+        <w:tc>
+          <w:tcPr>
+            <w:tcW w:type="dxa" w:w="7632"/>
+            <w:vAlign w:val="center"/>
+          </w:tcPr>
+          <w:p>
+            <w:pPr>
+              <w:spacing w:before="40" w:after="40"/>
+            </w:pPr>
+            <w:r/>
+            <w:r>
+              <w:rPr>
+                <w:sz w:val="19"/>
+              </w:rPr>
+              <w:t>Contact number entered in the request.</w:t>
+            </w:r>
+          </w:p>
+        </w:tc>
+      </w:tr>
+      <w:tr>
+        <w:tc>
+          <w:tcPr>
+            <w:tcW w:type="dxa" w:w="1584"/>
+            <w:vAlign w:val="center"/>
+            <w:shd w:val="clear" w:color="auto" w:fill="F7F9FB"/>
+          </w:tcPr>
+          <w:p>
+            <w:pPr>
+              <w:spacing w:before="40" w:after="40"/>
+            </w:pPr>
+            <w:r/>
+            <w:r>
+              <w:rPr>
+                <w:sz w:val="19"/>
+              </w:rPr>
+              <w:t>Direccion (Address)</w:t>
+            </w:r>
+          </w:p>
+        </w:tc>
+        <w:tc>
+          <w:tcPr>
+            <w:tcW w:type="dxa" w:w="7632"/>
+            <w:vAlign w:val="center"/>
+            <w:shd w:val="clear" w:color="auto" w:fill="F7F9FB"/>
+          </w:tcPr>
+          <w:p>
+            <w:pPr>
+              <w:spacing w:before="40" w:after="40"/>
+            </w:pPr>
+            <w:r/>
+            <w:r>
+              <w:rPr>
+                <w:sz w:val="19"/>
+              </w:rPr>
+              <w:t>Address where the service is to be performed.</w:t>
+            </w:r>
+          </w:p>
+        </w:tc>
+      </w:tr>
+      <w:tr>
+        <w:tc>
+          <w:tcPr>
+            <w:tcW w:type="dxa" w:w="1584"/>
+            <w:vAlign w:val="center"/>
+          </w:tcPr>
+          <w:p>
+            <w:pPr>
+              <w:spacing w:before="40" w:after="40"/>
+            </w:pPr>
+            <w:r/>
+            <w:r>
+              <w:rPr>
+                <w:sz w:val="19"/>
+              </w:rPr>
+              <w:t>Fecha (Date)</w:t>
+            </w:r>
+          </w:p>
+        </w:tc>
+        <w:tc>
+          <w:tcPr>
+            <w:tcW w:type="dxa" w:w="7632"/>
+            <w:vAlign w:val="center"/>
+          </w:tcPr>
+          <w:p>
+            <w:pPr>
+              <w:spacing w:before="40" w:after="40"/>
+            </w:pPr>
+            <w:r/>
+            <w:r>
+              <w:rPr>
+                <w:sz w:val="19"/>
+              </w:rPr>
+              <w:t>Scheduled or recorded day of the service.</w:t>
+            </w:r>
+          </w:p>
+        </w:tc>
+      </w:tr>
+      <w:tr>
+        <w:tc>
+          <w:tcPr>
+            <w:tcW w:type="dxa" w:w="1584"/>
+            <w:vAlign w:val="center"/>
+            <w:shd w:val="clear" w:color="auto" w:fill="F7F9FB"/>
+          </w:tcPr>
+          <w:p>
+            <w:pPr>
+              <w:spacing w:before="40" w:after="40"/>
+            </w:pPr>
+            <w:r/>
+            <w:r>
+              <w:rPr>
+                <w:sz w:val="19"/>
+              </w:rPr>
+              <w:t>Hora (Time)</w:t>
+            </w:r>
+          </w:p>
+        </w:tc>
+        <w:tc>
+          <w:tcPr>
+            <w:tcW w:type="dxa" w:w="7632"/>
+            <w:vAlign w:val="center"/>
+            <w:shd w:val="clear" w:color="auto" w:fill="F7F9FB"/>
+          </w:tcPr>
+          <w:p>
+            <w:pPr>
+              <w:spacing w:before="40" w:after="40"/>
+            </w:pPr>
+            <w:r/>
+            <w:r>
+              <w:rPr>
+                <w:sz w:val="19"/>
+              </w:rPr>
+              <w:t>Expected time of attention.</w:t>
+            </w:r>
+          </w:p>
+        </w:tc>
+      </w:tr>
+    </w:tbl>
+    <w:p>
+      <w:pPr>
+        <w:spacing w:after="40" w:before="0"/>
+      </w:pPr>
+    </w:p>
+    <w:p>
+      <w:pPr>
+        <w:spacing w:after="120" w:before="0"/>
+      </w:pPr>
+      <w:r>
+        <w:rPr>
+          <w:b w:val="0"/>
+          <w:i w:val="0"/>
+          <w:color w:val="202A33"/>
+          <w:sz w:val="21"/>
+        </w:rPr>
+        <w:t>This table works as the day's work schedule: it brings together contact details and location alongside the time, which is the information needed to organize technical visits.</w:t>
+      </w:r>
+    </w:p>
+    <w:p>
+      <w:r>
+        <w:br w:type="page"/>
+      </w:r>
+    </w:p>
+    <w:p>
+      <w:pPr>
+        <w:pStyle w:val="Heading2"/>
+      </w:pPr>
+      <w:r>
+        <w:t>3.3 Clients and requests</w:t>
+      </w:r>
+    </w:p>
+    <w:p>
+      <w:pPr>
+        <w:spacing w:after="120" w:before="0"/>
+      </w:pPr>
+      <w:r>
+        <w:rPr>
+          <w:b w:val="0"/>
+          <w:i w:val="0"/>
+          <w:color w:val="202A33"/>
+          <w:sz w:val="21"/>
+        </w:rPr>
+        <w:t>This screen centralizes the full management of requests. Unlike the table on Inicio, here every request is listed regardless of its status, and it adds the action bar used to operate on them.</w:t>
+      </w:r>
+    </w:p>
+    <w:tbl>
+      <w:tblPr>
+        <w:tblW w:type="auto" w:w="0"/>
+        <w:tblLayout w:type="fixed"/>
+        <w:tblLook w:firstColumn="1" w:firstRow="1" w:lastColumn="0" w:lastRow="0" w:noHBand="0" w:noVBand="1" w:val="04A0"/>
+      </w:tblPr>
+      <w:tblGrid>
+        <w:gridCol w:w="9360"/>
+      </w:tblGrid>
+      <w:tr>
+        <w:trPr>
+          <w:trHeight w:val="5688" w:hRule="exact"/>
+        </w:trPr>
+        <w:tc>
+          <w:tcPr>
+            <w:tcW w:type="dxa" w:w="9216"/>
+            <w:shd w:val="clear" w:color="auto" w:fill="EEF2F6"/>
+            <w:tcBorders>
+              <w:top w:val="single" w:sz="8" w:color="C9D4DE"/>
+              <w:left w:val="single" w:sz="8" w:color="C9D4DE"/>
+              <w:bottom w:val="single" w:sz="8" w:color="C9D4DE"/>
+              <w:right w:val="single" w:sz="8" w:color="C9D4DE"/>
+            </w:tcBorders>
+            <w:vAlign w:val="center"/>
+          </w:tcPr>
+          <w:p>
+            <w:pPr>
+              <w:jc w:val="center"/>
+            </w:pPr>
+            <w:r>
+              <w:rPr>
+                <w:b/>
+                <w:color w:val="5A6A78"/>
+                <w:sz w:val="22"/>
+              </w:rPr>
+              <w:t>[ Figure 3 ]</w:t>
+            </w:r>
+          </w:p>
+          <w:p>
+            <w:pPr>
+              <w:jc w:val="center"/>
+            </w:pPr>
+            <w:r>
+              <w:rPr>
+                <w:i/>
+                <w:color w:val="5A6A78"/>
+                <w:sz w:val="19"/>
+              </w:rPr>
+              <w:t>The Clientes y solicitudes (Clients and requests) screen</w:t>
+            </w:r>
+          </w:p>
+        </w:tc>
+      </w:tr>
+    </w:tbl>
+    <w:p>
+      <w:pPr>
+        <w:spacing w:before="80" w:after="240"/>
+        <w:jc w:val="center"/>
+      </w:pPr>
+      <w:r>
+        <w:rPr>
+          <w:b/>
+          <w:color w:val="0F2233"/>
+          <w:sz w:val="18"/>
+        </w:rPr>
+        <w:t xml:space="preserve">Figure 3. </w:t>
+      </w:r>
+      <w:r>
+        <w:rPr>
+          <w:i/>
+          <w:color w:val="5A6A78"/>
+          <w:sz w:val="18"/>
+        </w:rPr>
+        <w:t>The Clientes y solicitudes (Clients and requests) screen</w:t>
+      </w:r>
+    </w:p>
+    <w:p>
+      <w:pPr>
+        <w:pStyle w:val="Heading3"/>
+      </w:pPr>
+      <w:r>
+        <w:t>3.3.1 Table columns</w:t>
+      </w:r>
+    </w:p>
+    <w:tbl>
+      <w:tblPr>
+        <w:tblStyle w:val="TableGrid"/>
+        <w:tblW w:type="auto" w:w="0"/>
+        <w:tblLayout w:type="fixed"/>
+        <w:tblLook w:firstColumn="1" w:firstRow="1" w:lastColumn="0" w:lastRow="0" w:noHBand="0" w:noVBand="1" w:val="04A0"/>
+      </w:tblPr>
+      <w:tblGrid>
+        <w:gridCol w:w="4680"/>
+        <w:gridCol w:w="4680"/>
+      </w:tblGrid>
+      <w:tr>
+        <w:tc>
+          <w:tcPr>
+            <w:tcW w:type="dxa" w:w="1584"/>
+            <w:vAlign w:val="center"/>
+            <w:shd w:val="clear" w:color="auto" w:fill="0F2233"/>
+          </w:tcPr>
+          <w:p>
+            <w:pPr>
+              <w:spacing w:before="40" w:after="40"/>
+            </w:pPr>
+            <w:r/>
+            <w:r>
+              <w:rPr>
+                <w:b/>
+                <w:color w:val="FFFFFF"/>
+                <w:sz w:val="19"/>
+              </w:rPr>
+              <w:t>Column</w:t>
+            </w:r>
+          </w:p>
+        </w:tc>
+        <w:tc>
+          <w:tcPr>
+            <w:tcW w:type="dxa" w:w="7632"/>
+            <w:vAlign w:val="center"/>
+            <w:shd w:val="clear" w:color="auto" w:fill="0F2233"/>
+          </w:tcPr>
+          <w:p>
+            <w:pPr>
+              <w:spacing w:before="40" w:after="40"/>
+            </w:pPr>
+            <w:r/>
+            <w:r>
+              <w:rPr>
+                <w:b/>
+                <w:color w:val="FFFFFF"/>
+                <w:sz w:val="19"/>
+              </w:rPr>
+              <w:t>Content</w:t>
+            </w:r>
+          </w:p>
+        </w:tc>
+      </w:tr>
+      <w:tr>
+        <w:tc>
+          <w:tcPr>
+            <w:tcW w:type="dxa" w:w="1584"/>
+            <w:vAlign w:val="center"/>
+          </w:tcPr>
+          <w:p>
+            <w:pPr>
+              <w:spacing w:before="40" w:after="40"/>
+            </w:pPr>
+            <w:r/>
+            <w:r>
+              <w:rPr>
+                <w:sz w:val="19"/>
+              </w:rPr>
+              <w:t>ID</w:t>
+            </w:r>
+          </w:p>
+        </w:tc>
+        <w:tc>
+          <w:tcPr>
+            <w:tcW w:type="dxa" w:w="7632"/>
+            <w:vAlign w:val="center"/>
+          </w:tcPr>
+          <w:p>
+            <w:pPr>
+              <w:spacing w:before="40" w:after="40"/>
+            </w:pPr>
+            <w:r/>
+            <w:r>
+              <w:rPr>
+                <w:sz w:val="19"/>
+              </w:rPr>
+              <w:t>Order number of the request.</w:t>
+            </w:r>
+          </w:p>
+        </w:tc>
+      </w:tr>
+      <w:tr>
+        <w:tc>
+          <w:tcPr>
+            <w:tcW w:type="dxa" w:w="1584"/>
+            <w:vAlign w:val="center"/>
+            <w:shd w:val="clear" w:color="auto" w:fill="F7F9FB"/>
+          </w:tcPr>
+          <w:p>
+            <w:pPr>
+              <w:spacing w:before="40" w:after="40"/>
+            </w:pPr>
+            <w:r/>
+            <w:r>
+              <w:rPr>
+                <w:sz w:val="19"/>
+              </w:rPr>
+              <w:t>Nombre (Name)</w:t>
+            </w:r>
+          </w:p>
+        </w:tc>
+        <w:tc>
+          <w:tcPr>
+            <w:tcW w:type="dxa" w:w="7632"/>
+            <w:vAlign w:val="center"/>
+            <w:shd w:val="clear" w:color="auto" w:fill="F7F9FB"/>
+          </w:tcPr>
+          <w:p>
+            <w:pPr>
+              <w:spacing w:before="40" w:after="40"/>
+            </w:pPr>
+            <w:r/>
+            <w:r>
+              <w:rPr>
+                <w:sz w:val="19"/>
+              </w:rPr>
+              <w:t>The requesting client.</w:t>
+            </w:r>
+          </w:p>
+        </w:tc>
+      </w:tr>
+      <w:tr>
+        <w:tc>
+          <w:tcPr>
+            <w:tcW w:type="dxa" w:w="1584"/>
+            <w:vAlign w:val="center"/>
+          </w:tcPr>
+          <w:p>
+            <w:pPr>
+              <w:spacing w:before="40" w:after="40"/>
+            </w:pPr>
+            <w:r/>
+            <w:r>
+              <w:rPr>
+                <w:sz w:val="19"/>
+              </w:rPr>
+              <w:t>Telefono (Phone)</w:t>
+            </w:r>
+          </w:p>
+        </w:tc>
+        <w:tc>
+          <w:tcPr>
+            <w:tcW w:type="dxa" w:w="7632"/>
+            <w:vAlign w:val="center"/>
+          </w:tcPr>
+          <w:p>
+            <w:pPr>
+              <w:spacing w:before="40" w:after="40"/>
+            </w:pPr>
+            <w:r/>
+            <w:r>
+              <w:rPr>
+                <w:sz w:val="19"/>
+              </w:rPr>
+              <w:t>Contact number.</w:t>
+            </w:r>
+          </w:p>
+        </w:tc>
+      </w:tr>
+      <w:tr>
+        <w:tc>
+          <w:tcPr>
+            <w:tcW w:type="dxa" w:w="1584"/>
+            <w:vAlign w:val="center"/>
+            <w:shd w:val="clear" w:color="auto" w:fill="F7F9FB"/>
+          </w:tcPr>
+          <w:p>
+            <w:pPr>
+              <w:spacing w:before="40" w:after="40"/>
+            </w:pPr>
+            <w:r/>
+            <w:r>
+              <w:rPr>
+                <w:sz w:val="19"/>
+              </w:rPr>
+              <w:t>Direccion (Address)</w:t>
+            </w:r>
+          </w:p>
+        </w:tc>
+        <w:tc>
+          <w:tcPr>
+            <w:tcW w:type="dxa" w:w="7632"/>
+            <w:vAlign w:val="center"/>
+            <w:shd w:val="clear" w:color="auto" w:fill="F7F9FB"/>
+          </w:tcPr>
+          <w:p>
+            <w:pPr>
+              <w:spacing w:before="40" w:after="40"/>
+            </w:pPr>
+            <w:r/>
+            <w:r>
+              <w:rPr>
+                <w:sz w:val="19"/>
+              </w:rPr>
+              <w:t>Service address.</w:t>
+            </w:r>
+          </w:p>
+        </w:tc>
+      </w:tr>
+      <w:tr>
+        <w:tc>
+          <w:tcPr>
+            <w:tcW w:type="dxa" w:w="1584"/>
+            <w:vAlign w:val="center"/>
+          </w:tcPr>
+          <w:p>
+            <w:pPr>
+              <w:spacing w:before="40" w:after="40"/>
+            </w:pPr>
+            <w:r/>
+            <w:r>
+              <w:rPr>
+                <w:sz w:val="19"/>
+              </w:rPr>
+              <w:t>Estado (Status)</w:t>
+            </w:r>
+          </w:p>
+        </w:tc>
+        <w:tc>
+          <w:tcPr>
+            <w:tcW w:type="dxa" w:w="7632"/>
+            <w:vAlign w:val="center"/>
+          </w:tcPr>
+          <w:p>
+            <w:pPr>
+              <w:spacing w:before="40" w:after="40"/>
+            </w:pPr>
+            <w:r/>
+            <w:r>
+              <w:rPr>
+                <w:sz w:val="19"/>
+              </w:rPr>
+              <w:t>Stage the request is at: PENDIENTE (pending), EN PROCESO (in progress) or ATENDIDA (completed).</w:t>
+            </w:r>
+          </w:p>
+        </w:tc>
+      </w:tr>
+      <w:tr>
+        <w:tc>
+          <w:tcPr>
+            <w:tcW w:type="dxa" w:w="1584"/>
+            <w:vAlign w:val="center"/>
+            <w:shd w:val="clear" w:color="auto" w:fill="F7F9FB"/>
+          </w:tcPr>
+          <w:p>
+            <w:pPr>
+              <w:spacing w:before="40" w:after="40"/>
+            </w:pPr>
+            <w:r/>
+            <w:r>
+              <w:rPr>
+                <w:sz w:val="19"/>
+              </w:rPr>
+              <w:t>Fecha (Date)</w:t>
+            </w:r>
+          </w:p>
+        </w:tc>
+        <w:tc>
+          <w:tcPr>
+            <w:tcW w:type="dxa" w:w="7632"/>
+            <w:vAlign w:val="center"/>
+            <w:shd w:val="clear" w:color="auto" w:fill="F7F9FB"/>
+          </w:tcPr>
+          <w:p>
+            <w:pPr>
+              <w:spacing w:before="40" w:after="40"/>
+            </w:pPr>
+            <w:r/>
+            <w:r>
+              <w:rPr>
+                <w:sz w:val="19"/>
+              </w:rPr>
+              <w:t>Day associated with the request.</w:t>
+            </w:r>
+          </w:p>
+        </w:tc>
+      </w:tr>
+      <w:tr>
+        <w:tc>
+          <w:tcPr>
+            <w:tcW w:type="dxa" w:w="1584"/>
+            <w:vAlign w:val="center"/>
+          </w:tcPr>
+          <w:p>
+            <w:pPr>
+              <w:spacing w:before="40" w:after="40"/>
+            </w:pPr>
+            <w:r/>
+            <w:r>
+              <w:rPr>
+                <w:sz w:val="19"/>
+              </w:rPr>
+              <w:t>Hora (Time)</w:t>
+            </w:r>
+          </w:p>
+        </w:tc>
+        <w:tc>
+          <w:tcPr>
+            <w:tcW w:type="dxa" w:w="7632"/>
+            <w:vAlign w:val="center"/>
+          </w:tcPr>
+          <w:p>
+            <w:pPr>
+              <w:spacing w:before="40" w:after="40"/>
+            </w:pPr>
+            <w:r/>
+            <w:r>
+              <w:rPr>
+                <w:sz w:val="19"/>
+              </w:rPr>
+              <w:t>Time associated with the request.</w:t>
+            </w:r>
+          </w:p>
+        </w:tc>
+      </w:tr>
+    </w:tbl>
+    <w:p>
+      <w:pPr>
+        <w:spacing w:after="40" w:before="0"/>
+      </w:pPr>
+    </w:p>
+    <w:p>
+      <w:pPr>
+        <w:spacing w:after="120" w:before="0"/>
+      </w:pPr>
+      <w:r>
+        <w:rPr>
+          <w:b w:val="0"/>
+          <w:i w:val="0"/>
+          <w:color w:val="202A33"/>
+          <w:sz w:val="21"/>
+        </w:rPr>
+        <w:t>The list is grouped by status, showing PENDIENTE requests first, then those EN PROCESO and finally the ATENDIDA ones. This keeps outstanding work always at the top of the screen.</w:t>
+      </w:r>
+    </w:p>
+    <w:p>
+      <w:pPr>
+        <w:pStyle w:val="Heading3"/>
+      </w:pPr>
+      <w:r>
+        <w:t>3.3.2 Request statuses</w:t>
+      </w:r>
+    </w:p>
+    <w:p>
+      <w:pPr>
+        <w:spacing w:after="120" w:before="0"/>
+      </w:pPr>
+      <w:r>
+        <w:rPr>
+          <w:b w:val="0"/>
+          <w:i w:val="0"/>
+          <w:color w:val="202A33"/>
+          <w:sz w:val="21"/>
+        </w:rPr>
+        <w:t>The status describes the progress of the service and is the backbone of tracking:</w:t>
+      </w:r>
+    </w:p>
+    <w:tbl>
+      <w:tblPr>
+        <w:tblStyle w:val="TableGrid"/>
+        <w:tblW w:type="auto" w:w="0"/>
+        <w:tblLayout w:type="fixed"/>
+        <w:tblLook w:firstColumn="1" w:firstRow="1" w:lastColumn="0" w:lastRow="0" w:noHBand="0" w:noVBand="1" w:val="04A0"/>
+      </w:tblPr>
+      <w:tblGrid>
+        <w:gridCol w:w="4680"/>
+        <w:gridCol w:w="4680"/>
+      </w:tblGrid>
+      <w:tr>
+        <w:tc>
+          <w:tcPr>
+            <w:tcW w:type="dxa" w:w="1872"/>
+            <w:vAlign w:val="center"/>
+            <w:shd w:val="clear" w:color="auto" w:fill="0F2233"/>
+          </w:tcPr>
+          <w:p>
+            <w:pPr>
+              <w:spacing w:before="40" w:after="40"/>
+            </w:pPr>
+            <w:r/>
+            <w:r>
+              <w:rPr>
+                <w:b/>
+                <w:color w:val="FFFFFF"/>
+                <w:sz w:val="19"/>
+              </w:rPr>
+              <w:t>Status</w:t>
+            </w:r>
+          </w:p>
+        </w:tc>
+        <w:tc>
+          <w:tcPr>
+            <w:tcW w:type="dxa" w:w="7344"/>
+            <w:vAlign w:val="center"/>
+            <w:shd w:val="clear" w:color="auto" w:fill="0F2233"/>
+          </w:tcPr>
+          <w:p>
+            <w:pPr>
+              <w:spacing w:before="40" w:after="40"/>
+            </w:pPr>
+            <w:r/>
+            <w:r>
+              <w:rPr>
+                <w:b/>
+                <w:color w:val="FFFFFF"/>
+                <w:sz w:val="19"/>
+              </w:rPr>
+              <w:t>Meaning</w:t>
+            </w:r>
+          </w:p>
+        </w:tc>
+      </w:tr>
+      <w:tr>
+        <w:tc>
+          <w:tcPr>
+            <w:tcW w:type="dxa" w:w="1872"/>
+            <w:vAlign w:val="center"/>
+          </w:tcPr>
+          <w:p>
+            <w:pPr>
+              <w:spacing w:before="40" w:after="40"/>
+            </w:pPr>
+            <w:r/>
+            <w:r>
+              <w:rPr>
+                <w:sz w:val="19"/>
+              </w:rPr>
+              <w:t>PENDIENTE (pending)</w:t>
+            </w:r>
+          </w:p>
+        </w:tc>
+        <w:tc>
+          <w:tcPr>
+            <w:tcW w:type="dxa" w:w="7344"/>
+            <w:vAlign w:val="center"/>
+          </w:tcPr>
+          <w:p>
+            <w:pPr>
+              <w:spacing w:before="40" w:after="40"/>
+            </w:pPr>
+            <w:r/>
+            <w:r>
+              <w:rPr>
+                <w:sz w:val="19"/>
+              </w:rPr>
+              <w:t>The request has been received but the workshop has not started working on it. This is the status every client-submitted request starts in.</w:t>
+            </w:r>
+          </w:p>
+        </w:tc>
+      </w:tr>
+      <w:tr>
+        <w:tc>
+          <w:tcPr>
+            <w:tcW w:type="dxa" w:w="1872"/>
+            <w:vAlign w:val="center"/>
+            <w:shd w:val="clear" w:color="auto" w:fill="F7F9FB"/>
+          </w:tcPr>
+          <w:p>
+            <w:pPr>
+              <w:spacing w:before="40" w:after="40"/>
+            </w:pPr>
+            <w:r/>
+            <w:r>
+              <w:rPr>
+                <w:sz w:val="19"/>
+              </w:rPr>
+              <w:t>EN PROCESO (in progress)</w:t>
+            </w:r>
+          </w:p>
+        </w:tc>
+        <w:tc>
+          <w:tcPr>
+            <w:tcW w:type="dxa" w:w="7344"/>
+            <w:vAlign w:val="center"/>
+            <w:shd w:val="clear" w:color="auto" w:fill="F7F9FB"/>
+          </w:tcPr>
+          <w:p>
+            <w:pPr>
+              <w:spacing w:before="40" w:after="40"/>
+            </w:pPr>
+            <w:r/>
+            <w:r>
+              <w:rPr>
+                <w:sz w:val="19"/>
+              </w:rPr>
+              <w:t>The service is already under way: a technician has been assigned, the equipment has been diagnosed or the repair is being carried out.</w:t>
+            </w:r>
+          </w:p>
+        </w:tc>
+      </w:tr>
+      <w:tr>
+        <w:tc>
+          <w:tcPr>
+            <w:tcW w:type="dxa" w:w="1872"/>
+            <w:vAlign w:val="center"/>
+          </w:tcPr>
+          <w:p>
+            <w:pPr>
+              <w:spacing w:before="40" w:after="40"/>
+            </w:pPr>
+            <w:r/>
+            <w:r>
+              <w:rPr>
+                <w:sz w:val="19"/>
+              </w:rPr>
+              <w:t>ATENDIDA (completed)</w:t>
+            </w:r>
+          </w:p>
+        </w:tc>
+        <w:tc>
+          <w:tcPr>
+            <w:tcW w:type="dxa" w:w="7344"/>
+            <w:vAlign w:val="center"/>
+          </w:tcPr>
+          <w:p>
+            <w:pPr>
+              <w:spacing w:before="40" w:after="40"/>
+            </w:pPr>
+            <w:r/>
+            <w:r>
+              <w:rPr>
+                <w:sz w:val="19"/>
+              </w:rPr>
+              <w:t>The service has finished. The request is kept in the history but no longer requires action.</w:t>
+            </w:r>
+          </w:p>
+        </w:tc>
+      </w:tr>
+    </w:tbl>
+    <w:p>
+      <w:pPr>
+        <w:spacing w:after="40" w:before="0"/>
+      </w:pPr>
+    </w:p>
+    <w:p>
+      <w:pPr>
+        <w:pStyle w:val="Heading3"/>
+      </w:pPr>
+      <w:r>
+        <w:t>3.3.3 Viewing the detail of a request</w:t>
+      </w:r>
+    </w:p>
+    <w:p>
+      <w:pPr>
+        <w:spacing w:after="120" w:before="0"/>
+      </w:pPr>
+      <w:r>
+        <w:rPr>
+          <w:b w:val="0"/>
+          <w:i w:val="0"/>
+          <w:color w:val="202A33"/>
+          <w:sz w:val="21"/>
+        </w:rPr>
+        <w:t>The helper text under the title says it: double-clicking a client in the table opens the detail of their request. There you can consult the full record, including the reason for the service the client described on submitting it, which is too long to fit in the list.</w:t>
+      </w:r>
+    </w:p>
+    <w:p>
+      <w:pPr>
+        <w:pStyle w:val="Heading3"/>
+      </w:pPr>
+      <w:r>
+        <w:t>3.3.4 Action bar</w:t>
+      </w:r>
+    </w:p>
+    <w:p>
+      <w:pPr>
+        <w:spacing w:after="120" w:before="0"/>
+      </w:pPr>
+      <w:r>
+        <w:rPr>
+          <w:b w:val="0"/>
+          <w:i w:val="0"/>
+          <w:color w:val="202A33"/>
+          <w:sz w:val="21"/>
+        </w:rPr>
+        <w:t>The buttons at the top right act on the request previously selected in the table, with the exception of Actualizar:</w:t>
+      </w:r>
+    </w:p>
+    <w:tbl>
+      <w:tblPr>
+        <w:tblStyle w:val="TableGrid"/>
+        <w:tblW w:type="auto" w:w="0"/>
+        <w:tblLayout w:type="fixed"/>
+        <w:tblLook w:firstColumn="1" w:firstRow="1" w:lastColumn="0" w:lastRow="0" w:noHBand="0" w:noVBand="1" w:val="04A0"/>
+      </w:tblPr>
+      <w:tblGrid>
+        <w:gridCol w:w="4680"/>
+        <w:gridCol w:w="4680"/>
+      </w:tblGrid>
+      <w:tr>
+        <w:tc>
+          <w:tcPr>
+            <w:tcW w:type="dxa" w:w="1872"/>
+            <w:vAlign w:val="center"/>
+            <w:shd w:val="clear" w:color="auto" w:fill="0F2233"/>
+          </w:tcPr>
+          <w:p>
+            <w:pPr>
+              <w:spacing w:before="40" w:after="40"/>
+            </w:pPr>
+            <w:r/>
+            <w:r>
+              <w:rPr>
+                <w:b/>
+                <w:color w:val="FFFFFF"/>
+                <w:sz w:val="19"/>
+              </w:rPr>
+              <w:t>Button</w:t>
+            </w:r>
+          </w:p>
+        </w:tc>
+        <w:tc>
+          <w:tcPr>
+            <w:tcW w:type="dxa" w:w="7344"/>
+            <w:vAlign w:val="center"/>
+            <w:shd w:val="clear" w:color="auto" w:fill="0F2233"/>
+          </w:tcPr>
+          <w:p>
+            <w:pPr>
+              <w:spacing w:before="40" w:after="40"/>
+            </w:pPr>
+            <w:r/>
+            <w:r>
+              <w:rPr>
+                <w:b/>
+                <w:color w:val="FFFFFF"/>
+                <w:sz w:val="19"/>
+              </w:rPr>
+              <w:t>Function</w:t>
+            </w:r>
+          </w:p>
+        </w:tc>
+      </w:tr>
+      <w:tr>
+        <w:tc>
+          <w:tcPr>
+            <w:tcW w:type="dxa" w:w="1872"/>
+            <w:vAlign w:val="center"/>
+          </w:tcPr>
+          <w:p>
+            <w:pPr>
+              <w:spacing w:before="40" w:after="40"/>
+            </w:pPr>
+            <w:r/>
+            <w:r>
+              <w:rPr>
+                <w:sz w:val="19"/>
+              </w:rPr>
+              <w:t>Cotizar (Quote)</w:t>
+            </w:r>
+          </w:p>
+        </w:tc>
+        <w:tc>
+          <w:tcPr>
+            <w:tcW w:type="dxa" w:w="7344"/>
+            <w:vAlign w:val="center"/>
+          </w:tcPr>
+          <w:p>
+            <w:pPr>
+              <w:spacing w:before="40" w:after="40"/>
+            </w:pPr>
+            <w:r/>
+            <w:r>
+              <w:rPr>
+                <w:sz w:val="19"/>
+              </w:rPr>
+              <w:t>Generates the service quote for the selected request, incorporating the inventory parts required and their price.</w:t>
+            </w:r>
+          </w:p>
+        </w:tc>
+      </w:tr>
+      <w:tr>
+        <w:tc>
+          <w:tcPr>
+            <w:tcW w:type="dxa" w:w="1872"/>
+            <w:vAlign w:val="center"/>
+            <w:shd w:val="clear" w:color="auto" w:fill="F7F9FB"/>
+          </w:tcPr>
+          <w:p>
+            <w:pPr>
+              <w:spacing w:before="40" w:after="40"/>
+            </w:pPr>
+            <w:r/>
+            <w:r>
+              <w:rPr>
+                <w:sz w:val="19"/>
+              </w:rPr>
+              <w:t>Imprimir ticket (Print receipt)</w:t>
+            </w:r>
+          </w:p>
+        </w:tc>
+        <w:tc>
+          <w:tcPr>
+            <w:tcW w:type="dxa" w:w="7344"/>
+            <w:vAlign w:val="center"/>
+            <w:shd w:val="clear" w:color="auto" w:fill="F7F9FB"/>
+          </w:tcPr>
+          <w:p>
+            <w:pPr>
+              <w:spacing w:before="40" w:after="40"/>
+            </w:pPr>
+            <w:r/>
+            <w:r>
+              <w:rPr>
+                <w:sz w:val="19"/>
+              </w:rPr>
+              <w:t>Issues the service receipt with the client's details and the items charged, to be handed over as proof.</w:t>
+            </w:r>
+          </w:p>
+        </w:tc>
+      </w:tr>
+      <w:tr>
+        <w:tc>
+          <w:tcPr>
+            <w:tcW w:type="dxa" w:w="1872"/>
+            <w:vAlign w:val="center"/>
+          </w:tcPr>
+          <w:p>
+            <w:pPr>
+              <w:spacing w:before="40" w:after="40"/>
+            </w:pPr>
+            <w:r/>
+            <w:r>
+              <w:rPr>
+                <w:sz w:val="19"/>
+              </w:rPr>
+              <w:t>Cambiar estado (Change status)</w:t>
+            </w:r>
+          </w:p>
+        </w:tc>
+        <w:tc>
+          <w:tcPr>
+            <w:tcW w:type="dxa" w:w="7344"/>
+            <w:vAlign w:val="center"/>
+          </w:tcPr>
+          <w:p>
+            <w:pPr>
+              <w:spacing w:before="40" w:after="40"/>
+            </w:pPr>
+            <w:r/>
+            <w:r>
+              <w:rPr>
+                <w:sz w:val="19"/>
+              </w:rPr>
+              <w:t>Advances the request to the next stage, for example from PENDIENTE to EN PROCESO and then to ATENDIDA.</w:t>
+            </w:r>
+          </w:p>
+        </w:tc>
+      </w:tr>
+      <w:tr>
+        <w:tc>
+          <w:tcPr>
+            <w:tcW w:type="dxa" w:w="1872"/>
+            <w:vAlign w:val="center"/>
+            <w:shd w:val="clear" w:color="auto" w:fill="F7F9FB"/>
+          </w:tcPr>
+          <w:p>
+            <w:pPr>
+              <w:spacing w:before="40" w:after="40"/>
+            </w:pPr>
+            <w:r/>
+            <w:r>
+              <w:rPr>
+                <w:sz w:val="19"/>
+              </w:rPr>
+              <w:t>Eliminar (Delete)</w:t>
+            </w:r>
+          </w:p>
+        </w:tc>
+        <w:tc>
+          <w:tcPr>
+            <w:tcW w:type="dxa" w:w="7344"/>
+            <w:vAlign w:val="center"/>
+            <w:shd w:val="clear" w:color="auto" w:fill="F7F9FB"/>
+          </w:tcPr>
+          <w:p>
+            <w:pPr>
+              <w:spacing w:before="40" w:after="40"/>
+            </w:pPr>
+            <w:r/>
+            <w:r>
+              <w:rPr>
+                <w:sz w:val="19"/>
+              </w:rPr>
+              <w:t>Deletes the selected request from the system. Used to discard duplicate records or ones entered by mistake.</w:t>
+            </w:r>
+          </w:p>
+        </w:tc>
+      </w:tr>
+      <w:tr>
+        <w:tc>
+          <w:tcPr>
+            <w:tcW w:type="dxa" w:w="1872"/>
+            <w:vAlign w:val="center"/>
+          </w:tcPr>
+          <w:p>
+            <w:pPr>
+              <w:spacing w:before="40" w:after="40"/>
+            </w:pPr>
+            <w:r/>
+            <w:r>
+              <w:rPr>
+                <w:sz w:val="19"/>
+              </w:rPr>
+              <w:t>Actualizar (Refresh)</w:t>
+            </w:r>
+          </w:p>
+        </w:tc>
+        <w:tc>
+          <w:tcPr>
+            <w:tcW w:type="dxa" w:w="7344"/>
+            <w:vAlign w:val="center"/>
+          </w:tcPr>
+          <w:p>
+            <w:pPr>
+              <w:spacing w:before="40" w:after="40"/>
+            </w:pPr>
+            <w:r/>
+            <w:r>
+              <w:rPr>
+                <w:sz w:val="19"/>
+              </w:rPr>
+              <w:t>Re-reads the information and refreshes the table to show new requests that have arrived from the Client Module.</w:t>
+            </w:r>
+          </w:p>
+        </w:tc>
+      </w:tr>
+    </w:tbl>
+    <w:p>
+      <w:pPr>
+        <w:spacing w:after="40" w:before="0"/>
+      </w:pPr>
+    </w:p>
+    <w:tbl>
+      <w:tblPr>
+        <w:tblW w:type="auto" w:w="0"/>
+        <w:tblLayout w:type="fixed"/>
+        <w:tblLook w:firstColumn="1" w:firstRow="1" w:lastColumn="0" w:lastRow="0" w:noHBand="0" w:noVBand="1" w:val="04A0"/>
+      </w:tblPr>
+      <w:tblGrid>
+        <w:gridCol w:w="9360"/>
+      </w:tblGrid>
+      <w:tr>
+        <w:tc>
+          <w:tcPr>
+            <w:tcW w:type="dxa" w:w="9216"/>
+            <w:shd w:val="clear" w:color="auto" w:fill="EEF2F6"/>
+            <w:tcBorders>
+              <w:top w:val="single" w:sz="6" w:color="1584D8"/>
+              <w:left w:val="single" w:sz="6" w:color="1584D8"/>
+              <w:bottom w:val="single" w:sz="6" w:color="1584D8"/>
+              <w:right w:val="single" w:sz="6" w:color="1584D8"/>
+            </w:tcBorders>
+          </w:tcPr>
+          <w:p>
+            <w:pPr>
+              <w:spacing w:before="40" w:after="40"/>
+            </w:pPr>
+            <w:r>
+              <w:rPr>
+                <w:b/>
+                <w:color w:val="0F2233"/>
+                <w:sz w:val="19"/>
+              </w:rPr>
+              <w:t xml:space="preserve">Note: </w:t>
+            </w:r>
+            <w:r>
+              <w:rPr>
+                <w:color w:val="202A33"/>
+                <w:sz w:val="19"/>
+              </w:rPr>
+              <w:t>Before clicking Cotizar, Imprimir ticket, Cambiar estado or Eliminar you must select the corresponding client row, since these actions apply to the active record.</w:t>
+            </w:r>
+          </w:p>
+        </w:tc>
+      </w:tr>
+    </w:tbl>
+    <w:p>
+      <w:pPr>
+        <w:spacing w:after="120"/>
+      </w:pPr>
+    </w:p>
+    <w:p>
+      <w:r>
+        <w:br w:type="page"/>
+      </w:r>
+    </w:p>
+    <w:p>
+      <w:pPr>
+        <w:pStyle w:val="Heading2"/>
+      </w:pPr>
+      <w:r>
+        <w:t>3.4 Parts inventory</w:t>
+      </w:r>
+    </w:p>
+    <w:p>
+      <w:pPr>
+        <w:spacing w:after="120" w:before="0"/>
+      </w:pPr>
+      <w:r>
+        <w:rPr>
+          <w:b w:val="0"/>
+          <w:i w:val="0"/>
+          <w:color w:val="202A33"/>
+          <w:sz w:val="21"/>
+        </w:rPr>
+        <w:t>This is the workshop's catalog of spare parts and equipment. It serves two purposes: as a price list when quoting a service, and as stock control to know what material is available.</w:t>
+      </w:r>
+    </w:p>
+    <w:tbl>
+      <w:tblPr>
+        <w:tblW w:type="auto" w:w="0"/>
+        <w:tblLayout w:type="fixed"/>
+        <w:tblLook w:firstColumn="1" w:firstRow="1" w:lastColumn="0" w:lastRow="0" w:noHBand="0" w:noVBand="1" w:val="04A0"/>
+      </w:tblPr>
+      <w:tblGrid>
+        <w:gridCol w:w="9360"/>
+      </w:tblGrid>
+      <w:tr>
+        <w:trPr>
+          <w:trHeight w:val="5688" w:hRule="exact"/>
+        </w:trPr>
+        <w:tc>
+          <w:tcPr>
+            <w:tcW w:type="dxa" w:w="9216"/>
+            <w:shd w:val="clear" w:color="auto" w:fill="EEF2F6"/>
+            <w:tcBorders>
+              <w:top w:val="single" w:sz="8" w:color="C9D4DE"/>
+              <w:left w:val="single" w:sz="8" w:color="C9D4DE"/>
+              <w:bottom w:val="single" w:sz="8" w:color="C9D4DE"/>
+              <w:right w:val="single" w:sz="8" w:color="C9D4DE"/>
+            </w:tcBorders>
+            <w:vAlign w:val="center"/>
+          </w:tcPr>
+          <w:p>
+            <w:pPr>
+              <w:jc w:val="center"/>
+            </w:pPr>
+            <w:r>
+              <w:rPr>
+                <w:b/>
+                <w:color w:val="5A6A78"/>
+                <w:sz w:val="22"/>
+              </w:rPr>
+              <w:t>[ Figure 4 ]</w:t>
+            </w:r>
+          </w:p>
+          <w:p>
+            <w:pPr>
+              <w:jc w:val="center"/>
+            </w:pPr>
+            <w:r>
+              <w:rPr>
+                <w:i/>
+                <w:color w:val="5A6A78"/>
+                <w:sz w:val="19"/>
+              </w:rPr>
+              <w:t>The Inventario de piezas (Parts inventory) screen</w:t>
+            </w:r>
+          </w:p>
+        </w:tc>
+      </w:tr>
+    </w:tbl>
+    <w:p>
+      <w:pPr>
+        <w:spacing w:before="80" w:after="240"/>
+        <w:jc w:val="center"/>
+      </w:pPr>
+      <w:r>
+        <w:rPr>
+          <w:b/>
+          <w:color w:val="0F2233"/>
+          <w:sz w:val="18"/>
+        </w:rPr>
+        <w:t xml:space="preserve">Figure 4. </w:t>
+      </w:r>
+      <w:r>
+        <w:rPr>
+          <w:i/>
+          <w:color w:val="5A6A78"/>
+          <w:sz w:val="18"/>
+        </w:rPr>
+        <w:t>The Inventario de piezas (Parts inventory) screen</w:t>
+      </w:r>
+    </w:p>
+    <w:p>
+      <w:pPr>
+        <w:pStyle w:val="Heading3"/>
+      </w:pPr>
+      <w:r>
+        <w:t>3.4.1 Catalog columns</w:t>
+      </w:r>
+    </w:p>
+    <w:tbl>
+      <w:tblPr>
+        <w:tblStyle w:val="TableGrid"/>
+        <w:tblW w:type="auto" w:w="0"/>
+        <w:tblLayout w:type="fixed"/>
+        <w:tblLook w:firstColumn="1" w:firstRow="1" w:lastColumn="0" w:lastRow="0" w:noHBand="0" w:noVBand="1" w:val="04A0"/>
+      </w:tblPr>
+      <w:tblGrid>
+        <w:gridCol w:w="4680"/>
+        <w:gridCol w:w="4680"/>
+      </w:tblGrid>
+      <w:tr>
+        <w:tc>
+          <w:tcPr>
+            <w:tcW w:type="dxa" w:w="1728"/>
+            <w:vAlign w:val="center"/>
+            <w:shd w:val="clear" w:color="auto" w:fill="0F2233"/>
+          </w:tcPr>
+          <w:p>
+            <w:pPr>
+              <w:spacing w:before="40" w:after="40"/>
+            </w:pPr>
+            <w:r/>
+            <w:r>
+              <w:rPr>
+                <w:b/>
+                <w:color w:val="FFFFFF"/>
+                <w:sz w:val="19"/>
+              </w:rPr>
+              <w:t>Column</w:t>
+            </w:r>
+          </w:p>
+        </w:tc>
+        <w:tc>
+          <w:tcPr>
+            <w:tcW w:type="dxa" w:w="7488"/>
+            <w:vAlign w:val="center"/>
+            <w:shd w:val="clear" w:color="auto" w:fill="0F2233"/>
+          </w:tcPr>
+          <w:p>
+            <w:pPr>
+              <w:spacing w:before="40" w:after="40"/>
+            </w:pPr>
+            <w:r/>
+            <w:r>
+              <w:rPr>
+                <w:b/>
+                <w:color w:val="FFFFFF"/>
+                <w:sz w:val="19"/>
+              </w:rPr>
+              <w:t>Content</w:t>
+            </w:r>
+          </w:p>
+        </w:tc>
+      </w:tr>
+      <w:tr>
+        <w:tc>
+          <w:tcPr>
+            <w:tcW w:type="dxa" w:w="1728"/>
+            <w:vAlign w:val="center"/>
+          </w:tcPr>
+          <w:p>
+            <w:pPr>
+              <w:spacing w:before="40" w:after="40"/>
+            </w:pPr>
+            <w:r/>
+            <w:r>
+              <w:rPr>
+                <w:sz w:val="19"/>
+              </w:rPr>
+              <w:t>Codigo (Code)</w:t>
+            </w:r>
+          </w:p>
+        </w:tc>
+        <w:tc>
+          <w:tcPr>
+            <w:tcW w:type="dxa" w:w="7488"/>
+            <w:vAlign w:val="center"/>
+          </w:tcPr>
+          <w:p>
+            <w:pPr>
+              <w:spacing w:before="40" w:after="40"/>
+            </w:pPr>
+            <w:r/>
+            <w:r>
+              <w:rPr>
+                <w:sz w:val="19"/>
+              </w:rPr>
+              <w:t>Short key that uniquely identifies the part. It is formed from a family prefix and a variant suffix, for example BOM-100 for a 1 HP centrifugal pump or ARR-TER for a thermal starter.</w:t>
+            </w:r>
+          </w:p>
+        </w:tc>
+      </w:tr>
+      <w:tr>
+        <w:tc>
+          <w:tcPr>
+            <w:tcW w:type="dxa" w:w="1728"/>
+            <w:vAlign w:val="center"/>
+            <w:shd w:val="clear" w:color="auto" w:fill="F7F9FB"/>
+          </w:tcPr>
+          <w:p>
+            <w:pPr>
+              <w:spacing w:before="40" w:after="40"/>
+            </w:pPr>
+            <w:r/>
+            <w:r>
+              <w:rPr>
+                <w:sz w:val="19"/>
+              </w:rPr>
+              <w:t>Nombre (Name)</w:t>
+            </w:r>
+          </w:p>
+        </w:tc>
+        <w:tc>
+          <w:tcPr>
+            <w:tcW w:type="dxa" w:w="7488"/>
+            <w:vAlign w:val="center"/>
+            <w:shd w:val="clear" w:color="auto" w:fill="F7F9FB"/>
+          </w:tcPr>
+          <w:p>
+            <w:pPr>
+              <w:spacing w:before="40" w:after="40"/>
+            </w:pPr>
+            <w:r/>
+            <w:r>
+              <w:rPr>
+                <w:sz w:val="19"/>
+              </w:rPr>
+              <w:t>Commercial name of the part, usually including its capacity or power, such as Bomba centrifuga 1.5 HP.</w:t>
+            </w:r>
+          </w:p>
+        </w:tc>
+      </w:tr>
+      <w:tr>
+        <w:tc>
+          <w:tcPr>
+            <w:tcW w:type="dxa" w:w="1728"/>
+            <w:vAlign w:val="center"/>
+          </w:tcPr>
+          <w:p>
+            <w:pPr>
+              <w:spacing w:before="40" w:after="40"/>
+            </w:pPr>
+            <w:r/>
+            <w:r>
+              <w:rPr>
+                <w:sz w:val="19"/>
+              </w:rPr>
+              <w:t>Descripcion (Description)</w:t>
+            </w:r>
+          </w:p>
+        </w:tc>
+        <w:tc>
+          <w:tcPr>
+            <w:tcW w:type="dxa" w:w="7488"/>
+            <w:vAlign w:val="center"/>
+          </w:tcPr>
+          <w:p>
+            <w:pPr>
+              <w:spacing w:before="40" w:after="40"/>
+            </w:pPr>
+            <w:r/>
+            <w:r>
+              <w:rPr>
+                <w:sz w:val="19"/>
+              </w:rPr>
+              <w:t>Supplementary technical detail specifying the material, use or characteristics of the component.</w:t>
+            </w:r>
+          </w:p>
+        </w:tc>
+      </w:tr>
+      <w:tr>
+        <w:tc>
+          <w:tcPr>
+            <w:tcW w:type="dxa" w:w="1728"/>
+            <w:vAlign w:val="center"/>
+            <w:shd w:val="clear" w:color="auto" w:fill="F7F9FB"/>
+          </w:tcPr>
+          <w:p>
+            <w:pPr>
+              <w:spacing w:before="40" w:after="40"/>
+            </w:pPr>
+            <w:r/>
+            <w:r>
+              <w:rPr>
+                <w:sz w:val="19"/>
+              </w:rPr>
+              <w:t>Precio (Price)</w:t>
+            </w:r>
+          </w:p>
+        </w:tc>
+        <w:tc>
+          <w:tcPr>
+            <w:tcW w:type="dxa" w:w="7488"/>
+            <w:vAlign w:val="center"/>
+            <w:shd w:val="clear" w:color="auto" w:fill="F7F9FB"/>
+          </w:tcPr>
+          <w:p>
+            <w:pPr>
+              <w:spacing w:before="40" w:after="40"/>
+            </w:pPr>
+            <w:r/>
+            <w:r>
+              <w:rPr>
+                <w:sz w:val="19"/>
+              </w:rPr>
+              <w:t>Unit sale price. This is the value carried over to the quote.</w:t>
+            </w:r>
+          </w:p>
+        </w:tc>
+      </w:tr>
+      <w:tr>
+        <w:tc>
+          <w:tcPr>
+            <w:tcW w:type="dxa" w:w="1728"/>
+            <w:vAlign w:val="center"/>
+          </w:tcPr>
+          <w:p>
+            <w:pPr>
+              <w:spacing w:before="40" w:after="40"/>
+            </w:pPr>
+            <w:r/>
+            <w:r>
+              <w:rPr>
+                <w:sz w:val="19"/>
+              </w:rPr>
+              <w:t>Stock</w:t>
+            </w:r>
+          </w:p>
+        </w:tc>
+        <w:tc>
+          <w:tcPr>
+            <w:tcW w:type="dxa" w:w="7488"/>
+            <w:vAlign w:val="center"/>
+          </w:tcPr>
+          <w:p>
+            <w:pPr>
+              <w:spacing w:before="40" w:after="40"/>
+            </w:pPr>
+            <w:r/>
+            <w:r>
+              <w:rPr>
+                <w:sz w:val="19"/>
+              </w:rPr>
+              <w:t>Units available in the warehouse.</w:t>
+            </w:r>
+          </w:p>
+        </w:tc>
+      </w:tr>
+    </w:tbl>
+    <w:p>
+      <w:pPr>
+        <w:spacing w:after="40" w:before="0"/>
+      </w:pPr>
+    </w:p>
+    <w:p>
+      <w:pPr>
+        <w:spacing w:after="120" w:before="0"/>
+      </w:pPr>
+      <w:r>
+        <w:rPr>
+          <w:b w:val="0"/>
+          <w:i w:val="0"/>
+          <w:color w:val="202A33"/>
+          <w:sz w:val="21"/>
+        </w:rPr>
+        <w:t>The catalog is presented sorted by name, which naturally groups parts from the same family and makes them easier to find when scanning the list. Sample records:</w:t>
+      </w:r>
+    </w:p>
+    <w:tbl>
+      <w:tblPr>
+        <w:tblStyle w:val="TableGrid"/>
+        <w:tblW w:type="auto" w:w="0"/>
+        <w:tblLayout w:type="fixed"/>
+        <w:tblLook w:firstColumn="1" w:firstRow="1" w:lastColumn="0" w:lastRow="0" w:noHBand="0" w:noVBand="1" w:val="04A0"/>
+      </w:tblPr>
+      <w:tblGrid>
+        <w:gridCol w:w="2340"/>
+        <w:gridCol w:w="2340"/>
+        <w:gridCol w:w="2340"/>
+        <w:gridCol w:w="2340"/>
+      </w:tblGrid>
+      <w:tr>
+        <w:tc>
+          <w:tcPr>
+            <w:tcW w:type="dxa" w:w="1584"/>
+            <w:vAlign w:val="center"/>
+            <w:shd w:val="clear" w:color="auto" w:fill="0F2233"/>
+          </w:tcPr>
+          <w:p>
+            <w:pPr>
+              <w:spacing w:before="40" w:after="40"/>
+            </w:pPr>
+            <w:r/>
+            <w:r>
+              <w:rPr>
+                <w:b/>
+                <w:color w:val="FFFFFF"/>
+                <w:sz w:val="19"/>
+              </w:rPr>
+              <w:t>Codigo (Code)</w:t>
+            </w:r>
+          </w:p>
+        </w:tc>
+        <w:tc>
+          <w:tcPr>
+            <w:tcW w:type="dxa" w:w="4464"/>
+            <w:vAlign w:val="center"/>
+            <w:shd w:val="clear" w:color="auto" w:fill="0F2233"/>
+          </w:tcPr>
+          <w:p>
+            <w:pPr>
+              <w:spacing w:before="40" w:after="40"/>
+            </w:pPr>
+            <w:r/>
+            <w:r>
+              <w:rPr>
+                <w:b/>
+                <w:color w:val="FFFFFF"/>
+                <w:sz w:val="19"/>
+              </w:rPr>
+              <w:t>Nombre (Name)</w:t>
+            </w:r>
+          </w:p>
+        </w:tc>
+        <w:tc>
+          <w:tcPr>
+            <w:tcW w:type="dxa" w:w="1728"/>
+            <w:vAlign w:val="center"/>
+            <w:shd w:val="clear" w:color="auto" w:fill="0F2233"/>
+          </w:tcPr>
+          <w:p>
+            <w:pPr>
+              <w:spacing w:before="40" w:after="40"/>
+            </w:pPr>
+            <w:r/>
+            <w:r>
+              <w:rPr>
+                <w:b/>
+                <w:color w:val="FFFFFF"/>
+                <w:sz w:val="19"/>
+              </w:rPr>
+              <w:t>Precio (Price)</w:t>
+            </w:r>
+          </w:p>
+        </w:tc>
+        <w:tc>
+          <w:tcPr>
+            <w:tcW w:type="dxa" w:w="1440"/>
+            <w:vAlign w:val="center"/>
+            <w:shd w:val="clear" w:color="auto" w:fill="0F2233"/>
+          </w:tcPr>
+          <w:p>
+            <w:pPr>
+              <w:spacing w:before="40" w:after="40"/>
+            </w:pPr>
+            <w:r/>
+            <w:r>
+              <w:rPr>
+                <w:b/>
+                <w:color w:val="FFFFFF"/>
+                <w:sz w:val="19"/>
+              </w:rPr>
+              <w:t>Stock</w:t>
+            </w:r>
+          </w:p>
+        </w:tc>
+      </w:tr>
+      <w:tr>
+        <w:tc>
+          <w:tcPr>
+            <w:tcW w:type="dxa" w:w="1584"/>
+            <w:vAlign w:val="center"/>
+          </w:tcPr>
+          <w:p>
+            <w:pPr>
+              <w:spacing w:before="40" w:after="40"/>
+            </w:pPr>
+            <w:r/>
+            <w:r>
+              <w:rPr>
+                <w:sz w:val="19"/>
+              </w:rPr>
+              <w:t>ABR-MAN</w:t>
+            </w:r>
+          </w:p>
+        </w:tc>
+        <w:tc>
+          <w:tcPr>
+            <w:tcW w:type="dxa" w:w="4464"/>
+            <w:vAlign w:val="center"/>
+          </w:tcPr>
+          <w:p>
+            <w:pPr>
+              <w:spacing w:before="40" w:after="40"/>
+            </w:pPr>
+            <w:r/>
+            <w:r>
+              <w:rPr>
+                <w:sz w:val="19"/>
+              </w:rPr>
+              <w:t>Abrazadera para manguera (hose clamp)</w:t>
+            </w:r>
+          </w:p>
+        </w:tc>
+        <w:tc>
+          <w:tcPr>
+            <w:tcW w:type="dxa" w:w="1728"/>
+            <w:vAlign w:val="center"/>
+          </w:tcPr>
+          <w:p>
+            <w:pPr>
+              <w:spacing w:before="40" w:after="40"/>
+            </w:pPr>
+            <w:r/>
+            <w:r>
+              <w:rPr>
+                <w:sz w:val="19"/>
+              </w:rPr>
+              <w:t>$18.00</w:t>
+            </w:r>
+          </w:p>
+        </w:tc>
+        <w:tc>
+          <w:tcPr>
+            <w:tcW w:type="dxa" w:w="1440"/>
+            <w:vAlign w:val="center"/>
+          </w:tcPr>
+          <w:p>
+            <w:pPr>
+              <w:spacing w:before="40" w:after="40"/>
+            </w:pPr>
+            <w:r/>
+            <w:r>
+              <w:rPr>
+                <w:sz w:val="19"/>
+              </w:rPr>
+              <w:t>110</w:t>
+            </w:r>
+          </w:p>
+        </w:tc>
+      </w:tr>
+      <w:tr>
+        <w:tc>
+          <w:tcPr>
+            <w:tcW w:type="dxa" w:w="1584"/>
+            <w:vAlign w:val="center"/>
+            <w:shd w:val="clear" w:color="auto" w:fill="F7F9FB"/>
+          </w:tcPr>
+          <w:p>
+            <w:pPr>
+              <w:spacing w:before="40" w:after="40"/>
+            </w:pPr>
+            <w:r/>
+            <w:r>
+              <w:rPr>
+                <w:sz w:val="19"/>
+              </w:rPr>
+              <w:t>ARR-TER</w:t>
+            </w:r>
+          </w:p>
+        </w:tc>
+        <w:tc>
+          <w:tcPr>
+            <w:tcW w:type="dxa" w:w="4464"/>
+            <w:vAlign w:val="center"/>
+            <w:shd w:val="clear" w:color="auto" w:fill="F7F9FB"/>
+          </w:tcPr>
+          <w:p>
+            <w:pPr>
+              <w:spacing w:before="40" w:after="40"/>
+            </w:pPr>
+            <w:r/>
+            <w:r>
+              <w:rPr>
+                <w:sz w:val="19"/>
+              </w:rPr>
+              <w:t>Arrancador termico (thermal starter)</w:t>
+            </w:r>
+          </w:p>
+        </w:tc>
+        <w:tc>
+          <w:tcPr>
+            <w:tcW w:type="dxa" w:w="1728"/>
+            <w:vAlign w:val="center"/>
+            <w:shd w:val="clear" w:color="auto" w:fill="F7F9FB"/>
+          </w:tcPr>
+          <w:p>
+            <w:pPr>
+              <w:spacing w:before="40" w:after="40"/>
+            </w:pPr>
+            <w:r/>
+            <w:r>
+              <w:rPr>
+                <w:sz w:val="19"/>
+              </w:rPr>
+              <w:t>$540.00</w:t>
+            </w:r>
+          </w:p>
+        </w:tc>
+        <w:tc>
+          <w:tcPr>
+            <w:tcW w:type="dxa" w:w="1440"/>
+            <w:vAlign w:val="center"/>
+            <w:shd w:val="clear" w:color="auto" w:fill="F7F9FB"/>
+          </w:tcPr>
+          <w:p>
+            <w:pPr>
+              <w:spacing w:before="40" w:after="40"/>
+            </w:pPr>
+            <w:r/>
+            <w:r>
+              <w:rPr>
+                <w:sz w:val="19"/>
+              </w:rPr>
+              <w:t>11</w:t>
+            </w:r>
+          </w:p>
+        </w:tc>
+      </w:tr>
+      <w:tr>
+        <w:tc>
+          <w:tcPr>
+            <w:tcW w:type="dxa" w:w="1584"/>
+            <w:vAlign w:val="center"/>
+          </w:tcPr>
+          <w:p>
+            <w:pPr>
+              <w:spacing w:before="40" w:after="40"/>
+            </w:pPr>
+            <w:r/>
+            <w:r>
+              <w:rPr>
+                <w:sz w:val="19"/>
+              </w:rPr>
+              <w:t>BAT-100</w:t>
+            </w:r>
+          </w:p>
+        </w:tc>
+        <w:tc>
+          <w:tcPr>
+            <w:tcW w:type="dxa" w:w="4464"/>
+            <w:vAlign w:val="center"/>
+          </w:tcPr>
+          <w:p>
+            <w:pPr>
+              <w:spacing w:before="40" w:after="40"/>
+            </w:pPr>
+            <w:r/>
+            <w:r>
+              <w:rPr>
+                <w:sz w:val="19"/>
+              </w:rPr>
+              <w:t>Bateria ciclo profundo (deep cycle battery)</w:t>
+            </w:r>
+          </w:p>
+        </w:tc>
+        <w:tc>
+          <w:tcPr>
+            <w:tcW w:type="dxa" w:w="1728"/>
+            <w:vAlign w:val="center"/>
+          </w:tcPr>
+          <w:p>
+            <w:pPr>
+              <w:spacing w:before="40" w:after="40"/>
+            </w:pPr>
+            <w:r/>
+            <w:r>
+              <w:rPr>
+                <w:sz w:val="19"/>
+              </w:rPr>
+              <w:t>$4,300.00</w:t>
+            </w:r>
+          </w:p>
+        </w:tc>
+        <w:tc>
+          <w:tcPr>
+            <w:tcW w:type="dxa" w:w="1440"/>
+            <w:vAlign w:val="center"/>
+          </w:tcPr>
+          <w:p>
+            <w:pPr>
+              <w:spacing w:before="40" w:after="40"/>
+            </w:pPr>
+            <w:r/>
+            <w:r>
+              <w:rPr>
+                <w:sz w:val="19"/>
+              </w:rPr>
+              <w:t>5</w:t>
+            </w:r>
+          </w:p>
+        </w:tc>
+      </w:tr>
+      <w:tr>
+        <w:tc>
+          <w:tcPr>
+            <w:tcW w:type="dxa" w:w="1584"/>
+            <w:vAlign w:val="center"/>
+            <w:shd w:val="clear" w:color="auto" w:fill="F7F9FB"/>
+          </w:tcPr>
+          <w:p>
+            <w:pPr>
+              <w:spacing w:before="40" w:after="40"/>
+            </w:pPr>
+            <w:r/>
+            <w:r>
+              <w:rPr>
+                <w:sz w:val="19"/>
+              </w:rPr>
+              <w:t>BOM-100</w:t>
+            </w:r>
+          </w:p>
+        </w:tc>
+        <w:tc>
+          <w:tcPr>
+            <w:tcW w:type="dxa" w:w="4464"/>
+            <w:vAlign w:val="center"/>
+            <w:shd w:val="clear" w:color="auto" w:fill="F7F9FB"/>
+          </w:tcPr>
+          <w:p>
+            <w:pPr>
+              <w:spacing w:before="40" w:after="40"/>
+            </w:pPr>
+            <w:r/>
+            <w:r>
+              <w:rPr>
+                <w:sz w:val="19"/>
+              </w:rPr>
+              <w:t>Bomba centrifuga 1 HP (1 HP centrifugal pump)</w:t>
+            </w:r>
+          </w:p>
+        </w:tc>
+        <w:tc>
+          <w:tcPr>
+            <w:tcW w:type="dxa" w:w="1728"/>
+            <w:vAlign w:val="center"/>
+            <w:shd w:val="clear" w:color="auto" w:fill="F7F9FB"/>
+          </w:tcPr>
+          <w:p>
+            <w:pPr>
+              <w:spacing w:before="40" w:after="40"/>
+            </w:pPr>
+            <w:r/>
+            <w:r>
+              <w:rPr>
+                <w:sz w:val="19"/>
+              </w:rPr>
+              <w:t>$2,450.00</w:t>
+            </w:r>
+          </w:p>
+        </w:tc>
+        <w:tc>
+          <w:tcPr>
+            <w:tcW w:type="dxa" w:w="1440"/>
+            <w:vAlign w:val="center"/>
+            <w:shd w:val="clear" w:color="auto" w:fill="F7F9FB"/>
+          </w:tcPr>
+          <w:p>
+            <w:pPr>
+              <w:spacing w:before="40" w:after="40"/>
+            </w:pPr>
+            <w:r/>
+            <w:r>
+              <w:rPr>
+                <w:sz w:val="19"/>
+              </w:rPr>
+              <w:t>4</w:t>
+            </w:r>
+          </w:p>
+        </w:tc>
+      </w:tr>
+      <w:tr>
+        <w:tc>
+          <w:tcPr>
+            <w:tcW w:type="dxa" w:w="1584"/>
+            <w:vAlign w:val="center"/>
+          </w:tcPr>
+          <w:p>
+            <w:pPr>
+              <w:spacing w:before="40" w:after="40"/>
+            </w:pPr>
+            <w:r/>
+            <w:r>
+              <w:rPr>
+                <w:sz w:val="19"/>
+              </w:rPr>
+              <w:t>BOM-SOL2</w:t>
+            </w:r>
+          </w:p>
+        </w:tc>
+        <w:tc>
+          <w:tcPr>
+            <w:tcW w:type="dxa" w:w="4464"/>
+            <w:vAlign w:val="center"/>
+          </w:tcPr>
+          <w:p>
+            <w:pPr>
+              <w:spacing w:before="40" w:after="40"/>
+            </w:pPr>
+            <w:r/>
+            <w:r>
+              <w:rPr>
+                <w:sz w:val="19"/>
+              </w:rPr>
+              <w:t>Bomba solar sumergible (solar submersible pump)</w:t>
+            </w:r>
+          </w:p>
+        </w:tc>
+        <w:tc>
+          <w:tcPr>
+            <w:tcW w:type="dxa" w:w="1728"/>
+            <w:vAlign w:val="center"/>
+          </w:tcPr>
+          <w:p>
+            <w:pPr>
+              <w:spacing w:before="40" w:after="40"/>
+            </w:pPr>
+            <w:r/>
+            <w:r>
+              <w:rPr>
+                <w:sz w:val="19"/>
+              </w:rPr>
+              <w:t>$14,500.00</w:t>
+            </w:r>
+          </w:p>
+        </w:tc>
+        <w:tc>
+          <w:tcPr>
+            <w:tcW w:type="dxa" w:w="1440"/>
+            <w:vAlign w:val="center"/>
+          </w:tcPr>
+          <w:p>
+            <w:pPr>
+              <w:spacing w:before="40" w:after="40"/>
+            </w:pPr>
+            <w:r/>
+            <w:r>
+              <w:rPr>
+                <w:sz w:val="19"/>
+              </w:rPr>
+              <w:t>1</w:t>
+            </w:r>
+          </w:p>
+        </w:tc>
+      </w:tr>
+    </w:tbl>
+    <w:p>
+      <w:pPr>
+        <w:spacing w:after="40" w:before="0"/>
+      </w:pPr>
+    </w:p>
+    <w:p>
+      <w:pPr>
+        <w:pStyle w:val="Heading3"/>
+      </w:pPr>
+      <w:r>
+        <w:t>3.4.2 Inventory actions</w:t>
+      </w:r>
+    </w:p>
+    <w:tbl>
+      <w:tblPr>
+        <w:tblStyle w:val="TableGrid"/>
+        <w:tblW w:type="auto" w:w="0"/>
+        <w:tblLayout w:type="fixed"/>
+        <w:tblLook w:firstColumn="1" w:firstRow="1" w:lastColumn="0" w:lastRow="0" w:noHBand="0" w:noVBand="1" w:val="04A0"/>
+      </w:tblPr>
+      <w:tblGrid>
+        <w:gridCol w:w="4680"/>
+        <w:gridCol w:w="4680"/>
+      </w:tblGrid>
+      <w:tr>
+        <w:tc>
+          <w:tcPr>
+            <w:tcW w:type="dxa" w:w="1872"/>
+            <w:vAlign w:val="center"/>
+            <w:shd w:val="clear" w:color="auto" w:fill="0F2233"/>
+          </w:tcPr>
+          <w:p>
+            <w:pPr>
+              <w:spacing w:before="40" w:after="40"/>
+            </w:pPr>
+            <w:r/>
+            <w:r>
+              <w:rPr>
+                <w:b/>
+                <w:color w:val="FFFFFF"/>
+                <w:sz w:val="19"/>
+              </w:rPr>
+              <w:t>Button</w:t>
+            </w:r>
+          </w:p>
+        </w:tc>
+        <w:tc>
+          <w:tcPr>
+            <w:tcW w:type="dxa" w:w="7344"/>
+            <w:vAlign w:val="center"/>
+            <w:shd w:val="clear" w:color="auto" w:fill="0F2233"/>
+          </w:tcPr>
+          <w:p>
+            <w:pPr>
+              <w:spacing w:before="40" w:after="40"/>
+            </w:pPr>
+            <w:r/>
+            <w:r>
+              <w:rPr>
+                <w:b/>
+                <w:color w:val="FFFFFF"/>
+                <w:sz w:val="19"/>
+              </w:rPr>
+              <w:t>Function</w:t>
+            </w:r>
+          </w:p>
+        </w:tc>
+      </w:tr>
+      <w:tr>
+        <w:tc>
+          <w:tcPr>
+            <w:tcW w:type="dxa" w:w="1872"/>
+            <w:vAlign w:val="center"/>
+          </w:tcPr>
+          <w:p>
+            <w:pPr>
+              <w:spacing w:before="40" w:after="40"/>
+            </w:pPr>
+            <w:r/>
+            <w:r>
+              <w:rPr>
+                <w:sz w:val="19"/>
+              </w:rPr>
+              <w:t>+ Agregar (Add)</w:t>
+            </w:r>
+          </w:p>
+        </w:tc>
+        <w:tc>
+          <w:tcPr>
+            <w:tcW w:type="dxa" w:w="7344"/>
+            <w:vAlign w:val="center"/>
+          </w:tcPr>
+          <w:p>
+            <w:pPr>
+              <w:spacing w:before="40" w:after="40"/>
+            </w:pPr>
+            <w:r/>
+            <w:r>
+              <w:rPr>
+                <w:sz w:val="19"/>
+              </w:rPr>
+              <w:t>Registers a new part in the catalog. It requires defining its code, name, description, price and initial stock.</w:t>
+            </w:r>
+          </w:p>
+        </w:tc>
+      </w:tr>
+      <w:tr>
+        <w:tc>
+          <w:tcPr>
+            <w:tcW w:type="dxa" w:w="1872"/>
+            <w:vAlign w:val="center"/>
+            <w:shd w:val="clear" w:color="auto" w:fill="F7F9FB"/>
+          </w:tcPr>
+          <w:p>
+            <w:pPr>
+              <w:spacing w:before="40" w:after="40"/>
+            </w:pPr>
+            <w:r/>
+            <w:r>
+              <w:rPr>
+                <w:sz w:val="19"/>
+              </w:rPr>
+              <w:t>Editar (Edit)</w:t>
+            </w:r>
+          </w:p>
+        </w:tc>
+        <w:tc>
+          <w:tcPr>
+            <w:tcW w:type="dxa" w:w="7344"/>
+            <w:vAlign w:val="center"/>
+            <w:shd w:val="clear" w:color="auto" w:fill="F7F9FB"/>
+          </w:tcPr>
+          <w:p>
+            <w:pPr>
+              <w:spacing w:before="40" w:after="40"/>
+            </w:pPr>
+            <w:r/>
+            <w:r>
+              <w:rPr>
+                <w:sz w:val="19"/>
+              </w:rPr>
+              <w:t>Modifies the data of the selected part. This is the way to update a price or correct the quantity in stock.</w:t>
+            </w:r>
+          </w:p>
+        </w:tc>
+      </w:tr>
+      <w:tr>
+        <w:tc>
+          <w:tcPr>
+            <w:tcW w:type="dxa" w:w="1872"/>
+            <w:vAlign w:val="center"/>
+          </w:tcPr>
+          <w:p>
+            <w:pPr>
+              <w:spacing w:before="40" w:after="40"/>
+            </w:pPr>
+            <w:r/>
+            <w:r>
+              <w:rPr>
+                <w:sz w:val="19"/>
+              </w:rPr>
+              <w:t>Eliminar (Delete)</w:t>
+            </w:r>
+          </w:p>
+        </w:tc>
+        <w:tc>
+          <w:tcPr>
+            <w:tcW w:type="dxa" w:w="7344"/>
+            <w:vAlign w:val="center"/>
+          </w:tcPr>
+          <w:p>
+            <w:pPr>
+              <w:spacing w:before="40" w:after="40"/>
+            </w:pPr>
+            <w:r/>
+            <w:r>
+              <w:rPr>
+                <w:sz w:val="19"/>
+              </w:rPr>
+              <w:t>Removes the selected part from the catalog.</w:t>
+            </w:r>
+          </w:p>
+        </w:tc>
+      </w:tr>
+    </w:tbl>
+    <w:p>
+      <w:pPr>
+        <w:spacing w:after="40" w:before="0"/>
+      </w:pPr>
+    </w:p>
+    <w:tbl>
+      <w:tblPr>
+        <w:tblW w:type="auto" w:w="0"/>
+        <w:tblLayout w:type="fixed"/>
+        <w:tblLook w:firstColumn="1" w:firstRow="1" w:lastColumn="0" w:lastRow="0" w:noHBand="0" w:noVBand="1" w:val="04A0"/>
+      </w:tblPr>
+      <w:tblGrid>
+        <w:gridCol w:w="9360"/>
+      </w:tblGrid>
+      <w:tr>
+        <w:tc>
+          <w:tcPr>
+            <w:tcW w:type="dxa" w:w="9216"/>
+            <w:shd w:val="clear" w:color="auto" w:fill="EEF2F6"/>
+            <w:tcBorders>
+              <w:top w:val="single" w:sz="6" w:color="1584D8"/>
+              <w:left w:val="single" w:sz="6" w:color="1584D8"/>
+              <w:bottom w:val="single" w:sz="6" w:color="1584D8"/>
+              <w:right w:val="single" w:sz="6" w:color="1584D8"/>
+            </w:tcBorders>
+          </w:tcPr>
+          <w:p>
+            <w:pPr>
+              <w:spacing w:before="40" w:after="40"/>
+            </w:pPr>
+            <w:r>
+              <w:rPr>
+                <w:b/>
+                <w:color w:val="0F2233"/>
+                <w:sz w:val="19"/>
+              </w:rPr>
+              <w:t xml:space="preserve">Note: </w:t>
+            </w:r>
+            <w:r>
+              <w:rPr>
+                <w:color w:val="202A33"/>
+                <w:sz w:val="19"/>
+              </w:rPr>
+              <w:t>Keeping stock and prices up to date is what guarantees that quotes and reports reflect the reality of the workshop, since both are fed by this catalog.</w:t>
+            </w:r>
+          </w:p>
+        </w:tc>
+      </w:tr>
+    </w:tbl>
+    <w:p>
+      <w:pPr>
+        <w:spacing w:after="120"/>
+      </w:pPr>
+    </w:p>
+    <w:p>
+      <w:r>
+        <w:br w:type="page"/>
+      </w:r>
+    </w:p>
+    <w:p>
+      <w:pPr>
+        <w:pStyle w:val="Heading2"/>
+      </w:pPr>
+      <w:r>
+        <w:t>3.5 Reports and statistics</w:t>
+      </w:r>
+    </w:p>
+    <w:p>
+      <w:pPr>
+        <w:spacing w:after="120" w:before="0"/>
+      </w:pPr>
+      <w:r>
+        <w:rPr>
+          <w:b w:val="0"/>
+          <w:i w:val="0"/>
+          <w:color w:val="202A33"/>
+          <w:sz w:val="21"/>
+        </w:rPr>
+        <w:t>This screen gathers the workshop's analytical information. It combines four sales indicators with three tables that answer specific questions: what sells most, how sales are trending and which material is about to run out.</w:t>
+      </w:r>
+    </w:p>
+    <w:tbl>
+      <w:tblPr>
+        <w:tblW w:type="auto" w:w="0"/>
+        <w:tblLayout w:type="fixed"/>
+        <w:tblLook w:firstColumn="1" w:firstRow="1" w:lastColumn="0" w:lastRow="0" w:noHBand="0" w:noVBand="1" w:val="04A0"/>
+      </w:tblPr>
+      <w:tblGrid>
+        <w:gridCol w:w="9360"/>
+      </w:tblGrid>
+      <w:tr>
+        <w:trPr>
+          <w:trHeight w:val="5688" w:hRule="exact"/>
+        </w:trPr>
+        <w:tc>
+          <w:tcPr>
+            <w:tcW w:type="dxa" w:w="9216"/>
+            <w:shd w:val="clear" w:color="auto" w:fill="EEF2F6"/>
+            <w:tcBorders>
+              <w:top w:val="single" w:sz="8" w:color="C9D4DE"/>
+              <w:left w:val="single" w:sz="8" w:color="C9D4DE"/>
+              <w:bottom w:val="single" w:sz="8" w:color="C9D4DE"/>
+              <w:right w:val="single" w:sz="8" w:color="C9D4DE"/>
+            </w:tcBorders>
+            <w:vAlign w:val="center"/>
+          </w:tcPr>
+          <w:p>
+            <w:pPr>
+              <w:jc w:val="center"/>
+            </w:pPr>
+            <w:r>
+              <w:rPr>
+                <w:b/>
+                <w:color w:val="5A6A78"/>
+                <w:sz w:val="22"/>
+              </w:rPr>
+              <w:t>[ Figure 5 ]</w:t>
+            </w:r>
+          </w:p>
+          <w:p>
+            <w:pPr>
+              <w:jc w:val="center"/>
+            </w:pPr>
+            <w:r>
+              <w:rPr>
+                <w:i/>
+                <w:color w:val="5A6A78"/>
+                <w:sz w:val="19"/>
+              </w:rPr>
+              <w:t>The Reportes y estadisticas (Reports and statistics) screen</w:t>
+            </w:r>
+          </w:p>
+        </w:tc>
+      </w:tr>
+    </w:tbl>
+    <w:p>
+      <w:pPr>
+        <w:spacing w:before="80" w:after="240"/>
+        <w:jc w:val="center"/>
+      </w:pPr>
+      <w:r>
+        <w:rPr>
+          <w:b/>
+          <w:color w:val="0F2233"/>
+          <w:sz w:val="18"/>
+        </w:rPr>
+        <w:t xml:space="preserve">Figure 5. </w:t>
+      </w:r>
+      <w:r>
+        <w:rPr>
+          <w:i/>
+          <w:color w:val="5A6A78"/>
+          <w:sz w:val="18"/>
+        </w:rPr>
+        <w:t>The Reportes y estadisticas (Reports and statistics) screen</w:t>
+      </w:r>
+    </w:p>
+    <w:p>
+      <w:pPr>
+        <w:pStyle w:val="Heading3"/>
+      </w:pPr>
+      <w:r>
+        <w:t>3.5.1 Sales indicators</w:t>
+      </w:r>
+    </w:p>
+    <w:tbl>
+      <w:tblPr>
+        <w:tblStyle w:val="TableGrid"/>
+        <w:tblW w:type="auto" w:w="0"/>
+        <w:tblLayout w:type="fixed"/>
+        <w:tblLook w:firstColumn="1" w:firstRow="1" w:lastColumn="0" w:lastRow="0" w:noHBand="0" w:noVBand="1" w:val="04A0"/>
+      </w:tblPr>
+      <w:tblGrid>
+        <w:gridCol w:w="3120"/>
+        <w:gridCol w:w="3120"/>
+        <w:gridCol w:w="3120"/>
+      </w:tblGrid>
+      <w:tr>
+        <w:tc>
+          <w:tcPr>
+            <w:tcW w:type="dxa" w:w="2160"/>
+            <w:vAlign w:val="center"/>
+            <w:shd w:val="clear" w:color="auto" w:fill="0F2233"/>
+          </w:tcPr>
+          <w:p>
+            <w:pPr>
+              <w:spacing w:before="40" w:after="40"/>
+            </w:pPr>
+            <w:r/>
+            <w:r>
+              <w:rPr>
+                <w:b/>
+                <w:color w:val="FFFFFF"/>
+                <w:sz w:val="19"/>
+              </w:rPr>
+              <w:t>Indicator</w:t>
+            </w:r>
+          </w:p>
+        </w:tc>
+        <w:tc>
+          <w:tcPr>
+            <w:tcW w:type="dxa" w:w="5184"/>
+            <w:vAlign w:val="center"/>
+            <w:shd w:val="clear" w:color="auto" w:fill="0F2233"/>
+          </w:tcPr>
+          <w:p>
+            <w:pPr>
+              <w:spacing w:before="40" w:after="40"/>
+            </w:pPr>
+            <w:r/>
+            <w:r>
+              <w:rPr>
+                <w:b/>
+                <w:color w:val="FFFFFF"/>
+                <w:sz w:val="19"/>
+              </w:rPr>
+              <w:t>Meaning</w:t>
+            </w:r>
+          </w:p>
+        </w:tc>
+        <w:tc>
+          <w:tcPr>
+            <w:tcW w:type="dxa" w:w="1872"/>
+            <w:vAlign w:val="center"/>
+            <w:shd w:val="clear" w:color="auto" w:fill="0F2233"/>
+          </w:tcPr>
+          <w:p>
+            <w:pPr>
+              <w:spacing w:before="40" w:after="40"/>
+            </w:pPr>
+            <w:r/>
+            <w:r>
+              <w:rPr>
+                <w:b/>
+                <w:color w:val="FFFFFF"/>
+                <w:sz w:val="19"/>
+              </w:rPr>
+              <w:t>Example</w:t>
+            </w:r>
+          </w:p>
+        </w:tc>
+      </w:tr>
+      <w:tr>
+        <w:tc>
+          <w:tcPr>
+            <w:tcW w:type="dxa" w:w="2160"/>
+            <w:vAlign w:val="center"/>
+          </w:tcPr>
+          <w:p>
+            <w:pPr>
+              <w:spacing w:before="40" w:after="40"/>
+            </w:pPr>
+            <w:r/>
+            <w:r>
+              <w:rPr>
+                <w:sz w:val="19"/>
+              </w:rPr>
+              <w:t>Ventas totales (Total sales)</w:t>
+            </w:r>
+          </w:p>
+        </w:tc>
+        <w:tc>
+          <w:tcPr>
+            <w:tcW w:type="dxa" w:w="5184"/>
+            <w:vAlign w:val="center"/>
+          </w:tcPr>
+          <w:p>
+            <w:pPr>
+              <w:spacing w:before="40" w:after="40"/>
+            </w:pPr>
+            <w:r/>
+            <w:r>
+              <w:rPr>
+                <w:sz w:val="19"/>
+              </w:rPr>
+              <w:t>Number of sales recorded since operations began.</w:t>
+            </w:r>
+          </w:p>
+        </w:tc>
+        <w:tc>
+          <w:tcPr>
+            <w:tcW w:type="dxa" w:w="1872"/>
+            <w:vAlign w:val="center"/>
+          </w:tcPr>
+          <w:p>
+            <w:pPr>
+              <w:spacing w:before="40" w:after="40"/>
+            </w:pPr>
+            <w:r/>
+            <w:r>
+              <w:rPr>
+                <w:sz w:val="19"/>
+              </w:rPr>
+              <w:t>12</w:t>
+            </w:r>
+          </w:p>
+        </w:tc>
+      </w:tr>
+      <w:tr>
+        <w:tc>
+          <w:tcPr>
+            <w:tcW w:type="dxa" w:w="2160"/>
+            <w:vAlign w:val="center"/>
+            <w:shd w:val="clear" w:color="auto" w:fill="F7F9FB"/>
+          </w:tcPr>
+          <w:p>
+            <w:pPr>
+              <w:spacing w:before="40" w:after="40"/>
+            </w:pPr>
+            <w:r/>
+            <w:r>
+              <w:rPr>
+                <w:sz w:val="19"/>
+              </w:rPr>
+              <w:t>Ingresos totales (Total revenue)</w:t>
+            </w:r>
+          </w:p>
+        </w:tc>
+        <w:tc>
+          <w:tcPr>
+            <w:tcW w:type="dxa" w:w="5184"/>
+            <w:vAlign w:val="center"/>
+            <w:shd w:val="clear" w:color="auto" w:fill="F7F9FB"/>
+          </w:tcPr>
+          <w:p>
+            <w:pPr>
+              <w:spacing w:before="40" w:after="40"/>
+            </w:pPr>
+            <w:r/>
+            <w:r>
+              <w:rPr>
+                <w:sz w:val="19"/>
+              </w:rPr>
+              <w:t>Accumulated amount of all those sales.</w:t>
+            </w:r>
+          </w:p>
+        </w:tc>
+        <w:tc>
+          <w:tcPr>
+            <w:tcW w:type="dxa" w:w="1872"/>
+            <w:vAlign w:val="center"/>
+            <w:shd w:val="clear" w:color="auto" w:fill="F7F9FB"/>
+          </w:tcPr>
+          <w:p>
+            <w:pPr>
+              <w:spacing w:before="40" w:after="40"/>
+            </w:pPr>
+            <w:r/>
+            <w:r>
+              <w:rPr>
+                <w:sz w:val="19"/>
+              </w:rPr>
+              <w:t>$16,735.00</w:t>
+            </w:r>
+          </w:p>
+        </w:tc>
+      </w:tr>
+      <w:tr>
+        <w:tc>
+          <w:tcPr>
+            <w:tcW w:type="dxa" w:w="2160"/>
+            <w:vAlign w:val="center"/>
+          </w:tcPr>
+          <w:p>
+            <w:pPr>
+              <w:spacing w:before="40" w:after="40"/>
+            </w:pPr>
+            <w:r/>
+            <w:r>
+              <w:rPr>
+                <w:sz w:val="19"/>
+              </w:rPr>
+              <w:t>Ventas de la semana (Sales this week)</w:t>
+            </w:r>
+          </w:p>
+        </w:tc>
+        <w:tc>
+          <w:tcPr>
+            <w:tcW w:type="dxa" w:w="5184"/>
+            <w:vAlign w:val="center"/>
+          </w:tcPr>
+          <w:p>
+            <w:pPr>
+              <w:spacing w:before="40" w:after="40"/>
+            </w:pPr>
+            <w:r/>
+            <w:r>
+              <w:rPr>
+                <w:sz w:val="19"/>
+              </w:rPr>
+              <w:t>Amount sold in the current week and, in parentheses, the number of transactions.</w:t>
+            </w:r>
+          </w:p>
+        </w:tc>
+        <w:tc>
+          <w:tcPr>
+            <w:tcW w:type="dxa" w:w="1872"/>
+            <w:vAlign w:val="center"/>
+          </w:tcPr>
+          <w:p>
+            <w:pPr>
+              <w:spacing w:before="40" w:after="40"/>
+            </w:pPr>
+            <w:r/>
+            <w:r>
+              <w:rPr>
+                <w:sz w:val="19"/>
+              </w:rPr>
+              <w:t>$0.00 (0)</w:t>
+            </w:r>
+          </w:p>
+        </w:tc>
+      </w:tr>
+      <w:tr>
+        <w:tc>
+          <w:tcPr>
+            <w:tcW w:type="dxa" w:w="2160"/>
+            <w:vAlign w:val="center"/>
+            <w:shd w:val="clear" w:color="auto" w:fill="F7F9FB"/>
+          </w:tcPr>
+          <w:p>
+            <w:pPr>
+              <w:spacing w:before="40" w:after="40"/>
+            </w:pPr>
+            <w:r/>
+            <w:r>
+              <w:rPr>
+                <w:sz w:val="19"/>
+              </w:rPr>
+              <w:t>Ventas del mes (Sales this month)</w:t>
+            </w:r>
+          </w:p>
+        </w:tc>
+        <w:tc>
+          <w:tcPr>
+            <w:tcW w:type="dxa" w:w="5184"/>
+            <w:vAlign w:val="center"/>
+            <w:shd w:val="clear" w:color="auto" w:fill="F7F9FB"/>
+          </w:tcPr>
+          <w:p>
+            <w:pPr>
+              <w:spacing w:before="40" w:after="40"/>
+            </w:pPr>
+            <w:r/>
+            <w:r>
+              <w:rPr>
+                <w:sz w:val="19"/>
+              </w:rPr>
+              <w:t>Amount sold in the current month and the corresponding number of transactions.</w:t>
+            </w:r>
+          </w:p>
+        </w:tc>
+        <w:tc>
+          <w:tcPr>
+            <w:tcW w:type="dxa" w:w="1872"/>
+            <w:vAlign w:val="center"/>
+            <w:shd w:val="clear" w:color="auto" w:fill="F7F9FB"/>
+          </w:tcPr>
+          <w:p>
+            <w:pPr>
+              <w:spacing w:before="40" w:after="40"/>
+            </w:pPr>
+            <w:r/>
+            <w:r>
+              <w:rPr>
+                <w:sz w:val="19"/>
+              </w:rPr>
+              <w:t>$10,785.00 (7)</w:t>
+            </w:r>
+          </w:p>
+        </w:tc>
+      </w:tr>
+    </w:tbl>
+    <w:p>
+      <w:pPr>
+        <w:spacing w:after="40" w:before="0"/>
+      </w:pPr>
+    </w:p>
+    <w:p>
+      <w:pPr>
+        <w:spacing w:after="120" w:before="0"/>
+      </w:pPr>
+      <w:r>
+        <w:rPr>
+          <w:b w:val="0"/>
+          <w:i w:val="0"/>
+          <w:color w:val="202A33"/>
+          <w:sz w:val="21"/>
+        </w:rPr>
+        <w:t>The weekly and monthly indicators allow the recent pace to be compared with the cumulative total. A value of zero for the week, with sales present for the month, simply signals that no transaction has been recorded in the last few days.</w:t>
+      </w:r>
+    </w:p>
+    <w:p>
+      <w:pPr>
+        <w:pStyle w:val="Heading3"/>
+      </w:pPr>
+      <w:r>
+        <w:t>3.5.2 Best-selling parts</w:t>
+      </w:r>
+    </w:p>
+    <w:p>
+      <w:pPr>
+        <w:spacing w:after="120" w:before="0"/>
+      </w:pPr>
+      <w:r>
+        <w:rPr>
+          <w:b w:val="0"/>
+          <w:i w:val="0"/>
+          <w:color w:val="202A33"/>
+          <w:sz w:val="21"/>
+        </w:rPr>
+        <w:t>Ranks parts by turnover. It shows the Pieza (part) name, the Unidades vendidas (units sold) and the Ingresos (revenue) each one has generated. It is the reference for deciding which material is worth always keeping available.</w:t>
+      </w:r>
+    </w:p>
+    <w:tbl>
+      <w:tblPr>
+        <w:tblStyle w:val="TableGrid"/>
+        <w:tblW w:type="auto" w:w="0"/>
+        <w:tblLayout w:type="fixed"/>
+        <w:tblLook w:firstColumn="1" w:firstRow="1" w:lastColumn="0" w:lastRow="0" w:noHBand="0" w:noVBand="1" w:val="04A0"/>
+      </w:tblPr>
+      <w:tblGrid>
+        <w:gridCol w:w="3120"/>
+        <w:gridCol w:w="3120"/>
+        <w:gridCol w:w="3120"/>
+      </w:tblGrid>
+      <w:tr>
+        <w:tc>
+          <w:tcPr>
+            <w:tcW w:type="dxa" w:w="4320"/>
+            <w:vAlign w:val="center"/>
+            <w:shd w:val="clear" w:color="auto" w:fill="0F2233"/>
+          </w:tcPr>
+          <w:p>
+            <w:pPr>
+              <w:spacing w:before="40" w:after="40"/>
+            </w:pPr>
+            <w:r/>
+            <w:r>
+              <w:rPr>
+                <w:b/>
+                <w:color w:val="FFFFFF"/>
+                <w:sz w:val="19"/>
+              </w:rPr>
+              <w:t>Pieza (Part)</w:t>
+            </w:r>
+          </w:p>
+        </w:tc>
+        <w:tc>
+          <w:tcPr>
+            <w:tcW w:type="dxa" w:w="2736"/>
+            <w:vAlign w:val="center"/>
+            <w:shd w:val="clear" w:color="auto" w:fill="0F2233"/>
+          </w:tcPr>
+          <w:p>
+            <w:pPr>
+              <w:spacing w:before="40" w:after="40"/>
+            </w:pPr>
+            <w:r/>
+            <w:r>
+              <w:rPr>
+                <w:b/>
+                <w:color w:val="FFFFFF"/>
+                <w:sz w:val="19"/>
+              </w:rPr>
+              <w:t>Unidades vendidas (Units sold)</w:t>
+            </w:r>
+          </w:p>
+        </w:tc>
+        <w:tc>
+          <w:tcPr>
+            <w:tcW w:type="dxa" w:w="2160"/>
+            <w:vAlign w:val="center"/>
+            <w:shd w:val="clear" w:color="auto" w:fill="0F2233"/>
+          </w:tcPr>
+          <w:p>
+            <w:pPr>
+              <w:spacing w:before="40" w:after="40"/>
+            </w:pPr>
+            <w:r/>
+            <w:r>
+              <w:rPr>
+                <w:b/>
+                <w:color w:val="FFFFFF"/>
+                <w:sz w:val="19"/>
+              </w:rPr>
+              <w:t>Ingresos (Revenue)</w:t>
+            </w:r>
+          </w:p>
+        </w:tc>
+      </w:tr>
+      <w:tr>
+        <w:tc>
+          <w:tcPr>
+            <w:tcW w:type="dxa" w:w="4320"/>
+            <w:vAlign w:val="center"/>
+          </w:tcPr>
+          <w:p>
+            <w:pPr>
+              <w:spacing w:before="40" w:after="40"/>
+            </w:pPr>
+            <w:r/>
+            <w:r>
+              <w:rPr>
+                <w:sz w:val="19"/>
+              </w:rPr>
+              <w:t>Impulsor 1/2 HP (1/2 HP impeller)</w:t>
+            </w:r>
+          </w:p>
+        </w:tc>
+        <w:tc>
+          <w:tcPr>
+            <w:tcW w:type="dxa" w:w="2736"/>
+            <w:vAlign w:val="center"/>
+          </w:tcPr>
+          <w:p>
+            <w:pPr>
+              <w:spacing w:before="40" w:after="40"/>
+            </w:pPr>
+            <w:r/>
+            <w:r>
+              <w:rPr>
+                <w:sz w:val="19"/>
+              </w:rPr>
+              <w:t>2</w:t>
+            </w:r>
+          </w:p>
+        </w:tc>
+        <w:tc>
+          <w:tcPr>
+            <w:tcW w:type="dxa" w:w="2160"/>
+            <w:vAlign w:val="center"/>
+          </w:tcPr>
+          <w:p>
+            <w:pPr>
+              <w:spacing w:before="40" w:after="40"/>
+            </w:pPr>
+            <w:r/>
+            <w:r>
+              <w:rPr>
+                <w:sz w:val="19"/>
+              </w:rPr>
+              <w:t>$460.00</w:t>
+            </w:r>
+          </w:p>
+        </w:tc>
+      </w:tr>
+      <w:tr>
+        <w:tc>
+          <w:tcPr>
+            <w:tcW w:type="dxa" w:w="4320"/>
+            <w:vAlign w:val="center"/>
+            <w:shd w:val="clear" w:color="auto" w:fill="F7F9FB"/>
+          </w:tcPr>
+          <w:p>
+            <w:pPr>
+              <w:spacing w:before="40" w:after="40"/>
+            </w:pPr>
+            <w:r/>
+            <w:r>
+              <w:rPr>
+                <w:sz w:val="19"/>
+              </w:rPr>
+              <w:t>Presostato automatico (automatic pressure switch)</w:t>
+            </w:r>
+          </w:p>
+        </w:tc>
+        <w:tc>
+          <w:tcPr>
+            <w:tcW w:type="dxa" w:w="2736"/>
+            <w:vAlign w:val="center"/>
+            <w:shd w:val="clear" w:color="auto" w:fill="F7F9FB"/>
+          </w:tcPr>
+          <w:p>
+            <w:pPr>
+              <w:spacing w:before="40" w:after="40"/>
+            </w:pPr>
+            <w:r/>
+            <w:r>
+              <w:rPr>
+                <w:sz w:val="19"/>
+              </w:rPr>
+              <w:t>2</w:t>
+            </w:r>
+          </w:p>
+        </w:tc>
+        <w:tc>
+          <w:tcPr>
+            <w:tcW w:type="dxa" w:w="2160"/>
+            <w:vAlign w:val="center"/>
+            <w:shd w:val="clear" w:color="auto" w:fill="F7F9FB"/>
+          </w:tcPr>
+          <w:p>
+            <w:pPr>
+              <w:spacing w:before="40" w:after="40"/>
+            </w:pPr>
+            <w:r/>
+            <w:r>
+              <w:rPr>
+                <w:sz w:val="19"/>
+              </w:rPr>
+              <w:t>$360.00</w:t>
+            </w:r>
+          </w:p>
+        </w:tc>
+      </w:tr>
+      <w:tr>
+        <w:tc>
+          <w:tcPr>
+            <w:tcW w:type="dxa" w:w="4320"/>
+            <w:vAlign w:val="center"/>
+          </w:tcPr>
+          <w:p>
+            <w:pPr>
+              <w:spacing w:before="40" w:after="40"/>
+            </w:pPr>
+            <w:r/>
+            <w:r>
+              <w:rPr>
+                <w:sz w:val="19"/>
+              </w:rPr>
+              <w:t>Cinta teflon (Teflon tape)</w:t>
+            </w:r>
+          </w:p>
+        </w:tc>
+        <w:tc>
+          <w:tcPr>
+            <w:tcW w:type="dxa" w:w="2736"/>
+            <w:vAlign w:val="center"/>
+          </w:tcPr>
+          <w:p>
+            <w:pPr>
+              <w:spacing w:before="40" w:after="40"/>
+            </w:pPr>
+            <w:r/>
+            <w:r>
+              <w:rPr>
+                <w:sz w:val="19"/>
+              </w:rPr>
+              <w:t>2</w:t>
+            </w:r>
+          </w:p>
+        </w:tc>
+        <w:tc>
+          <w:tcPr>
+            <w:tcW w:type="dxa" w:w="2160"/>
+            <w:vAlign w:val="center"/>
+          </w:tcPr>
+          <w:p>
+            <w:pPr>
+              <w:spacing w:before="40" w:after="40"/>
+            </w:pPr>
+            <w:r/>
+            <w:r>
+              <w:rPr>
+                <w:sz w:val="19"/>
+              </w:rPr>
+              <w:t>$30.00</w:t>
+            </w:r>
+          </w:p>
+        </w:tc>
+      </w:tr>
+    </w:tbl>
+    <w:p>
+      <w:pPr>
+        <w:spacing w:after="40" w:before="0"/>
+      </w:pPr>
+    </w:p>
+    <w:p>
+      <w:pPr>
+        <w:spacing w:after="120" w:before="0"/>
+      </w:pPr>
+      <w:r>
+        <w:rPr>
+          <w:b w:val="0"/>
+          <w:i w:val="0"/>
+          <w:color w:val="202A33"/>
+          <w:sz w:val="21"/>
+        </w:rPr>
+        <w:t>Comparing units against revenue distinguishes high-turnover, low-value parts from those that, with few units, bring in more money.</w:t>
+      </w:r>
+    </w:p>
+    <w:p>
+      <w:pPr>
+        <w:pStyle w:val="Heading3"/>
+      </w:pPr>
+      <w:r>
+        <w:t>3.5.3 Sales by month</w:t>
+      </w:r>
+    </w:p>
+    <w:p>
+      <w:pPr>
+        <w:spacing w:after="120" w:before="0"/>
+      </w:pPr>
+      <w:r>
+        <w:rPr>
+          <w:b w:val="0"/>
+          <w:i w:val="0"/>
+          <w:color w:val="202A33"/>
+          <w:sz w:val="21"/>
+        </w:rPr>
+        <w:t>Groups sales by monthly period, showing the Mes (month) in year-month format, the N. de ventas (number of sales) and the Total invoiced. It makes it possible to observe the trend of the business over time.</w:t>
+      </w:r>
+    </w:p>
+    <w:tbl>
+      <w:tblPr>
+        <w:tblStyle w:val="TableGrid"/>
+        <w:tblW w:type="auto" w:w="0"/>
+        <w:tblLayout w:type="fixed"/>
+        <w:tblLook w:firstColumn="1" w:firstRow="1" w:lastColumn="0" w:lastRow="0" w:noHBand="0" w:noVBand="1" w:val="04A0"/>
+      </w:tblPr>
+      <w:tblGrid>
+        <w:gridCol w:w="3120"/>
+        <w:gridCol w:w="3120"/>
+        <w:gridCol w:w="3120"/>
+      </w:tblGrid>
+      <w:tr>
+        <w:tc>
+          <w:tcPr>
+            <w:tcW w:type="dxa" w:w="2880"/>
+            <w:vAlign w:val="center"/>
+            <w:shd w:val="clear" w:color="auto" w:fill="0F2233"/>
+          </w:tcPr>
+          <w:p>
+            <w:pPr>
+              <w:spacing w:before="40" w:after="40"/>
+            </w:pPr>
+            <w:r/>
+            <w:r>
+              <w:rPr>
+                <w:b/>
+                <w:color w:val="FFFFFF"/>
+                <w:sz w:val="19"/>
+              </w:rPr>
+              <w:t>Mes (Month)</w:t>
+            </w:r>
+          </w:p>
+        </w:tc>
+        <w:tc>
+          <w:tcPr>
+            <w:tcW w:type="dxa" w:w="3168"/>
+            <w:vAlign w:val="center"/>
+            <w:shd w:val="clear" w:color="auto" w:fill="0F2233"/>
+          </w:tcPr>
+          <w:p>
+            <w:pPr>
+              <w:spacing w:before="40" w:after="40"/>
+            </w:pPr>
+            <w:r/>
+            <w:r>
+              <w:rPr>
+                <w:b/>
+                <w:color w:val="FFFFFF"/>
+                <w:sz w:val="19"/>
+              </w:rPr>
+              <w:t>N. de ventas (No. of sales)</w:t>
+            </w:r>
+          </w:p>
+        </w:tc>
+        <w:tc>
+          <w:tcPr>
+            <w:tcW w:type="dxa" w:w="3168"/>
+            <w:vAlign w:val="center"/>
+            <w:shd w:val="clear" w:color="auto" w:fill="0F2233"/>
+          </w:tcPr>
+          <w:p>
+            <w:pPr>
+              <w:spacing w:before="40" w:after="40"/>
+            </w:pPr>
+            <w:r/>
+            <w:r>
+              <w:rPr>
+                <w:b/>
+                <w:color w:val="FFFFFF"/>
+                <w:sz w:val="19"/>
+              </w:rPr>
+              <w:t>Total</w:t>
+            </w:r>
+          </w:p>
+        </w:tc>
+      </w:tr>
+      <w:tr>
+        <w:tc>
+          <w:tcPr>
+            <w:tcW w:type="dxa" w:w="2880"/>
+            <w:vAlign w:val="center"/>
+          </w:tcPr>
+          <w:p>
+            <w:pPr>
+              <w:spacing w:before="40" w:after="40"/>
+            </w:pPr>
+            <w:r/>
+            <w:r>
+              <w:rPr>
+                <w:sz w:val="19"/>
+              </w:rPr>
+              <w:t>2026-07</w:t>
+            </w:r>
+          </w:p>
+        </w:tc>
+        <w:tc>
+          <w:tcPr>
+            <w:tcW w:type="dxa" w:w="3168"/>
+            <w:vAlign w:val="center"/>
+          </w:tcPr>
+          <w:p>
+            <w:pPr>
+              <w:spacing w:before="40" w:after="40"/>
+            </w:pPr>
+            <w:r/>
+            <w:r>
+              <w:rPr>
+                <w:sz w:val="19"/>
+              </w:rPr>
+              <w:t>7</w:t>
+            </w:r>
+          </w:p>
+        </w:tc>
+        <w:tc>
+          <w:tcPr>
+            <w:tcW w:type="dxa" w:w="3168"/>
+            <w:vAlign w:val="center"/>
+          </w:tcPr>
+          <w:p>
+            <w:pPr>
+              <w:spacing w:before="40" w:after="40"/>
+            </w:pPr>
+            <w:r/>
+            <w:r>
+              <w:rPr>
+                <w:sz w:val="19"/>
+              </w:rPr>
+              <w:t>$10,785.00</w:t>
+            </w:r>
+          </w:p>
+        </w:tc>
+      </w:tr>
+      <w:tr>
+        <w:tc>
+          <w:tcPr>
+            <w:tcW w:type="dxa" w:w="2880"/>
+            <w:vAlign w:val="center"/>
+            <w:shd w:val="clear" w:color="auto" w:fill="F7F9FB"/>
+          </w:tcPr>
+          <w:p>
+            <w:pPr>
+              <w:spacing w:before="40" w:after="40"/>
+            </w:pPr>
+            <w:r/>
+            <w:r>
+              <w:rPr>
+                <w:sz w:val="19"/>
+              </w:rPr>
+              <w:t>2026-06</w:t>
+            </w:r>
+          </w:p>
+        </w:tc>
+        <w:tc>
+          <w:tcPr>
+            <w:tcW w:type="dxa" w:w="3168"/>
+            <w:vAlign w:val="center"/>
+            <w:shd w:val="clear" w:color="auto" w:fill="F7F9FB"/>
+          </w:tcPr>
+          <w:p>
+            <w:pPr>
+              <w:spacing w:before="40" w:after="40"/>
+            </w:pPr>
+            <w:r/>
+            <w:r>
+              <w:rPr>
+                <w:sz w:val="19"/>
+              </w:rPr>
+              <w:t>2</w:t>
+            </w:r>
+          </w:p>
+        </w:tc>
+        <w:tc>
+          <w:tcPr>
+            <w:tcW w:type="dxa" w:w="3168"/>
+            <w:vAlign w:val="center"/>
+            <w:shd w:val="clear" w:color="auto" w:fill="F7F9FB"/>
+          </w:tcPr>
+          <w:p>
+            <w:pPr>
+              <w:spacing w:before="40" w:after="40"/>
+            </w:pPr>
+            <w:r/>
+            <w:r>
+              <w:rPr>
+                <w:sz w:val="19"/>
+              </w:rPr>
+              <w:t>$3,455.00</w:t>
+            </w:r>
+          </w:p>
+        </w:tc>
+      </w:tr>
+    </w:tbl>
+    <w:p>
+      <w:pPr>
+        <w:spacing w:after="40" w:before="0"/>
+      </w:pPr>
+    </w:p>
+    <w:p>
+      <w:pPr>
+        <w:pStyle w:val="Heading3"/>
+      </w:pPr>
+      <w:r>
+        <w:t>3.5.4 Parts with low stock</w:t>
+      </w:r>
+    </w:p>
+    <w:p>
+      <w:pPr>
+        <w:spacing w:after="120" w:before="0"/>
+      </w:pPr>
+      <w:r>
+        <w:rPr>
+          <w:b w:val="0"/>
+          <w:i w:val="0"/>
+          <w:color w:val="202A33"/>
+          <w:sz w:val="21"/>
+        </w:rPr>
+        <w:t>Lists only the parts whose stock is equal to or below 10 units, the threshold stated in the section title itself. It shows the Codigo (code), the Pieza (part) and the remaining Stock. It works as a restocking alert: the parts appearing here are the ones to order from the supplier before running out of material.</w:t>
+      </w:r>
+    </w:p>
+    <w:tbl>
+      <w:tblPr>
+        <w:tblStyle w:val="TableGrid"/>
+        <w:tblW w:type="auto" w:w="0"/>
+        <w:tblLayout w:type="fixed"/>
+        <w:tblLook w:firstColumn="1" w:firstRow="1" w:lastColumn="0" w:lastRow="0" w:noHBand="0" w:noVBand="1" w:val="04A0"/>
+      </w:tblPr>
+      <w:tblGrid>
+        <w:gridCol w:w="3120"/>
+        <w:gridCol w:w="3120"/>
+        <w:gridCol w:w="3120"/>
+      </w:tblGrid>
+      <w:tr>
+        <w:tc>
+          <w:tcPr>
+            <w:tcW w:type="dxa" w:w="2160"/>
+            <w:vAlign w:val="center"/>
+            <w:shd w:val="clear" w:color="auto" w:fill="0F2233"/>
+          </w:tcPr>
+          <w:p>
+            <w:pPr>
+              <w:spacing w:before="40" w:after="40"/>
+            </w:pPr>
+            <w:r/>
+            <w:r>
+              <w:rPr>
+                <w:b/>
+                <w:color w:val="FFFFFF"/>
+                <w:sz w:val="19"/>
+              </w:rPr>
+              <w:t>Codigo (Code)</w:t>
+            </w:r>
+          </w:p>
+        </w:tc>
+        <w:tc>
+          <w:tcPr>
+            <w:tcW w:type="dxa" w:w="4896"/>
+            <w:vAlign w:val="center"/>
+            <w:shd w:val="clear" w:color="auto" w:fill="0F2233"/>
+          </w:tcPr>
+          <w:p>
+            <w:pPr>
+              <w:spacing w:before="40" w:after="40"/>
+            </w:pPr>
+            <w:r/>
+            <w:r>
+              <w:rPr>
+                <w:b/>
+                <w:color w:val="FFFFFF"/>
+                <w:sz w:val="19"/>
+              </w:rPr>
+              <w:t>Pieza (Part)</w:t>
+            </w:r>
+          </w:p>
+        </w:tc>
+        <w:tc>
+          <w:tcPr>
+            <w:tcW w:type="dxa" w:w="2160"/>
+            <w:vAlign w:val="center"/>
+            <w:shd w:val="clear" w:color="auto" w:fill="0F2233"/>
+          </w:tcPr>
+          <w:p>
+            <w:pPr>
+              <w:spacing w:before="40" w:after="40"/>
+            </w:pPr>
+            <w:r/>
+            <w:r>
+              <w:rPr>
+                <w:b/>
+                <w:color w:val="FFFFFF"/>
+                <w:sz w:val="19"/>
+              </w:rPr>
+              <w:t>Stock</w:t>
+            </w:r>
+          </w:p>
+        </w:tc>
+      </w:tr>
+      <w:tr>
+        <w:tc>
+          <w:tcPr>
+            <w:tcW w:type="dxa" w:w="2160"/>
+            <w:vAlign w:val="center"/>
+          </w:tcPr>
+          <w:p>
+            <w:pPr>
+              <w:spacing w:before="40" w:after="40"/>
+            </w:pPr>
+            <w:r/>
+            <w:r>
+              <w:rPr>
+                <w:sz w:val="19"/>
+              </w:rPr>
+              <w:t>MOT-750</w:t>
+            </w:r>
+          </w:p>
+        </w:tc>
+        <w:tc>
+          <w:tcPr>
+            <w:tcW w:type="dxa" w:w="4896"/>
+            <w:vAlign w:val="center"/>
+          </w:tcPr>
+          <w:p>
+            <w:pPr>
+              <w:spacing w:before="40" w:after="40"/>
+            </w:pPr>
+            <w:r/>
+            <w:r>
+              <w:rPr>
+                <w:sz w:val="19"/>
+              </w:rPr>
+              <w:t>Motor 7.5 HP (7.5 HP motor)</w:t>
+            </w:r>
+          </w:p>
+        </w:tc>
+        <w:tc>
+          <w:tcPr>
+            <w:tcW w:type="dxa" w:w="2160"/>
+            <w:vAlign w:val="center"/>
+          </w:tcPr>
+          <w:p>
+            <w:pPr>
+              <w:spacing w:before="40" w:after="40"/>
+            </w:pPr>
+            <w:r/>
+            <w:r>
+              <w:rPr>
+                <w:sz w:val="19"/>
+              </w:rPr>
+              <w:t>1</w:t>
+            </w:r>
+          </w:p>
+        </w:tc>
+      </w:tr>
+      <w:tr>
+        <w:tc>
+          <w:tcPr>
+            <w:tcW w:type="dxa" w:w="2160"/>
+            <w:vAlign w:val="center"/>
+            <w:shd w:val="clear" w:color="auto" w:fill="F7F9FB"/>
+          </w:tcPr>
+          <w:p>
+            <w:pPr>
+              <w:spacing w:before="40" w:after="40"/>
+            </w:pPr>
+            <w:r/>
+            <w:r>
+              <w:rPr>
+                <w:sz w:val="19"/>
+              </w:rPr>
+              <w:t>BOM-SUM5</w:t>
+            </w:r>
+          </w:p>
+        </w:tc>
+        <w:tc>
+          <w:tcPr>
+            <w:tcW w:type="dxa" w:w="4896"/>
+            <w:vAlign w:val="center"/>
+            <w:shd w:val="clear" w:color="auto" w:fill="F7F9FB"/>
+          </w:tcPr>
+          <w:p>
+            <w:pPr>
+              <w:spacing w:before="40" w:after="40"/>
+            </w:pPr>
+            <w:r/>
+            <w:r>
+              <w:rPr>
+                <w:sz w:val="19"/>
+              </w:rPr>
+              <w:t>Bomba sumergible 5 HP (5 HP submersible pump)</w:t>
+            </w:r>
+          </w:p>
+        </w:tc>
+        <w:tc>
+          <w:tcPr>
+            <w:tcW w:type="dxa" w:w="2160"/>
+            <w:vAlign w:val="center"/>
+            <w:shd w:val="clear" w:color="auto" w:fill="F7F9FB"/>
+          </w:tcPr>
+          <w:p>
+            <w:pPr>
+              <w:spacing w:before="40" w:after="40"/>
+            </w:pPr>
+            <w:r/>
+            <w:r>
+              <w:rPr>
+                <w:sz w:val="19"/>
+              </w:rPr>
+              <w:t>1</w:t>
+            </w:r>
+          </w:p>
+        </w:tc>
+      </w:tr>
+    </w:tbl>
+    <w:p>
+      <w:pPr>
+        <w:spacing w:after="40" w:before="0"/>
+      </w:pPr>
+    </w:p>
+    <w:p>
+      <w:pPr>
+        <w:pStyle w:val="Heading3"/>
+      </w:pPr>
+      <w:r>
+        <w:t>3.5.5 Refresh</w:t>
+      </w:r>
+    </w:p>
+    <w:p>
+      <w:pPr>
+        <w:spacing w:after="120" w:before="0"/>
+      </w:pPr>
+      <w:r>
+        <w:rPr>
+          <w:b w:val="0"/>
+          <w:i w:val="0"/>
+          <w:color w:val="202A33"/>
+          <w:sz w:val="21"/>
+        </w:rPr>
+        <w:t>The Actualizar (Refresh) button in the top right corner recalculates every indicator and table on the screen. It is worth clicking after recording sales or modifying the inventory in order to see current figures.</w:t>
+      </w:r>
+    </w:p>
+    <w:p>
+      <w:r>
+        <w:br w:type="page"/>
+      </w:r>
+    </w:p>
+    <w:p>
+      <w:pPr>
+        <w:pStyle w:val="Heading1"/>
+      </w:pPr>
+      <w:r>
+        <w:t>4. Complete workflow</w:t>
+      </w:r>
+    </w:p>
+    <w:p>
+      <w:pPr>
+        <w:spacing w:after="120" w:before="0"/>
+      </w:pPr>
+      <w:r>
+        <w:rPr>
+          <w:b w:val="0"/>
+          <w:i w:val="0"/>
+          <w:color w:val="202A33"/>
+          <w:sz w:val="21"/>
+        </w:rPr>
+        <w:t>The screens described come together in a single journey, from the moment the client reports the fault until the service is closed and reflected in the reports:</w:t>
+      </w:r>
+    </w:p>
+    <w:tbl>
+      <w:tblPr>
+        <w:tblStyle w:val="TableGrid"/>
+        <w:tblW w:type="auto" w:w="0"/>
+        <w:tblLayout w:type="fixed"/>
+        <w:tblLook w:firstColumn="1" w:firstRow="1" w:lastColumn="0" w:lastRow="0" w:noHBand="0" w:noVBand="1" w:val="04A0"/>
+      </w:tblPr>
+      <w:tblGrid>
+        <w:gridCol w:w="3120"/>
+        <w:gridCol w:w="3120"/>
+        <w:gridCol w:w="3120"/>
+      </w:tblGrid>
+      <w:tr>
+        <w:tc>
+          <w:tcPr>
+            <w:tcW w:type="dxa" w:w="792"/>
+            <w:vAlign w:val="center"/>
+            <w:shd w:val="clear" w:color="auto" w:fill="0F2233"/>
+          </w:tcPr>
+          <w:p>
+            <w:pPr>
+              <w:spacing w:before="40" w:after="40"/>
+            </w:pPr>
+            <w:r/>
+            <w:r>
+              <w:rPr>
+                <w:b/>
+                <w:color w:val="FFFFFF"/>
+                <w:sz w:val="19"/>
+              </w:rPr>
+              <w:t>Step</w:t>
+            </w:r>
+          </w:p>
+        </w:tc>
+        <w:tc>
+          <w:tcPr>
+            <w:tcW w:type="dxa" w:w="2664"/>
+            <w:vAlign w:val="center"/>
+            <w:shd w:val="clear" w:color="auto" w:fill="0F2233"/>
+          </w:tcPr>
+          <w:p>
+            <w:pPr>
+              <w:spacing w:before="40" w:after="40"/>
+            </w:pPr>
+            <w:r/>
+            <w:r>
+              <w:rPr>
+                <w:b/>
+                <w:color w:val="FFFFFF"/>
+                <w:sz w:val="19"/>
+              </w:rPr>
+              <w:t>Screen</w:t>
+            </w:r>
+          </w:p>
+        </w:tc>
+        <w:tc>
+          <w:tcPr>
+            <w:tcW w:type="dxa" w:w="5760"/>
+            <w:vAlign w:val="center"/>
+            <w:shd w:val="clear" w:color="auto" w:fill="0F2233"/>
+          </w:tcPr>
+          <w:p>
+            <w:pPr>
+              <w:spacing w:before="40" w:after="40"/>
+            </w:pPr>
+            <w:r/>
+            <w:r>
+              <w:rPr>
+                <w:b/>
+                <w:color w:val="FFFFFF"/>
+                <w:sz w:val="19"/>
+              </w:rPr>
+              <w:t>What happens</w:t>
+            </w:r>
+          </w:p>
+        </w:tc>
+      </w:tr>
+      <w:tr>
+        <w:tc>
+          <w:tcPr>
+            <w:tcW w:type="dxa" w:w="792"/>
+            <w:vAlign w:val="center"/>
+          </w:tcPr>
+          <w:p>
+            <w:pPr>
+              <w:spacing w:before="40" w:after="40"/>
+            </w:pPr>
+            <w:r/>
+            <w:r>
+              <w:rPr>
+                <w:sz w:val="19"/>
+              </w:rPr>
+              <w:t>1</w:t>
+            </w:r>
+          </w:p>
+        </w:tc>
+        <w:tc>
+          <w:tcPr>
+            <w:tcW w:type="dxa" w:w="2664"/>
+            <w:vAlign w:val="center"/>
+          </w:tcPr>
+          <w:p>
+            <w:pPr>
+              <w:spacing w:before="40" w:after="40"/>
+            </w:pPr>
+            <w:r/>
+            <w:r>
+              <w:rPr>
+                <w:sz w:val="19"/>
+              </w:rPr>
+              <w:t>Client / Solicitar servicio</w:t>
+            </w:r>
+          </w:p>
+        </w:tc>
+        <w:tc>
+          <w:tcPr>
+            <w:tcW w:type="dxa" w:w="5760"/>
+            <w:vAlign w:val="center"/>
+          </w:tcPr>
+          <w:p>
+            <w:pPr>
+              <w:spacing w:before="40" w:after="40"/>
+            </w:pPr>
+            <w:r/>
+            <w:r>
+              <w:rPr>
+                <w:sz w:val="19"/>
+              </w:rPr>
+              <w:t>The client enters name, phone, address and reason, and submits the request. They receive their order number.</w:t>
+            </w:r>
+          </w:p>
+        </w:tc>
+      </w:tr>
+      <w:tr>
+        <w:tc>
+          <w:tcPr>
+            <w:tcW w:type="dxa" w:w="792"/>
+            <w:vAlign w:val="center"/>
+            <w:shd w:val="clear" w:color="auto" w:fill="F7F9FB"/>
+          </w:tcPr>
+          <w:p>
+            <w:pPr>
+              <w:spacing w:before="40" w:after="40"/>
+            </w:pPr>
+            <w:r/>
+            <w:r>
+              <w:rPr>
+                <w:sz w:val="19"/>
+              </w:rPr>
+              <w:t>2</w:t>
+            </w:r>
+          </w:p>
+        </w:tc>
+        <w:tc>
+          <w:tcPr>
+            <w:tcW w:type="dxa" w:w="2664"/>
+            <w:vAlign w:val="center"/>
+            <w:shd w:val="clear" w:color="auto" w:fill="F7F9FB"/>
+          </w:tcPr>
+          <w:p>
+            <w:pPr>
+              <w:spacing w:before="40" w:after="40"/>
+            </w:pPr>
+            <w:r/>
+            <w:r>
+              <w:rPr>
+                <w:sz w:val="19"/>
+              </w:rPr>
+              <w:t>Administrator / Inicio</w:t>
+            </w:r>
+          </w:p>
+        </w:tc>
+        <w:tc>
+          <w:tcPr>
+            <w:tcW w:type="dxa" w:w="5760"/>
+            <w:vAlign w:val="center"/>
+            <w:shd w:val="clear" w:color="auto" w:fill="F7F9FB"/>
+          </w:tcPr>
+          <w:p>
+            <w:pPr>
+              <w:spacing w:before="40" w:after="40"/>
+            </w:pPr>
+            <w:r/>
+            <w:r>
+              <w:rPr>
+                <w:sz w:val="19"/>
+              </w:rPr>
+              <w:t>The request appears as PENDIENTE under Proximos servicios and adds to the pending counter.</w:t>
+            </w:r>
+          </w:p>
+        </w:tc>
+      </w:tr>
+      <w:tr>
+        <w:tc>
+          <w:tcPr>
+            <w:tcW w:type="dxa" w:w="792"/>
+            <w:vAlign w:val="center"/>
+          </w:tcPr>
+          <w:p>
+            <w:pPr>
+              <w:spacing w:before="40" w:after="40"/>
+            </w:pPr>
+            <w:r/>
+            <w:r>
+              <w:rPr>
+                <w:sz w:val="19"/>
+              </w:rPr>
+              <w:t>3</w:t>
+            </w:r>
+          </w:p>
+        </w:tc>
+        <w:tc>
+          <w:tcPr>
+            <w:tcW w:type="dxa" w:w="2664"/>
+            <w:vAlign w:val="center"/>
+          </w:tcPr>
+          <w:p>
+            <w:pPr>
+              <w:spacing w:before="40" w:after="40"/>
+            </w:pPr>
+            <w:r/>
+            <w:r>
+              <w:rPr>
+                <w:sz w:val="19"/>
+              </w:rPr>
+              <w:t>Administrator / Clientes</w:t>
+            </w:r>
+          </w:p>
+        </w:tc>
+        <w:tc>
+          <w:tcPr>
+            <w:tcW w:type="dxa" w:w="5760"/>
+            <w:vAlign w:val="center"/>
+          </w:tcPr>
+          <w:p>
+            <w:pPr>
+              <w:spacing w:before="40" w:after="40"/>
+            </w:pPr>
+            <w:r/>
+            <w:r>
+              <w:rPr>
+                <w:sz w:val="19"/>
+              </w:rPr>
+              <w:t>The administrator opens the detail with a double click, reviews the reason for the service and generates the quote with Cotizar.</w:t>
+            </w:r>
+          </w:p>
+        </w:tc>
+      </w:tr>
+      <w:tr>
+        <w:tc>
+          <w:tcPr>
+            <w:tcW w:type="dxa" w:w="792"/>
+            <w:vAlign w:val="center"/>
+            <w:shd w:val="clear" w:color="auto" w:fill="F7F9FB"/>
+          </w:tcPr>
+          <w:p>
+            <w:pPr>
+              <w:spacing w:before="40" w:after="40"/>
+            </w:pPr>
+            <w:r/>
+            <w:r>
+              <w:rPr>
+                <w:sz w:val="19"/>
+              </w:rPr>
+              <w:t>4</w:t>
+            </w:r>
+          </w:p>
+        </w:tc>
+        <w:tc>
+          <w:tcPr>
+            <w:tcW w:type="dxa" w:w="2664"/>
+            <w:vAlign w:val="center"/>
+            <w:shd w:val="clear" w:color="auto" w:fill="F7F9FB"/>
+          </w:tcPr>
+          <w:p>
+            <w:pPr>
+              <w:spacing w:before="40" w:after="40"/>
+            </w:pPr>
+            <w:r/>
+            <w:r>
+              <w:rPr>
+                <w:sz w:val="19"/>
+              </w:rPr>
+              <w:t>Administrator / Inventario</w:t>
+            </w:r>
+          </w:p>
+        </w:tc>
+        <w:tc>
+          <w:tcPr>
+            <w:tcW w:type="dxa" w:w="5760"/>
+            <w:vAlign w:val="center"/>
+            <w:shd w:val="clear" w:color="auto" w:fill="F7F9FB"/>
+          </w:tcPr>
+          <w:p>
+            <w:pPr>
+              <w:spacing w:before="40" w:after="40"/>
+            </w:pPr>
+            <w:r/>
+            <w:r>
+              <w:rPr>
+                <w:sz w:val="19"/>
+              </w:rPr>
+              <w:t>Prices and stock of the required parts are checked and stock is adjusted with Editar.</w:t>
+            </w:r>
+          </w:p>
+        </w:tc>
+      </w:tr>
+      <w:tr>
+        <w:tc>
+          <w:tcPr>
+            <w:tcW w:type="dxa" w:w="792"/>
+            <w:vAlign w:val="center"/>
+          </w:tcPr>
+          <w:p>
+            <w:pPr>
+              <w:spacing w:before="40" w:after="40"/>
+            </w:pPr>
+            <w:r/>
+            <w:r>
+              <w:rPr>
+                <w:sz w:val="19"/>
+              </w:rPr>
+              <w:t>5</w:t>
+            </w:r>
+          </w:p>
+        </w:tc>
+        <w:tc>
+          <w:tcPr>
+            <w:tcW w:type="dxa" w:w="2664"/>
+            <w:vAlign w:val="center"/>
+          </w:tcPr>
+          <w:p>
+            <w:pPr>
+              <w:spacing w:before="40" w:after="40"/>
+            </w:pPr>
+            <w:r/>
+            <w:r>
+              <w:rPr>
+                <w:sz w:val="19"/>
+              </w:rPr>
+              <w:t>Administrator / Clientes</w:t>
+            </w:r>
+          </w:p>
+        </w:tc>
+        <w:tc>
+          <w:tcPr>
+            <w:tcW w:type="dxa" w:w="5760"/>
+            <w:vAlign w:val="center"/>
+          </w:tcPr>
+          <w:p>
+            <w:pPr>
+              <w:spacing w:before="40" w:after="40"/>
+            </w:pPr>
+            <w:r/>
+            <w:r>
+              <w:rPr>
+                <w:sz w:val="19"/>
+              </w:rPr>
+              <w:t>With Cambiar estado the request moves to EN PROCESO while the work is carried out, and to ATENDIDA on completion. With Imprimir ticket the receipt is handed over.</w:t>
+            </w:r>
+          </w:p>
+        </w:tc>
+      </w:tr>
+      <w:tr>
+        <w:tc>
+          <w:tcPr>
+            <w:tcW w:type="dxa" w:w="792"/>
+            <w:vAlign w:val="center"/>
+            <w:shd w:val="clear" w:color="auto" w:fill="F7F9FB"/>
+          </w:tcPr>
+          <w:p>
+            <w:pPr>
+              <w:spacing w:before="40" w:after="40"/>
+            </w:pPr>
+            <w:r/>
+            <w:r>
+              <w:rPr>
+                <w:sz w:val="19"/>
+              </w:rPr>
+              <w:t>6</w:t>
+            </w:r>
+          </w:p>
+        </w:tc>
+        <w:tc>
+          <w:tcPr>
+            <w:tcW w:type="dxa" w:w="2664"/>
+            <w:vAlign w:val="center"/>
+            <w:shd w:val="clear" w:color="auto" w:fill="F7F9FB"/>
+          </w:tcPr>
+          <w:p>
+            <w:pPr>
+              <w:spacing w:before="40" w:after="40"/>
+            </w:pPr>
+            <w:r/>
+            <w:r>
+              <w:rPr>
+                <w:sz w:val="19"/>
+              </w:rPr>
+              <w:t>Administrator / Reportes</w:t>
+            </w:r>
+          </w:p>
+        </w:tc>
+        <w:tc>
+          <w:tcPr>
+            <w:tcW w:type="dxa" w:w="5760"/>
+            <w:vAlign w:val="center"/>
+            <w:shd w:val="clear" w:color="auto" w:fill="F7F9FB"/>
+          </w:tcPr>
+          <w:p>
+            <w:pPr>
+              <w:spacing w:before="40" w:after="40"/>
+            </w:pPr>
+            <w:r/>
+            <w:r>
+              <w:rPr>
+                <w:sz w:val="19"/>
+              </w:rPr>
+              <w:t>The transaction is incorporated into the sales indicators, the best-selling parts and the low stock alerts.</w:t>
+            </w:r>
+          </w:p>
+        </w:tc>
+      </w:tr>
+    </w:tbl>
+    <w:p>
+      <w:pPr>
+        <w:spacing w:after="40" w:before="0"/>
+      </w:pPr>
+    </w:p>
+    <w:p>
+      <w:pPr>
+        <w:pStyle w:val="Heading1"/>
+      </w:pPr>
+      <w:r>
+        <w:t>5. Glossary</w:t>
+      </w:r>
+    </w:p>
+    <w:tbl>
+      <w:tblPr>
+        <w:tblStyle w:val="TableGrid"/>
+        <w:tblW w:type="auto" w:w="0"/>
+        <w:tblLayout w:type="fixed"/>
+        <w:tblLook w:firstColumn="1" w:firstRow="1" w:lastColumn="0" w:lastRow="0" w:noHBand="0" w:noVBand="1" w:val="04A0"/>
+      </w:tblPr>
+      <w:tblGrid>
+        <w:gridCol w:w="4680"/>
+        <w:gridCol w:w="4680"/>
+      </w:tblGrid>
+      <w:tr>
+        <w:tc>
+          <w:tcPr>
+            <w:tcW w:type="dxa" w:w="2304"/>
+            <w:vAlign w:val="center"/>
+            <w:shd w:val="clear" w:color="auto" w:fill="0F2233"/>
+          </w:tcPr>
+          <w:p>
+            <w:pPr>
+              <w:spacing w:before="40" w:after="40"/>
+            </w:pPr>
+            <w:r/>
+            <w:r>
+              <w:rPr>
+                <w:b/>
+                <w:color w:val="FFFFFF"/>
+                <w:sz w:val="19"/>
+              </w:rPr>
+              <w:t>Term</w:t>
+            </w:r>
+          </w:p>
+        </w:tc>
+        <w:tc>
+          <w:tcPr>
+            <w:tcW w:type="dxa" w:w="6912"/>
+            <w:vAlign w:val="center"/>
+            <w:shd w:val="clear" w:color="auto" w:fill="0F2233"/>
+          </w:tcPr>
+          <w:p>
+            <w:pPr>
+              <w:spacing w:before="40" w:after="40"/>
+            </w:pPr>
+            <w:r/>
+            <w:r>
+              <w:rPr>
+                <w:b/>
+                <w:color w:val="FFFFFF"/>
+                <w:sz w:val="19"/>
+              </w:rPr>
+              <w:t>Definition</w:t>
+            </w:r>
+          </w:p>
+        </w:tc>
+      </w:tr>
+      <w:tr>
+        <w:tc>
+          <w:tcPr>
+            <w:tcW w:type="dxa" w:w="2304"/>
+            <w:vAlign w:val="center"/>
+          </w:tcPr>
+          <w:p>
+            <w:pPr>
+              <w:spacing w:before="40" w:after="40"/>
+            </w:pPr>
+            <w:r/>
+            <w:r>
+              <w:rPr>
+                <w:sz w:val="19"/>
+              </w:rPr>
+              <w:t>Solicitud de servicio (service request)</w:t>
+            </w:r>
+          </w:p>
+        </w:tc>
+        <w:tc>
+          <w:tcPr>
+            <w:tcW w:type="dxa" w:w="6912"/>
+            <w:vAlign w:val="center"/>
+          </w:tcPr>
+          <w:p>
+            <w:pPr>
+              <w:spacing w:before="40" w:after="40"/>
+            </w:pPr>
+            <w:r/>
+            <w:r>
+              <w:rPr>
+                <w:sz w:val="19"/>
+              </w:rPr>
+              <w:t>A request logged by a client for the workshop to inspect or repair a water pump.</w:t>
+            </w:r>
+          </w:p>
+        </w:tc>
+      </w:tr>
+      <w:tr>
+        <w:tc>
+          <w:tcPr>
+            <w:tcW w:type="dxa" w:w="2304"/>
+            <w:vAlign w:val="center"/>
+            <w:shd w:val="clear" w:color="auto" w:fill="F7F9FB"/>
+          </w:tcPr>
+          <w:p>
+            <w:pPr>
+              <w:spacing w:before="40" w:after="40"/>
+            </w:pPr>
+            <w:r/>
+            <w:r>
+              <w:rPr>
+                <w:sz w:val="19"/>
+              </w:rPr>
+              <w:t>Numero de pedido (order number)</w:t>
+            </w:r>
+          </w:p>
+        </w:tc>
+        <w:tc>
+          <w:tcPr>
+            <w:tcW w:type="dxa" w:w="6912"/>
+            <w:vAlign w:val="center"/>
+            <w:shd w:val="clear" w:color="auto" w:fill="F7F9FB"/>
+          </w:tcPr>
+          <w:p>
+            <w:pPr>
+              <w:spacing w:before="40" w:after="40"/>
+            </w:pPr>
+            <w:r/>
+            <w:r>
+              <w:rPr>
+                <w:sz w:val="19"/>
+              </w:rPr>
+              <w:t>Sequential identifier the system assigns to each request on submission. It corresponds to the ID column.</w:t>
+            </w:r>
+          </w:p>
+        </w:tc>
+      </w:tr>
+      <w:tr>
+        <w:tc>
+          <w:tcPr>
+            <w:tcW w:type="dxa" w:w="2304"/>
+            <w:vAlign w:val="center"/>
+          </w:tcPr>
+          <w:p>
+            <w:pPr>
+              <w:spacing w:before="40" w:after="40"/>
+            </w:pPr>
+            <w:r/>
+            <w:r>
+              <w:rPr>
+                <w:sz w:val="19"/>
+              </w:rPr>
+              <w:t>Estado (status)</w:t>
+            </w:r>
+          </w:p>
+        </w:tc>
+        <w:tc>
+          <w:tcPr>
+            <w:tcW w:type="dxa" w:w="6912"/>
+            <w:vAlign w:val="center"/>
+          </w:tcPr>
+          <w:p>
+            <w:pPr>
+              <w:spacing w:before="40" w:after="40"/>
+            </w:pPr>
+            <w:r/>
+            <w:r>
+              <w:rPr>
+                <w:sz w:val="19"/>
+              </w:rPr>
+              <w:t>Progress stage of a request: PENDIENTE, EN PROCESO or ATENDIDA.</w:t>
+            </w:r>
+          </w:p>
+        </w:tc>
+      </w:tr>
+      <w:tr>
+        <w:tc>
+          <w:tcPr>
+            <w:tcW w:type="dxa" w:w="2304"/>
+            <w:vAlign w:val="center"/>
+            <w:shd w:val="clear" w:color="auto" w:fill="F7F9FB"/>
+          </w:tcPr>
+          <w:p>
+            <w:pPr>
+              <w:spacing w:before="40" w:after="40"/>
+            </w:pPr>
+            <w:r/>
+            <w:r>
+              <w:rPr>
+                <w:sz w:val="19"/>
+              </w:rPr>
+              <w:t>Codigo de pieza (part code)</w:t>
+            </w:r>
+          </w:p>
+        </w:tc>
+        <w:tc>
+          <w:tcPr>
+            <w:tcW w:type="dxa" w:w="6912"/>
+            <w:vAlign w:val="center"/>
+            <w:shd w:val="clear" w:color="auto" w:fill="F7F9FB"/>
+          </w:tcPr>
+          <w:p>
+            <w:pPr>
+              <w:spacing w:before="40" w:after="40"/>
+            </w:pPr>
+            <w:r/>
+            <w:r>
+              <w:rPr>
+                <w:sz w:val="19"/>
+              </w:rPr>
+              <w:t>Short, unique key identifying a spare part in the inventory, such as BOM-100.</w:t>
+            </w:r>
+          </w:p>
+        </w:tc>
+      </w:tr>
+      <w:tr>
+        <w:tc>
+          <w:tcPr>
+            <w:tcW w:type="dxa" w:w="2304"/>
+            <w:vAlign w:val="center"/>
+          </w:tcPr>
+          <w:p>
+            <w:pPr>
+              <w:spacing w:before="40" w:after="40"/>
+            </w:pPr>
+            <w:r/>
+            <w:r>
+              <w:rPr>
+                <w:sz w:val="19"/>
+              </w:rPr>
+              <w:t>Stock</w:t>
+            </w:r>
+          </w:p>
+        </w:tc>
+        <w:tc>
+          <w:tcPr>
+            <w:tcW w:type="dxa" w:w="6912"/>
+            <w:vAlign w:val="center"/>
+          </w:tcPr>
+          <w:p>
+            <w:pPr>
+              <w:spacing w:before="40" w:after="40"/>
+            </w:pPr>
+            <w:r/>
+            <w:r>
+              <w:rPr>
+                <w:sz w:val="19"/>
+              </w:rPr>
+              <w:t>Number of units of a part available in the warehouse.</w:t>
+            </w:r>
+          </w:p>
+        </w:tc>
+      </w:tr>
+      <w:tr>
+        <w:tc>
+          <w:tcPr>
+            <w:tcW w:type="dxa" w:w="2304"/>
+            <w:vAlign w:val="center"/>
+            <w:shd w:val="clear" w:color="auto" w:fill="F7F9FB"/>
+          </w:tcPr>
+          <w:p>
+            <w:pPr>
+              <w:spacing w:before="40" w:after="40"/>
+            </w:pPr>
+            <w:r/>
+            <w:r>
+              <w:rPr>
+                <w:sz w:val="19"/>
+              </w:rPr>
+              <w:t>Stock bajo (low stock)</w:t>
+            </w:r>
+          </w:p>
+        </w:tc>
+        <w:tc>
+          <w:tcPr>
+            <w:tcW w:type="dxa" w:w="6912"/>
+            <w:vAlign w:val="center"/>
+            <w:shd w:val="clear" w:color="auto" w:fill="F7F9FB"/>
+          </w:tcPr>
+          <w:p>
+            <w:pPr>
+              <w:spacing w:before="40" w:after="40"/>
+            </w:pPr>
+            <w:r/>
+            <w:r>
+              <w:rPr>
+                <w:sz w:val="19"/>
+              </w:rPr>
+              <w:t>Condition of a part whose stock is less than or equal to 10 units; the system reports it as a restocking alert.</w:t>
+            </w:r>
+          </w:p>
+        </w:tc>
+      </w:tr>
+      <w:tr>
+        <w:tc>
+          <w:tcPr>
+            <w:tcW w:type="dxa" w:w="2304"/>
+            <w:vAlign w:val="center"/>
+          </w:tcPr>
+          <w:p>
+            <w:pPr>
+              <w:spacing w:before="40" w:after="40"/>
+            </w:pPr>
+            <w:r/>
+            <w:r>
+              <w:rPr>
+                <w:sz w:val="19"/>
+              </w:rPr>
+              <w:t>Cotizacion (quote)</w:t>
+            </w:r>
+          </w:p>
+        </w:tc>
+        <w:tc>
+          <w:tcPr>
+            <w:tcW w:type="dxa" w:w="6912"/>
+            <w:vAlign w:val="center"/>
+          </w:tcPr>
+          <w:p>
+            <w:pPr>
+              <w:spacing w:before="40" w:after="40"/>
+            </w:pPr>
+            <w:r/>
+            <w:r>
+              <w:rPr>
+                <w:sz w:val="19"/>
+              </w:rPr>
+              <w:t>Document estimating the cost of a service based on the parts and their catalog price.</w:t>
+            </w:r>
+          </w:p>
+        </w:tc>
+      </w:tr>
+      <w:tr>
+        <w:tc>
+          <w:tcPr>
+            <w:tcW w:type="dxa" w:w="2304"/>
+            <w:vAlign w:val="center"/>
+            <w:shd w:val="clear" w:color="auto" w:fill="F7F9FB"/>
+          </w:tcPr>
+          <w:p>
+            <w:pPr>
+              <w:spacing w:before="40" w:after="40"/>
+            </w:pPr>
+            <w:r/>
+            <w:r>
+              <w:rPr>
+                <w:sz w:val="19"/>
+              </w:rPr>
+              <w:t>Ticket (receipt)</w:t>
+            </w:r>
+          </w:p>
+        </w:tc>
+        <w:tc>
+          <w:tcPr>
+            <w:tcW w:type="dxa" w:w="6912"/>
+            <w:vAlign w:val="center"/>
+            <w:shd w:val="clear" w:color="auto" w:fill="F7F9FB"/>
+          </w:tcPr>
+          <w:p>
+            <w:pPr>
+              <w:spacing w:before="40" w:after="40"/>
+            </w:pPr>
+            <w:r/>
+            <w:r>
+              <w:rPr>
+                <w:sz w:val="19"/>
+              </w:rPr>
+              <w:t>Printed proof of the service performed and the items charged.</w:t>
+            </w:r>
+          </w:p>
+        </w:tc>
+      </w:tr>
+    </w:tbl>
+    <w:p>
+      <w:pPr>
+        <w:spacing w:after="40" w:before="0"/>
+      </w:pPr>
+      <w:bookmarkEnd w:id="102"/>
+    </w:p>
     <w:sectPr>
       <w:headerReference w:type="default" r:id="rId9"/>
       <w:footerReference w:type="default" r:id="rId10"/>
@@ -6421,6 +12831,38 @@
       <w:instrText xml:space="preserve">SECTIONPAGES</w:instrText>
       <w:fldChar w:fldCharType="end"/>
     </w:r>
+    <w:r>
+      <w:rPr>
+        <w:color w:val="5A6A78"/>
+        <w:sz w:val="18"/>
+      </w:rPr>
+      <w:t xml:space="preserve">        ·        Page </w:t>
+    </w:r>
+    <w:r>
+      <w:rPr>
+        <w:color w:val="5A6A78"/>
+        <w:sz w:val="18"/>
+      </w:rPr>
+      <w:fldChar w:fldCharType="begin"/>
+      <w:instrText xml:space="preserve">PAGE</w:instrText>
+      <w:fldChar w:fldCharType="end"/>
+    </w:r>
+    <w:r>
+      <w:rPr>
+        <w:color w:val="5A6A78"/>
+        <w:sz w:val="18"/>
+      </w:rPr>
+      <w:t xml:space="preserve"> of </w:t>
+    </w:r>
+    <w:r>
+      <w:rPr>
+        <w:color w:val="5A6A78"/>
+        <w:sz w:val="18"/>
+      </w:rPr>
+      <w:fldChar w:fldCharType="begin"/>
+      <w:instrText xml:space="preserve">SECTIONPAGES</w:instrText>
+      <w:fldChar w:fldCharType="end"/>
+    </w:r>
   </w:p>
 </w:ftr>
 </file>
@@ -6448,7 +12890,7 @@
         <w:color w:val="5A6A78"/>
         <w:sz w:val="18"/>
       </w:rPr>
-      <w:t xml:space="preserve">  |  Manual de Usuario</w:t>
+      <w:t xml:space="preserve">  |  Manual de Usuario  ·  User Manual</w:t>
     </w:r>
   </w:p>
 </w:hdr>
